--- a/Fase 2/Evidencias Proyecto/Evidencias de documentación/Gestión/Resolución de conflictos.docx
+++ b/Fase 2/Evidencias Proyecto/Evidencias de documentación/Gestión/Resolución de conflictos.docx
@@ -1,133 +1,87 @@
 
 <file path=word/document.xml><?xml version="1.0" encoding="utf-8"?>
-<w:document xmlns:mc="http://schemas.openxmlformats.org/markup-compatibility/2006" xmlns:o="urn:schemas-microsoft-com:office:office" xmlns:r="http://schemas.openxmlformats.org/officeDocument/2006/relationships" xmlns:m="http://schemas.openxmlformats.org/officeDocument/2006/math" xmlns:v="urn:schemas-microsoft-com:vml" xmlns:wp="http://schemas.openxmlformats.org/drawingml/2006/wordprocessingDrawing" xmlns:w10="urn:schemas-microsoft-com:office:word" xmlns:w="http://schemas.openxmlformats.org/wordprocessingml/2006/main" xmlns:wne="http://schemas.microsoft.com/office/word/2006/wordml" xmlns:sl="http://schemas.openxmlformats.org/schemaLibrary/2006/main" xmlns:a="http://schemas.openxmlformats.org/drawingml/2006/main" xmlns:pic="http://schemas.openxmlformats.org/drawingml/2006/picture" xmlns:c="http://schemas.openxmlformats.org/drawingml/2006/chart" xmlns:lc="http://schemas.openxmlformats.org/drawingml/2006/lockedCanvas" xmlns:dgm="http://schemas.openxmlformats.org/drawingml/2006/diagram" xmlns:wps="http://schemas.microsoft.com/office/word/2010/wordprocessingShape" xmlns:wpg="http://schemas.microsoft.com/office/word/2010/wordprocessingGroup" xmlns:w14="http://schemas.microsoft.com/office/word/2010/wordml" xmlns:w15="http://schemas.microsoft.com/office/word/2012/wordml" xmlns:w16="http://schemas.microsoft.com/office/word/2018/wordml" xmlns:w16cex="http://schemas.microsoft.com/office/word/2018/wordml/cex" xmlns:w16cid="http://schemas.microsoft.com/office/word/2016/wordml/cid" xmlns="http://schemas.microsoft.com/office/tasks/2019/documenttasks" xmlns:cr="http://schemas.microsoft.com/office/comments/2020/reactions">
+<w:document xmlns:wpc="http://schemas.microsoft.com/office/word/2010/wordprocessingCanvas" xmlns:cx="http://schemas.microsoft.com/office/drawing/2014/chartex" xmlns:cx1="http://schemas.microsoft.com/office/drawing/2015/9/8/chartex" xmlns:cx2="http://schemas.microsoft.com/office/drawing/2015/10/21/chartex" xmlns:cx3="http://schemas.microsoft.com/office/drawing/2016/5/9/chartex" xmlns:cx4="http://schemas.microsoft.com/office/drawing/2016/5/10/chartex" xmlns:cx5="http://schemas.microsoft.com/office/drawing/2016/5/11/chartex" xmlns:cx6="http://schemas.microsoft.com/office/drawing/2016/5/12/chartex" xmlns:cx7="http://schemas.microsoft.com/office/drawing/2016/5/13/chartex" xmlns:cx8="http://schemas.microsoft.com/office/drawing/2016/5/14/chartex" xmlns:mc="http://schemas.openxmlformats.org/markup-compatibility/2006" xmlns:aink="http://schemas.microsoft.com/office/drawing/2016/ink" xmlns:am3d="http://schemas.microsoft.com/office/drawing/2017/model3d" xmlns:o="urn:schemas-microsoft-com:office:office" xmlns:oel="http://schemas.microsoft.com/office/2019/extlst" xmlns:r="http://schemas.openxmlformats.org/officeDocument/2006/relationships" xmlns:m="http://schemas.openxmlformats.org/officeDocument/2006/math" xmlns:v="urn:schemas-microsoft-com:vml" xmlns:wp14="http://schemas.microsoft.com/office/word/2010/wordprocessingDrawing" xmlns:wp="http://schemas.openxmlformats.org/drawingml/2006/wordprocessingDrawing" xmlns:w10="urn:schemas-microsoft-com:office:word" xmlns:w="http://schemas.openxmlformats.org/wordprocessingml/2006/main" xmlns:w14="http://schemas.microsoft.com/office/word/2010/wordml" xmlns:w15="http://schemas.microsoft.com/office/word/2012/wordml" xmlns:w16cex="http://schemas.microsoft.com/office/word/2018/wordml/cex" xmlns:w16cid="http://schemas.microsoft.com/office/word/2016/wordml/cid" xmlns:w16="http://schemas.microsoft.com/office/word/2018/wordml" xmlns:w16du="http://schemas.microsoft.com/office/word/2023/wordml/word16du" xmlns:w16sdtdh="http://schemas.microsoft.com/office/word/2020/wordml/sdtdatahash" xmlns:w16sdtfl="http://schemas.microsoft.com/office/word/2024/wordml/sdtformatlock" xmlns:w16se="http://schemas.microsoft.com/office/word/2015/wordml/symex" xmlns:wpg="http://schemas.microsoft.com/office/word/2010/wordprocessingGroup" xmlns:wpi="http://schemas.microsoft.com/office/word/2010/wordprocessingInk" xmlns:wne="http://schemas.microsoft.com/office/word/2006/wordml" xmlns:wps="http://schemas.microsoft.com/office/word/2010/wordprocessingShape" mc:Ignorable="w14 w15 w16se w16cid w16 w16cex w16sdtdh w16sdtfl w16du wp14">
   <w:body>
     <w:p>
       <w:pPr>
         <w:rPr>
-          <w:rFonts w:ascii="Times New Roman" w:cs="Times New Roman" w:eastAsia="Times New Roman" w:hAnsi="Times New Roman"/>
-        </w:rPr>
-      </w:pPr>
-      <w:r>
-        <w:rPr>
-          <w:rtl w:val="0"/>
-        </w:rPr>
-      </w:r>
-    </w:p>
-    <w:p>
-      <w:pPr>
-        <w:rPr>
-          <w:rFonts w:ascii="Times New Roman" w:cs="Times New Roman" w:eastAsia="Times New Roman" w:hAnsi="Times New Roman"/>
-        </w:rPr>
-      </w:pPr>
-      <w:r>
-        <w:rPr>
-          <w:rtl w:val="0"/>
-        </w:rPr>
-      </w:r>
-    </w:p>
-    <w:p>
-      <w:pPr>
-        <w:rPr>
-          <w:rFonts w:ascii="Times New Roman" w:cs="Times New Roman" w:eastAsia="Times New Roman" w:hAnsi="Times New Roman"/>
-        </w:rPr>
-      </w:pPr>
-      <w:r>
-        <w:rPr>
-          <w:rtl w:val="0"/>
-        </w:rPr>
-      </w:r>
-    </w:p>
-    <w:p>
-      <w:pPr>
-        <w:rPr>
-          <w:rFonts w:ascii="Times New Roman" w:cs="Times New Roman" w:eastAsia="Times New Roman" w:hAnsi="Times New Roman"/>
-        </w:rPr>
-      </w:pPr>
-      <w:r>
-        <w:rPr>
-          <w:rtl w:val="0"/>
-        </w:rPr>
-      </w:r>
-    </w:p>
-    <w:p>
-      <w:pPr>
-        <w:rPr>
-          <w:rFonts w:ascii="Times New Roman" w:cs="Times New Roman" w:eastAsia="Times New Roman" w:hAnsi="Times New Roman"/>
-        </w:rPr>
-      </w:pPr>
-      <w:r>
-        <w:rPr>
-          <w:rtl w:val="0"/>
-        </w:rPr>
-      </w:r>
-    </w:p>
-    <w:p>
-      <w:pPr>
-        <w:rPr>
-          <w:rFonts w:ascii="Times New Roman" w:cs="Times New Roman" w:eastAsia="Times New Roman" w:hAnsi="Times New Roman"/>
-        </w:rPr>
-      </w:pPr>
-      <w:r>
-        <w:rPr>
-          <w:rtl w:val="0"/>
-        </w:rPr>
-      </w:r>
-    </w:p>
-    <w:p>
-      <w:pPr>
-        <w:rPr>
-          <w:rFonts w:ascii="Times New Roman" w:cs="Times New Roman" w:eastAsia="Times New Roman" w:hAnsi="Times New Roman"/>
-        </w:rPr>
-      </w:pPr>
-      <w:r>
-        <w:rPr>
-          <w:rtl w:val="0"/>
-        </w:rPr>
-      </w:r>
-    </w:p>
-    <w:p>
-      <w:pPr>
-        <w:rPr>
-          <w:rFonts w:ascii="Times New Roman" w:cs="Times New Roman" w:eastAsia="Times New Roman" w:hAnsi="Times New Roman"/>
-        </w:rPr>
-      </w:pPr>
-      <w:r>
-        <w:rPr>
-          <w:rtl w:val="0"/>
-        </w:rPr>
-      </w:r>
-    </w:p>
-    <w:p>
-      <w:pPr>
-        <w:rPr>
-          <w:rFonts w:ascii="Times New Roman" w:cs="Times New Roman" w:eastAsia="Times New Roman" w:hAnsi="Times New Roman"/>
-        </w:rPr>
-      </w:pPr>
-      <w:r>
-        <w:rPr>
-          <w:rtl w:val="0"/>
-        </w:rPr>
-      </w:r>
-    </w:p>
-    <w:p>
-      <w:pPr>
-        <w:pStyle w:val="Title"/>
+          <w:rFonts w:ascii="Times New Roman" w:eastAsia="Times New Roman" w:hAnsi="Times New Roman" w:cs="Times New Roman"/>
+        </w:rPr>
+      </w:pPr>
+    </w:p>
+    <w:p>
+      <w:pPr>
+        <w:rPr>
+          <w:rFonts w:ascii="Times New Roman" w:eastAsia="Times New Roman" w:hAnsi="Times New Roman" w:cs="Times New Roman"/>
+        </w:rPr>
+      </w:pPr>
+    </w:p>
+    <w:p>
+      <w:pPr>
+        <w:rPr>
+          <w:rFonts w:ascii="Times New Roman" w:eastAsia="Times New Roman" w:hAnsi="Times New Roman" w:cs="Times New Roman"/>
+        </w:rPr>
+      </w:pPr>
+    </w:p>
+    <w:p>
+      <w:pPr>
+        <w:rPr>
+          <w:rFonts w:ascii="Times New Roman" w:eastAsia="Times New Roman" w:hAnsi="Times New Roman" w:cs="Times New Roman"/>
+        </w:rPr>
+      </w:pPr>
+    </w:p>
+    <w:p>
+      <w:pPr>
+        <w:rPr>
+          <w:rFonts w:ascii="Times New Roman" w:eastAsia="Times New Roman" w:hAnsi="Times New Roman" w:cs="Times New Roman"/>
+        </w:rPr>
+      </w:pPr>
+    </w:p>
+    <w:p>
+      <w:pPr>
+        <w:rPr>
+          <w:rFonts w:ascii="Times New Roman" w:eastAsia="Times New Roman" w:hAnsi="Times New Roman" w:cs="Times New Roman"/>
+        </w:rPr>
+      </w:pPr>
+    </w:p>
+    <w:p>
+      <w:pPr>
+        <w:rPr>
+          <w:rFonts w:ascii="Times New Roman" w:eastAsia="Times New Roman" w:hAnsi="Times New Roman" w:cs="Times New Roman"/>
+        </w:rPr>
+      </w:pPr>
+    </w:p>
+    <w:p>
+      <w:pPr>
+        <w:rPr>
+          <w:rFonts w:ascii="Times New Roman" w:eastAsia="Times New Roman" w:hAnsi="Times New Roman" w:cs="Times New Roman"/>
+        </w:rPr>
+      </w:pPr>
+    </w:p>
+    <w:p>
+      <w:pPr>
+        <w:rPr>
+          <w:rFonts w:ascii="Times New Roman" w:eastAsia="Times New Roman" w:hAnsi="Times New Roman" w:cs="Times New Roman"/>
+        </w:rPr>
+      </w:pPr>
+    </w:p>
+    <w:p>
+      <w:pPr>
+        <w:pStyle w:val="Ttulo"/>
         <w:jc w:val="center"/>
         <w:rPr>
-          <w:rFonts w:ascii="Times New Roman" w:cs="Times New Roman" w:eastAsia="Times New Roman" w:hAnsi="Times New Roman"/>
+          <w:rFonts w:ascii="Times New Roman" w:eastAsia="Times New Roman" w:hAnsi="Times New Roman" w:cs="Times New Roman"/>
           <w:sz w:val="52"/>
           <w:szCs w:val="52"/>
         </w:rPr>
       </w:pPr>
-      <w:bookmarkStart w:colFirst="0" w:colLast="0" w:name="_jcv73tknyfk7" w:id="0"/>
+      <w:bookmarkStart w:id="0" w:name="_jcv73tknyfk7" w:colFirst="0" w:colLast="0"/>
       <w:bookmarkEnd w:id="0"/>
       <w:r>
         <w:rPr>
-          <w:rFonts w:ascii="Times New Roman" w:cs="Times New Roman" w:eastAsia="Times New Roman" w:hAnsi="Times New Roman"/>
+          <w:rFonts w:ascii="Times New Roman" w:eastAsia="Times New Roman" w:hAnsi="Times New Roman" w:cs="Times New Roman"/>
           <w:sz w:val="52"/>
           <w:szCs w:val="52"/>
-          <w:rtl w:val="0"/>
         </w:rPr>
         <w:t xml:space="preserve">PROTOCOLO DE RESOLUCIÓN DE CONFLICTOS </w:t>
       </w:r>
@@ -135,13 +89,12 @@
     <w:p>
       <w:pPr>
         <w:rPr>
-          <w:rFonts w:ascii="Times New Roman" w:cs="Times New Roman" w:eastAsia="Times New Roman" w:hAnsi="Times New Roman"/>
-        </w:rPr>
-      </w:pPr>
-      <w:r>
-        <w:rPr>
-          <w:rFonts w:ascii="Times New Roman" w:cs="Times New Roman" w:eastAsia="Times New Roman" w:hAnsi="Times New Roman"/>
-          <w:rtl w:val="0"/>
+          <w:rFonts w:ascii="Times New Roman" w:eastAsia="Times New Roman" w:hAnsi="Times New Roman" w:cs="Times New Roman"/>
+        </w:rPr>
+      </w:pPr>
+      <w:r>
+        <w:rPr>
+          <w:rFonts w:ascii="Times New Roman" w:eastAsia="Times New Roman" w:hAnsi="Times New Roman" w:cs="Times New Roman"/>
         </w:rPr>
         <w:t xml:space="preserve"> </w:t>
       </w:r>
@@ -149,275 +102,207 @@
     <w:p>
       <w:pPr>
         <w:rPr>
-          <w:rFonts w:ascii="Times New Roman" w:cs="Times New Roman" w:eastAsia="Times New Roman" w:hAnsi="Times New Roman"/>
-        </w:rPr>
-      </w:pPr>
-      <w:r>
-        <w:rPr>
-          <w:rtl w:val="0"/>
-        </w:rPr>
-      </w:r>
+          <w:rFonts w:ascii="Times New Roman" w:eastAsia="Times New Roman" w:hAnsi="Times New Roman" w:cs="Times New Roman"/>
+        </w:rPr>
+      </w:pPr>
     </w:p>
     <w:p>
       <w:pPr>
         <w:jc w:val="center"/>
         <w:rPr>
-          <w:rFonts w:ascii="Times New Roman" w:cs="Times New Roman" w:eastAsia="Times New Roman" w:hAnsi="Times New Roman"/>
+          <w:rFonts w:ascii="Times New Roman" w:eastAsia="Times New Roman" w:hAnsi="Times New Roman" w:cs="Times New Roman"/>
           <w:u w:val="single"/>
         </w:rPr>
       </w:pPr>
       <w:r>
         <w:rPr>
-          <w:rFonts w:ascii="Times New Roman" w:cs="Times New Roman" w:eastAsia="Times New Roman" w:hAnsi="Times New Roman"/>
+          <w:rFonts w:ascii="Times New Roman" w:eastAsia="Times New Roman" w:hAnsi="Times New Roman" w:cs="Times New Roman"/>
           <w:u w:val="single"/>
-          <w:rtl w:val="0"/>
-        </w:rPr>
-        <w:t xml:space="preserve">Proyecto Hidropura System</w:t>
-      </w:r>
-    </w:p>
-    <w:p>
-      <w:pPr>
-        <w:rPr>
-          <w:rFonts w:ascii="Times New Roman" w:cs="Times New Roman" w:eastAsia="Times New Roman" w:hAnsi="Times New Roman"/>
-        </w:rPr>
-      </w:pPr>
-      <w:r>
-        <w:rPr>
-          <w:rtl w:val="0"/>
-        </w:rPr>
-      </w:r>
-    </w:p>
-    <w:p>
-      <w:pPr>
-        <w:rPr>
-          <w:rFonts w:ascii="Times New Roman" w:cs="Times New Roman" w:eastAsia="Times New Roman" w:hAnsi="Times New Roman"/>
-        </w:rPr>
-      </w:pPr>
-      <w:r>
-        <w:rPr>
-          <w:rtl w:val="0"/>
-        </w:rPr>
-      </w:r>
-    </w:p>
-    <w:p>
-      <w:pPr>
-        <w:rPr>
-          <w:rFonts w:ascii="Times New Roman" w:cs="Times New Roman" w:eastAsia="Times New Roman" w:hAnsi="Times New Roman"/>
-        </w:rPr>
-      </w:pPr>
-      <w:r>
-        <w:rPr>
-          <w:rtl w:val="0"/>
-        </w:rPr>
-      </w:r>
-    </w:p>
-    <w:p>
-      <w:pPr>
-        <w:rPr>
-          <w:rFonts w:ascii="Times New Roman" w:cs="Times New Roman" w:eastAsia="Times New Roman" w:hAnsi="Times New Roman"/>
-        </w:rPr>
-      </w:pPr>
-      <w:r>
-        <w:rPr>
-          <w:rtl w:val="0"/>
-        </w:rPr>
-      </w:r>
-    </w:p>
-    <w:p>
-      <w:pPr>
-        <w:rPr>
-          <w:rFonts w:ascii="Times New Roman" w:cs="Times New Roman" w:eastAsia="Times New Roman" w:hAnsi="Times New Roman"/>
-        </w:rPr>
-      </w:pPr>
-      <w:r>
-        <w:rPr>
-          <w:rtl w:val="0"/>
-        </w:rPr>
-      </w:r>
-    </w:p>
-    <w:p>
-      <w:pPr>
-        <w:rPr>
-          <w:rFonts w:ascii="Times New Roman" w:cs="Times New Roman" w:eastAsia="Times New Roman" w:hAnsi="Times New Roman"/>
-        </w:rPr>
-      </w:pPr>
-      <w:r>
-        <w:rPr>
-          <w:rtl w:val="0"/>
-        </w:rPr>
-      </w:r>
-    </w:p>
-    <w:p>
-      <w:pPr>
-        <w:rPr>
-          <w:rFonts w:ascii="Times New Roman" w:cs="Times New Roman" w:eastAsia="Times New Roman" w:hAnsi="Times New Roman"/>
-        </w:rPr>
-      </w:pPr>
-      <w:r>
-        <w:rPr>
-          <w:rtl w:val="0"/>
-        </w:rPr>
-      </w:r>
-    </w:p>
-    <w:p>
-      <w:pPr>
-        <w:rPr>
-          <w:rFonts w:ascii="Times New Roman" w:cs="Times New Roman" w:eastAsia="Times New Roman" w:hAnsi="Times New Roman"/>
-        </w:rPr>
-      </w:pPr>
-      <w:r>
-        <w:rPr>
-          <w:rtl w:val="0"/>
-        </w:rPr>
-      </w:r>
-    </w:p>
-    <w:p>
-      <w:pPr>
-        <w:rPr>
-          <w:rFonts w:ascii="Times New Roman" w:cs="Times New Roman" w:eastAsia="Times New Roman" w:hAnsi="Times New Roman"/>
-        </w:rPr>
-      </w:pPr>
-      <w:r>
-        <w:rPr>
-          <w:rtl w:val="0"/>
-        </w:rPr>
-      </w:r>
-    </w:p>
-    <w:p>
-      <w:pPr>
-        <w:rPr>
-          <w:rFonts w:ascii="Times New Roman" w:cs="Times New Roman" w:eastAsia="Times New Roman" w:hAnsi="Times New Roman"/>
-        </w:rPr>
-      </w:pPr>
-      <w:r>
-        <w:rPr>
-          <w:rtl w:val="0"/>
-        </w:rPr>
-      </w:r>
-    </w:p>
-    <w:p>
-      <w:pPr>
-        <w:rPr>
-          <w:rFonts w:ascii="Times New Roman" w:cs="Times New Roman" w:eastAsia="Times New Roman" w:hAnsi="Times New Roman"/>
-        </w:rPr>
-      </w:pPr>
-      <w:r>
-        <w:rPr>
-          <w:rtl w:val="0"/>
-        </w:rPr>
-      </w:r>
-    </w:p>
-    <w:p>
-      <w:pPr>
-        <w:rPr>
-          <w:rFonts w:ascii="Times New Roman" w:cs="Times New Roman" w:eastAsia="Times New Roman" w:hAnsi="Times New Roman"/>
-        </w:rPr>
-      </w:pPr>
-      <w:r>
+        </w:rPr>
+        <w:t>Proyecto Hidropura System</w:t>
+      </w:r>
+    </w:p>
+    <w:p>
+      <w:pPr>
+        <w:jc w:val="center"/>
+        <w:rPr>
+          <w:rFonts w:ascii="Times New Roman" w:eastAsia="Times New Roman" w:hAnsi="Times New Roman" w:cs="Times New Roman"/>
+          <w:u w:val="single"/>
+        </w:rPr>
+      </w:pPr>
+      <w:r>
+        <w:rPr>
+          <w:rFonts w:ascii="Times New Roman" w:eastAsia="Times New Roman" w:hAnsi="Times New Roman" w:cs="Times New Roman"/>
+          <w:u w:val="single"/>
+        </w:rPr>
+        <w:t>Versión 2.0 · actualizado el 28-10-2026</w:t>
+      </w:r>
+    </w:p>
+    <w:p>
+      <w:pPr>
+        <w:rPr>
+          <w:rFonts w:ascii="Times New Roman" w:eastAsia="Times New Roman" w:hAnsi="Times New Roman" w:cs="Times New Roman"/>
+        </w:rPr>
+      </w:pPr>
+    </w:p>
+    <w:p>
+      <w:pPr>
+        <w:rPr>
+          <w:rFonts w:ascii="Times New Roman" w:eastAsia="Times New Roman" w:hAnsi="Times New Roman" w:cs="Times New Roman"/>
+        </w:rPr>
+      </w:pPr>
+    </w:p>
+    <w:p>
+      <w:pPr>
+        <w:rPr>
+          <w:rFonts w:ascii="Times New Roman" w:eastAsia="Times New Roman" w:hAnsi="Times New Roman" w:cs="Times New Roman"/>
+        </w:rPr>
+      </w:pPr>
+    </w:p>
+    <w:p>
+      <w:pPr>
+        <w:rPr>
+          <w:rFonts w:ascii="Times New Roman" w:eastAsia="Times New Roman" w:hAnsi="Times New Roman" w:cs="Times New Roman"/>
+        </w:rPr>
+      </w:pPr>
+    </w:p>
+    <w:p>
+      <w:pPr>
+        <w:rPr>
+          <w:rFonts w:ascii="Times New Roman" w:eastAsia="Times New Roman" w:hAnsi="Times New Roman" w:cs="Times New Roman"/>
+        </w:rPr>
+      </w:pPr>
+    </w:p>
+    <w:p>
+      <w:pPr>
+        <w:rPr>
+          <w:rFonts w:ascii="Times New Roman" w:eastAsia="Times New Roman" w:hAnsi="Times New Roman" w:cs="Times New Roman"/>
+        </w:rPr>
+      </w:pPr>
+    </w:p>
+    <w:p>
+      <w:pPr>
+        <w:rPr>
+          <w:rFonts w:ascii="Times New Roman" w:eastAsia="Times New Roman" w:hAnsi="Times New Roman" w:cs="Times New Roman"/>
+        </w:rPr>
+      </w:pPr>
+    </w:p>
+    <w:p>
+      <w:pPr>
+        <w:rPr>
+          <w:rFonts w:ascii="Times New Roman" w:eastAsia="Times New Roman" w:hAnsi="Times New Roman" w:cs="Times New Roman"/>
+        </w:rPr>
+      </w:pPr>
+    </w:p>
+    <w:p>
+      <w:pPr>
+        <w:rPr>
+          <w:rFonts w:ascii="Times New Roman" w:eastAsia="Times New Roman" w:hAnsi="Times New Roman" w:cs="Times New Roman"/>
+        </w:rPr>
+      </w:pPr>
+    </w:p>
+    <w:p>
+      <w:pPr>
+        <w:rPr>
+          <w:rFonts w:ascii="Times New Roman" w:eastAsia="Times New Roman" w:hAnsi="Times New Roman" w:cs="Times New Roman"/>
+        </w:rPr>
+      </w:pPr>
+    </w:p>
+    <w:p>
+      <w:pPr>
+        <w:rPr>
+          <w:rFonts w:ascii="Times New Roman" w:eastAsia="Times New Roman" w:hAnsi="Times New Roman" w:cs="Times New Roman"/>
+        </w:rPr>
+      </w:pPr>
+    </w:p>
+    <w:p>
+      <w:pPr>
+        <w:rPr>
+          <w:rFonts w:ascii="Times New Roman" w:eastAsia="Times New Roman" w:hAnsi="Times New Roman" w:cs="Times New Roman"/>
+        </w:rPr>
+      </w:pPr>
+      <w:r>
+        <w:lastRenderedPageBreak/>
         <w:br w:type="page"/>
       </w:r>
-      <w:r>
-        <w:rPr>
-          <w:rtl w:val="0"/>
-        </w:rPr>
-      </w:r>
-    </w:p>
-    <w:p>
-      <w:pPr>
-        <w:rPr>
-          <w:rFonts w:ascii="Times New Roman" w:cs="Times New Roman" w:eastAsia="Times New Roman" w:hAnsi="Times New Roman"/>
-        </w:rPr>
-      </w:pPr>
-      <w:r>
-        <w:rPr>
-          <w:rtl w:val="0"/>
-        </w:rPr>
-      </w:r>
-    </w:p>
-    <w:p>
-      <w:pPr>
-        <w:rPr>
-          <w:rFonts w:ascii="Times New Roman" w:cs="Times New Roman" w:eastAsia="Times New Roman" w:hAnsi="Times New Roman"/>
-        </w:rPr>
-      </w:pPr>
-      <w:r>
-        <w:rPr>
-          <w:rtl w:val="0"/>
-        </w:rPr>
-      </w:r>
-    </w:p>
-    <w:p>
-      <w:pPr>
-        <w:pStyle w:val="Heading1"/>
-        <w:rPr>
-          <w:rFonts w:ascii="Times New Roman" w:cs="Times New Roman" w:eastAsia="Times New Roman" w:hAnsi="Times New Roman"/>
-        </w:rPr>
-      </w:pPr>
-      <w:bookmarkStart w:colFirst="0" w:colLast="0" w:name="_vgcq6oc2f5w" w:id="1"/>
+    </w:p>
+    <w:p>
+      <w:pPr>
+        <w:rPr>
+          <w:rFonts w:ascii="Times New Roman" w:eastAsia="Times New Roman" w:hAnsi="Times New Roman" w:cs="Times New Roman"/>
+        </w:rPr>
+      </w:pPr>
+    </w:p>
+    <w:p>
+      <w:pPr>
+        <w:rPr>
+          <w:rFonts w:ascii="Times New Roman" w:eastAsia="Times New Roman" w:hAnsi="Times New Roman" w:cs="Times New Roman"/>
+        </w:rPr>
+      </w:pPr>
+    </w:p>
+    <w:p>
+      <w:pPr>
+        <w:pStyle w:val="Ttulo1"/>
+        <w:rPr>
+          <w:rFonts w:ascii="Times New Roman" w:eastAsia="Times New Roman" w:hAnsi="Times New Roman" w:cs="Times New Roman"/>
+        </w:rPr>
+      </w:pPr>
+      <w:bookmarkStart w:id="1" w:name="_vgcq6oc2f5w" w:colFirst="0" w:colLast="0"/>
       <w:bookmarkEnd w:id="1"/>
       <w:r>
         <w:rPr>
-          <w:rFonts w:ascii="Times New Roman" w:cs="Times New Roman" w:eastAsia="Times New Roman" w:hAnsi="Times New Roman"/>
+          <w:rFonts w:ascii="Times New Roman" w:eastAsia="Times New Roman" w:hAnsi="Times New Roman" w:cs="Times New Roman"/>
           <w:sz w:val="26"/>
           <w:szCs w:val="26"/>
-          <w:rtl w:val="0"/>
-        </w:rPr>
-        <w:t xml:space="preserve">1. Objetivo del Protocolo.</w:t>
-      </w:r>
-      <w:r>
-        <w:rPr>
-          <w:rtl w:val="0"/>
-        </w:rPr>
-      </w:r>
-    </w:p>
-    <w:p>
-      <w:pPr>
-        <w:rPr>
-          <w:rFonts w:ascii="Times New Roman" w:cs="Times New Roman" w:eastAsia="Times New Roman" w:hAnsi="Times New Roman"/>
-        </w:rPr>
-      </w:pPr>
-      <w:r>
-        <w:rPr>
-          <w:rFonts w:ascii="Times New Roman" w:cs="Times New Roman" w:eastAsia="Times New Roman" w:hAnsi="Times New Roman"/>
-          <w:rtl w:val="0"/>
+        </w:rPr>
+        <w:t>1. Objetivo del Protocolo.</w:t>
+      </w:r>
+    </w:p>
+    <w:p>
+      <w:pPr>
+        <w:rPr>
+          <w:rFonts w:ascii="Times New Roman" w:eastAsia="Times New Roman" w:hAnsi="Times New Roman" w:cs="Times New Roman"/>
+        </w:rPr>
+      </w:pPr>
+      <w:r>
+        <w:rPr>
+          <w:rFonts w:ascii="Times New Roman" w:eastAsia="Times New Roman" w:hAnsi="Times New Roman" w:cs="Times New Roman"/>
         </w:rPr>
         <w:t xml:space="preserve">El presente documento establece las directrices, canales formales y pasos a seguir para solucionar cualquier conflicto interno, retraso en las entregas o desacuerdo técnico que pueda surgir en el equipo desarrollador durante la construcción de la plataforma "HidroPura System". El propósito fundamental es garantizar que ningún problema escale al punto de afectar la entrega de los tres incrementos funcionales acordados para el semestre. </w:t>
       </w:r>
     </w:p>
     <w:p>
       <w:pPr>
-        <w:pStyle w:val="Heading1"/>
-        <w:rPr>
-          <w:rFonts w:ascii="Times New Roman" w:cs="Times New Roman" w:eastAsia="Times New Roman" w:hAnsi="Times New Roman"/>
+        <w:pStyle w:val="Ttulo1"/>
+        <w:rPr>
+          <w:rFonts w:ascii="Times New Roman" w:eastAsia="Times New Roman" w:hAnsi="Times New Roman" w:cs="Times New Roman"/>
           <w:sz w:val="26"/>
           <w:szCs w:val="26"/>
         </w:rPr>
       </w:pPr>
-      <w:bookmarkStart w:colFirst="0" w:colLast="0" w:name="_4xs261lcjq1c" w:id="2"/>
+      <w:bookmarkStart w:id="2" w:name="_4xs261lcjq1c" w:colFirst="0" w:colLast="0"/>
       <w:bookmarkEnd w:id="2"/>
       <w:r>
         <w:rPr>
-          <w:rFonts w:ascii="Times New Roman" w:cs="Times New Roman" w:eastAsia="Times New Roman" w:hAnsi="Times New Roman"/>
+          <w:rFonts w:ascii="Times New Roman" w:eastAsia="Times New Roman" w:hAnsi="Times New Roman" w:cs="Times New Roman"/>
           <w:sz w:val="26"/>
           <w:szCs w:val="26"/>
-          <w:rtl w:val="0"/>
         </w:rPr>
         <w:t xml:space="preserve">2. Canales Oficiales de Resolución </w:t>
       </w:r>
     </w:p>
     <w:p>
       <w:pPr>
-        <w:spacing w:after="240" w:line="276" w:lineRule="auto"/>
-        <w:rPr>
-          <w:rFonts w:ascii="Times New Roman" w:cs="Times New Roman" w:eastAsia="Times New Roman" w:hAnsi="Times New Roman"/>
-        </w:rPr>
-      </w:pPr>
-      <w:r>
-        <w:rPr>
-          <w:rFonts w:ascii="Times New Roman" w:cs="Times New Roman" w:eastAsia="Times New Roman" w:hAnsi="Times New Roman"/>
-          <w:rtl w:val="0"/>
-        </w:rPr>
-        <w:t xml:space="preserve">Todo conflicto o alerta de retraso debe ser comunicado y tratado de manera transparente, utilizando exclusivamente los canales oficiales del proyecto:</w:t>
+        <w:spacing w:after="240"/>
+        <w:rPr>
+          <w:rFonts w:ascii="Times New Roman" w:eastAsia="Times New Roman" w:hAnsi="Times New Roman" w:cs="Times New Roman"/>
+        </w:rPr>
+      </w:pPr>
+      <w:r>
+        <w:rPr>
+          <w:rFonts w:ascii="Times New Roman" w:eastAsia="Times New Roman" w:hAnsi="Times New Roman" w:cs="Times New Roman"/>
+        </w:rPr>
+        <w:t>Todo conflicto o alerta de retraso debe ser comunicado y tratado de manera transparente, utilizando exclusivamente los canales oficiales del proyecto:</w:t>
       </w:r>
     </w:p>
     <w:p>
@@ -426,22 +311,19 @@
           <w:ilvl w:val="0"/>
           <w:numId w:val="1"/>
         </w:numPr>
-        <w:spacing w:after="0" w:afterAutospacing="0" w:line="276" w:lineRule="auto"/>
-        <w:ind w:left="720" w:hanging="360"/>
-      </w:pPr>
-      <w:r>
-        <w:rPr>
-          <w:rFonts w:ascii="Times New Roman" w:cs="Times New Roman" w:eastAsia="Times New Roman" w:hAnsi="Times New Roman"/>
-          <w:b w:val="1"/>
-          <w:bCs w:val="1"/>
-          <w:rtl w:val="0"/>
-        </w:rPr>
-        <w:t xml:space="preserve">Reuniones de Estado (Status Meetings):</w:t>
-      </w:r>
-      <w:r>
-        <w:rPr>
-          <w:rFonts w:ascii="Times New Roman" w:cs="Times New Roman" w:eastAsia="Times New Roman" w:hAnsi="Times New Roman"/>
-          <w:rtl w:val="0"/>
+        <w:spacing w:after="0"/>
+      </w:pPr>
+      <w:r>
+        <w:rPr>
+          <w:rFonts w:ascii="Times New Roman" w:eastAsia="Times New Roman" w:hAnsi="Times New Roman" w:cs="Times New Roman"/>
+          <w:b/>
+          <w:bCs/>
+        </w:rPr>
+        <w:t>Reuniones de Estado (Status Meetings):</w:t>
+      </w:r>
+      <w:r>
+        <w:rPr>
+          <w:rFonts w:ascii="Times New Roman" w:eastAsia="Times New Roman" w:hAnsi="Times New Roman" w:cs="Times New Roman"/>
         </w:rPr>
         <w:t xml:space="preserve"> Instancia presencial/sincrónica principal (fijada los días martes a las 14:30 hrs) para levantar alertas tempranas sobre problemas de desarrollo, bloqueos o sobrecarga de trabajo.</w:t>
       </w:r>
@@ -452,61 +334,55 @@
           <w:ilvl w:val="0"/>
           <w:numId w:val="1"/>
         </w:numPr>
-        <w:spacing w:after="240" w:line="276" w:lineRule="auto"/>
-        <w:ind w:left="720" w:hanging="360"/>
-      </w:pPr>
-      <w:r>
-        <w:rPr>
-          <w:rFonts w:ascii="Times New Roman" w:cs="Times New Roman" w:eastAsia="Times New Roman" w:hAnsi="Times New Roman"/>
-          <w:b w:val="1"/>
-          <w:bCs w:val="1"/>
-          <w:rtl w:val="0"/>
-        </w:rPr>
-        <w:t xml:space="preserve">Discord:</w:t>
-      </w:r>
-      <w:r>
-        <w:rPr>
-          <w:rFonts w:ascii="Times New Roman" w:cs="Times New Roman" w:eastAsia="Times New Roman" w:hAnsi="Times New Roman"/>
-          <w:rtl w:val="0"/>
+        <w:spacing w:after="240"/>
+      </w:pPr>
+      <w:r>
+        <w:rPr>
+          <w:rFonts w:ascii="Times New Roman" w:eastAsia="Times New Roman" w:hAnsi="Times New Roman" w:cs="Times New Roman"/>
+          <w:b/>
+          <w:bCs/>
+        </w:rPr>
+        <w:t>Discord:</w:t>
+      </w:r>
+      <w:r>
+        <w:rPr>
+          <w:rFonts w:ascii="Times New Roman" w:eastAsia="Times New Roman" w:hAnsi="Times New Roman" w:cs="Times New Roman"/>
         </w:rPr>
         <w:t xml:space="preserve"> Canal oficial de comunicación asincrónica para reportar bloqueos diarios, problemas urgentes o pedir asistencia técnica rápida.</w:t>
       </w:r>
     </w:p>
     <w:p>
       <w:pPr>
-        <w:pStyle w:val="Heading1"/>
-        <w:rPr>
-          <w:rFonts w:ascii="Times New Roman" w:cs="Times New Roman" w:eastAsia="Times New Roman" w:hAnsi="Times New Roman"/>
+        <w:pStyle w:val="Ttulo1"/>
+        <w:rPr>
+          <w:rFonts w:ascii="Times New Roman" w:eastAsia="Times New Roman" w:hAnsi="Times New Roman" w:cs="Times New Roman"/>
           <w:sz w:val="26"/>
           <w:szCs w:val="26"/>
         </w:rPr>
       </w:pPr>
-      <w:bookmarkStart w:colFirst="0" w:colLast="0" w:name="_3wzjz8k6u3ck" w:id="3"/>
+      <w:bookmarkStart w:id="3" w:name="_3wzjz8k6u3ck" w:colFirst="0" w:colLast="0"/>
       <w:bookmarkEnd w:id="3"/>
       <w:r>
         <w:rPr>
-          <w:rFonts w:ascii="Times New Roman" w:cs="Times New Roman" w:eastAsia="Times New Roman" w:hAnsi="Times New Roman"/>
+          <w:rFonts w:ascii="Times New Roman" w:eastAsia="Times New Roman" w:hAnsi="Times New Roman" w:cs="Times New Roman"/>
           <w:sz w:val="26"/>
           <w:szCs w:val="26"/>
-          <w:rtl w:val="0"/>
         </w:rPr>
         <w:t xml:space="preserve">3. Niveles de Escalamiento de Conflictos </w:t>
       </w:r>
     </w:p>
     <w:p>
       <w:pPr>
-        <w:spacing w:after="240" w:line="276" w:lineRule="auto"/>
-        <w:ind w:left="0" w:firstLine="0"/>
-        <w:rPr>
-          <w:rFonts w:ascii="Times New Roman" w:cs="Times New Roman" w:eastAsia="Times New Roman" w:hAnsi="Times New Roman"/>
-        </w:rPr>
-      </w:pPr>
-      <w:r>
-        <w:rPr>
-          <w:rFonts w:ascii="Times New Roman" w:cs="Times New Roman" w:eastAsia="Times New Roman" w:hAnsi="Times New Roman"/>
-          <w:rtl w:val="0"/>
-        </w:rPr>
-        <w:t xml:space="preserve">Si se presenta un problema que afecte el desarrollo o la convivencia del equipo, se aplicará el siguiente conducto regular estricto:</w:t>
+        <w:spacing w:after="240"/>
+        <w:rPr>
+          <w:rFonts w:ascii="Times New Roman" w:eastAsia="Times New Roman" w:hAnsi="Times New Roman" w:cs="Times New Roman"/>
+        </w:rPr>
+      </w:pPr>
+      <w:r>
+        <w:rPr>
+          <w:rFonts w:ascii="Times New Roman" w:eastAsia="Times New Roman" w:hAnsi="Times New Roman" w:cs="Times New Roman"/>
+        </w:rPr>
+        <w:t>Si se presenta un problema que afecte el desarrollo o la convivencia del equipo, se aplicará el siguiente conducto regular estricto:</w:t>
       </w:r>
     </w:p>
     <w:p>
@@ -515,22 +391,19 @@
           <w:ilvl w:val="0"/>
           <w:numId w:val="2"/>
         </w:numPr>
-        <w:spacing w:after="0" w:afterAutospacing="0" w:line="276" w:lineRule="auto"/>
-        <w:ind w:left="720" w:hanging="360"/>
-      </w:pPr>
-      <w:r>
-        <w:rPr>
-          <w:rFonts w:ascii="Times New Roman" w:cs="Times New Roman" w:eastAsia="Times New Roman" w:hAnsi="Times New Roman"/>
-          <w:b w:val="1"/>
-          <w:bCs w:val="1"/>
-          <w:rtl w:val="0"/>
-        </w:rPr>
-        <w:t xml:space="preserve">Nivel 1: Resolución Directa (Día 1 del conflicto):</w:t>
-      </w:r>
-      <w:r>
-        <w:rPr>
-          <w:rFonts w:ascii="Times New Roman" w:cs="Times New Roman" w:eastAsia="Times New Roman" w:hAnsi="Times New Roman"/>
-          <w:rtl w:val="0"/>
+        <w:spacing w:after="0"/>
+      </w:pPr>
+      <w:r>
+        <w:rPr>
+          <w:rFonts w:ascii="Times New Roman" w:eastAsia="Times New Roman" w:hAnsi="Times New Roman" w:cs="Times New Roman"/>
+          <w:b/>
+          <w:bCs/>
+        </w:rPr>
+        <w:t>Nivel 1: Resolución Directa (Día 1 del conflicto):</w:t>
+      </w:r>
+      <w:r>
+        <w:rPr>
+          <w:rFonts w:ascii="Times New Roman" w:eastAsia="Times New Roman" w:hAnsi="Times New Roman" w:cs="Times New Roman"/>
         </w:rPr>
         <w:t xml:space="preserve"> Los integrantes involucrados intentarán resolver el problema mediante diálogo directo y profesional, buscando un consenso técnico o una redistribución rápida de tiempos.</w:t>
       </w:r>
@@ -541,22 +414,19 @@
           <w:ilvl w:val="0"/>
           <w:numId w:val="2"/>
         </w:numPr>
-        <w:spacing w:after="0" w:afterAutospacing="0" w:line="276" w:lineRule="auto"/>
-        <w:ind w:left="720" w:hanging="360"/>
-      </w:pPr>
-      <w:r>
-        <w:rPr>
-          <w:rFonts w:ascii="Times New Roman" w:cs="Times New Roman" w:eastAsia="Times New Roman" w:hAnsi="Times New Roman"/>
-          <w:b w:val="1"/>
-          <w:bCs w:val="1"/>
-          <w:rtl w:val="0"/>
-        </w:rPr>
-        <w:t xml:space="preserve">Nivel 2: Intervención de Jefatura (Día 2 al 3):</w:t>
-      </w:r>
-      <w:r>
-        <w:rPr>
-          <w:rFonts w:ascii="Times New Roman" w:cs="Times New Roman" w:eastAsia="Times New Roman" w:hAnsi="Times New Roman"/>
-          <w:rtl w:val="0"/>
+        <w:spacing w:after="0"/>
+      </w:pPr>
+      <w:r>
+        <w:rPr>
+          <w:rFonts w:ascii="Times New Roman" w:eastAsia="Times New Roman" w:hAnsi="Times New Roman" w:cs="Times New Roman"/>
+          <w:b/>
+          <w:bCs/>
+        </w:rPr>
+        <w:t>Nivel 2: Intervención de Jefatura (Día 2 al 3):</w:t>
+      </w:r>
+      <w:r>
+        <w:rPr>
+          <w:rFonts w:ascii="Times New Roman" w:eastAsia="Times New Roman" w:hAnsi="Times New Roman" w:cs="Times New Roman"/>
         </w:rPr>
         <w:t xml:space="preserve"> Si no se logra un consenso en el primer nivel, el problema se escala al Jefe de Proyecto, Alexander Sepúlveda. Él actuará como mediador y tendrá la facultad administrativa de reasignar tareas en el tablero de Trello o modificar los plazos internos de la iteración.</w:t>
       </w:r>
@@ -567,22 +437,19 @@
           <w:ilvl w:val="0"/>
           <w:numId w:val="2"/>
         </w:numPr>
-        <w:spacing w:after="0" w:afterAutospacing="0" w:line="276" w:lineRule="auto"/>
-        <w:ind w:left="720" w:hanging="360"/>
-      </w:pPr>
-      <w:r>
-        <w:rPr>
-          <w:rFonts w:ascii="Times New Roman" w:cs="Times New Roman" w:eastAsia="Times New Roman" w:hAnsi="Times New Roman"/>
-          <w:b w:val="1"/>
-          <w:bCs w:val="1"/>
-          <w:rtl w:val="0"/>
-        </w:rPr>
-        <w:t xml:space="preserve">Nivel 3: Intervención Técnica (Desacuerdos de Código):</w:t>
-      </w:r>
-      <w:r>
-        <w:rPr>
-          <w:rFonts w:ascii="Times New Roman" w:cs="Times New Roman" w:eastAsia="Times New Roman" w:hAnsi="Times New Roman"/>
-          <w:rtl w:val="0"/>
+        <w:spacing w:after="0"/>
+      </w:pPr>
+      <w:r>
+        <w:rPr>
+          <w:rFonts w:ascii="Times New Roman" w:eastAsia="Times New Roman" w:hAnsi="Times New Roman" w:cs="Times New Roman"/>
+          <w:b/>
+          <w:bCs/>
+        </w:rPr>
+        <w:t>Nivel 3: Intervención Técnica (Desacuerdos de Código):</w:t>
+      </w:r>
+      <w:r>
+        <w:rPr>
+          <w:rFonts w:ascii="Times New Roman" w:eastAsia="Times New Roman" w:hAnsi="Times New Roman" w:cs="Times New Roman"/>
         </w:rPr>
         <w:t xml:space="preserve"> Si el conflicto es netamente técnico (por ejemplo, diferencias sobre cómo integrar la API de Mercado Pago o cómo estructurar el backend), la decisión final, inapelable y resolutiva recaerá sobre la Líder Técnica, Paula Belman, priorizando siempre la estabilidad y calidad del software.</w:t>
       </w:r>
@@ -593,56 +460,47 @@
           <w:ilvl w:val="0"/>
           <w:numId w:val="2"/>
         </w:numPr>
-        <w:spacing w:after="240" w:line="276" w:lineRule="auto"/>
-        <w:ind w:left="720" w:hanging="360"/>
-      </w:pPr>
-      <w:r>
-        <w:rPr>
-          <w:rFonts w:ascii="Times New Roman" w:cs="Times New Roman" w:eastAsia="Times New Roman" w:hAnsi="Times New Roman"/>
-          <w:b w:val="1"/>
-          <w:bCs w:val="1"/>
-          <w:rtl w:val="0"/>
-        </w:rPr>
-        <w:t xml:space="preserve">Nivel 4: Escalamiento Docente (Día 4 o superior):</w:t>
-      </w:r>
-      <w:r>
-        <w:rPr>
-          <w:rFonts w:ascii="Times New Roman" w:cs="Times New Roman" w:eastAsia="Times New Roman" w:hAnsi="Times New Roman"/>
-          <w:rtl w:val="0"/>
+        <w:spacing w:after="240"/>
+      </w:pPr>
+      <w:r>
+        <w:rPr>
+          <w:rFonts w:ascii="Times New Roman" w:eastAsia="Times New Roman" w:hAnsi="Times New Roman" w:cs="Times New Roman"/>
+          <w:b/>
+          <w:bCs/>
+        </w:rPr>
+        <w:t>Nivel 4: Escalamiento Docente (Día 4 o superior):</w:t>
+      </w:r>
+      <w:r>
+        <w:rPr>
+          <w:rFonts w:ascii="Times New Roman" w:eastAsia="Times New Roman" w:hAnsi="Times New Roman" w:cs="Times New Roman"/>
         </w:rPr>
         <w:t xml:space="preserve"> Si un integrante incumple reiteradamente sus responsabilidades, no asiste a las reuniones de estado o abandona sus tareas afectando el código de producción y la nota grupal, el Jefe de Proyecto informará formalmente al Profesor Guía de la asignatura Capstone para aplicar las sanciones académicas correspondientes.</w:t>
       </w:r>
     </w:p>
     <w:p>
       <w:pPr>
-        <w:spacing w:after="240" w:line="276" w:lineRule="auto"/>
-        <w:rPr>
-          <w:rFonts w:ascii="Times New Roman" w:cs="Times New Roman" w:eastAsia="Times New Roman" w:hAnsi="Times New Roman"/>
-        </w:rPr>
-      </w:pPr>
-      <w:r>
-        <w:rPr>
-          <w:rtl w:val="0"/>
-        </w:rPr>
-      </w:r>
-    </w:p>
-    <w:p>
-      <w:pPr>
-        <w:pStyle w:val="Heading1"/>
-        <w:rPr>
-          <w:rFonts w:ascii="Times New Roman" w:cs="Times New Roman" w:eastAsia="Times New Roman" w:hAnsi="Times New Roman"/>
+        <w:spacing w:after="240"/>
+        <w:rPr>
+          <w:rFonts w:ascii="Times New Roman" w:eastAsia="Times New Roman" w:hAnsi="Times New Roman" w:cs="Times New Roman"/>
+        </w:rPr>
+      </w:pPr>
+    </w:p>
+    <w:p>
+      <w:pPr>
+        <w:pStyle w:val="Ttulo1"/>
+        <w:rPr>
+          <w:rFonts w:ascii="Times New Roman" w:eastAsia="Times New Roman" w:hAnsi="Times New Roman" w:cs="Times New Roman"/>
           <w:sz w:val="26"/>
           <w:szCs w:val="26"/>
         </w:rPr>
       </w:pPr>
-      <w:bookmarkStart w:colFirst="0" w:colLast="0" w:name="_sqfzgyi3a2ly" w:id="4"/>
+      <w:bookmarkStart w:id="4" w:name="_sqfzgyi3a2ly" w:colFirst="0" w:colLast="0"/>
       <w:bookmarkEnd w:id="4"/>
       <w:r>
         <w:rPr>
-          <w:rFonts w:ascii="Times New Roman" w:cs="Times New Roman" w:eastAsia="Times New Roman" w:hAnsi="Times New Roman"/>
+          <w:rFonts w:ascii="Times New Roman" w:eastAsia="Times New Roman" w:hAnsi="Times New Roman" w:cs="Times New Roman"/>
           <w:sz w:val="26"/>
           <w:szCs w:val="26"/>
-          <w:rtl w:val="0"/>
         </w:rPr>
         <w:t xml:space="preserve">4. Matriz de Conflictos Comunes y Acciones Mitigadoras </w:t>
       </w:r>
@@ -650,88 +508,65 @@
     <w:p>
       <w:pPr>
         <w:rPr>
-          <w:rFonts w:ascii="Times New Roman" w:cs="Times New Roman" w:eastAsia="Times New Roman" w:hAnsi="Times New Roman"/>
-        </w:rPr>
-      </w:pPr>
-      <w:r>
-        <w:rPr>
-          <w:rtl w:val="0"/>
-        </w:rPr>
-      </w:r>
+          <w:rFonts w:ascii="Times New Roman" w:eastAsia="Times New Roman" w:hAnsi="Times New Roman" w:cs="Times New Roman"/>
+        </w:rPr>
+      </w:pPr>
     </w:p>
     <w:tbl>
       <w:tblPr>
-        <w:tblStyle w:val="Table1"/>
-        <w:tblW w:w="9195.0" w:type="dxa"/>
-        <w:jc w:val="left"/>
+        <w:tblStyle w:val="a"/>
+        <w:tblW w:w="9195" w:type="dxa"/>
+        <w:tblInd w:w="0" w:type="dxa"/>
         <w:tblBorders>
-          <w:top w:color="000000" w:space="0" w:sz="8" w:val="single"/>
-          <w:left w:color="000000" w:space="0" w:sz="8" w:val="single"/>
-          <w:bottom w:color="000000" w:space="0" w:sz="8" w:val="single"/>
-          <w:right w:color="000000" w:space="0" w:sz="8" w:val="single"/>
-          <w:insideH w:color="000000" w:space="0" w:sz="8" w:val="single"/>
-          <w:insideV w:color="000000" w:space="0" w:sz="8" w:val="single"/>
+          <w:top w:val="single" w:sz="8" w:space="0" w:color="000000"/>
+          <w:left w:val="single" w:sz="8" w:space="0" w:color="000000"/>
+          <w:bottom w:val="single" w:sz="8" w:space="0" w:color="000000"/>
+          <w:right w:val="single" w:sz="8" w:space="0" w:color="000000"/>
+          <w:insideH w:val="single" w:sz="8" w:space="0" w:color="000000"/>
+          <w:insideV w:val="single" w:sz="8" w:space="0" w:color="000000"/>
         </w:tblBorders>
         <w:tblLayout w:type="fixed"/>
-        <w:tblLook w:val="0600"/>
+        <w:tblLook w:val="0600" w:firstRow="0" w:lastRow="0" w:firstColumn="0" w:lastColumn="0" w:noHBand="1" w:noVBand="1"/>
       </w:tblPr>
       <w:tblGrid>
         <w:gridCol w:w="2790"/>
         <w:gridCol w:w="3345"/>
         <w:gridCol w:w="3060"/>
-        <w:tblGridChange w:id="0">
-          <w:tblGrid>
-            <w:gridCol w:w="2790"/>
-            <w:gridCol w:w="3345"/>
-            <w:gridCol w:w="3060"/>
-          </w:tblGrid>
-        </w:tblGridChange>
       </w:tblGrid>
       <w:tr>
-        <w:trPr>
-          <w:cantSplit w:val="0"/>
-          <w:tblHeader w:val="0"/>
-        </w:trPr>
         <w:tc>
           <w:tcPr>
-            <w:shd w:fill="cccccc" w:val="clear"/>
+            <w:tcW w:w="2790" w:type="dxa"/>
+            <w:shd w:val="clear" w:color="auto" w:fill="CCCCCC"/>
             <w:tcMar>
-              <w:top w:w="100.0" w:type="dxa"/>
-              <w:left w:w="100.0" w:type="dxa"/>
-              <w:bottom w:w="100.0" w:type="dxa"/>
-              <w:right w:w="100.0" w:type="dxa"/>
+              <w:top w:w="100" w:type="dxa"/>
+              <w:left w:w="100" w:type="dxa"/>
+              <w:bottom w:w="100" w:type="dxa"/>
+              <w:right w:w="100" w:type="dxa"/>
             </w:tcMar>
-            <w:vAlign w:val="top"/>
           </w:tcPr>
           <w:p>
             <w:pPr>
-              <w:keepNext w:val="0"/>
-              <w:keepLines w:val="0"/>
-              <w:pageBreakBefore w:val="0"/>
               <w:widowControl w:val="0"/>
               <w:pBdr>
-                <w:top w:space="0" w:sz="0" w:val="nil"/>
-                <w:left w:space="0" w:sz="0" w:val="nil"/>
-                <w:bottom w:space="0" w:sz="0" w:val="nil"/>
-                <w:right w:space="0" w:sz="0" w:val="nil"/>
-                <w:between w:space="0" w:sz="0" w:val="nil"/>
+                <w:top w:val="nil"/>
+                <w:left w:val="nil"/>
+                <w:bottom w:val="nil"/>
+                <w:right w:val="nil"/>
+                <w:between w:val="nil"/>
               </w:pBdr>
-              <w:shd w:fill="auto" w:val="clear"/>
-              <w:spacing w:after="0" w:before="0" w:line="240" w:lineRule="auto"/>
-              <w:ind w:left="0" w:right="0" w:firstLine="0"/>
-              <w:jc w:val="left"/>
-              <w:rPr>
-                <w:rFonts w:ascii="Times New Roman" w:cs="Times New Roman" w:eastAsia="Times New Roman" w:hAnsi="Times New Roman"/>
-                <w:b w:val="1"/>
-                <w:bCs w:val="1"/>
+              <w:spacing w:after="0" w:line="240" w:lineRule="auto"/>
+              <w:rPr>
+                <w:rFonts w:ascii="Times New Roman" w:eastAsia="Times New Roman" w:hAnsi="Times New Roman" w:cs="Times New Roman"/>
+                <w:b/>
+                <w:bCs/>
               </w:rPr>
             </w:pPr>
             <w:r>
               <w:rPr>
-                <w:rFonts w:ascii="Times New Roman" w:cs="Times New Roman" w:eastAsia="Times New Roman" w:hAnsi="Times New Roman"/>
-                <w:b w:val="1"/>
-                <w:bCs w:val="1"/>
-                <w:rtl w:val="0"/>
+                <w:rFonts w:ascii="Times New Roman" w:eastAsia="Times New Roman" w:hAnsi="Times New Roman" w:cs="Times New Roman"/>
+                <w:b/>
+                <w:bCs/>
               </w:rPr>
               <w:t xml:space="preserve">Tipo de Conflicto </w:t>
             </w:r>
@@ -739,44 +574,37 @@
         </w:tc>
         <w:tc>
           <w:tcPr>
-            <w:shd w:fill="cccccc" w:val="clear"/>
+            <w:tcW w:w="3345" w:type="dxa"/>
+            <w:shd w:val="clear" w:color="auto" w:fill="CCCCCC"/>
             <w:tcMar>
-              <w:top w:w="100.0" w:type="dxa"/>
-              <w:left w:w="100.0" w:type="dxa"/>
-              <w:bottom w:w="100.0" w:type="dxa"/>
-              <w:right w:w="100.0" w:type="dxa"/>
+              <w:top w:w="100" w:type="dxa"/>
+              <w:left w:w="100" w:type="dxa"/>
+              <w:bottom w:w="100" w:type="dxa"/>
+              <w:right w:w="100" w:type="dxa"/>
             </w:tcMar>
-            <w:vAlign w:val="top"/>
           </w:tcPr>
           <w:p>
             <w:pPr>
-              <w:keepNext w:val="0"/>
-              <w:keepLines w:val="0"/>
-              <w:pageBreakBefore w:val="0"/>
               <w:widowControl w:val="0"/>
               <w:pBdr>
-                <w:top w:space="0" w:sz="0" w:val="nil"/>
-                <w:left w:space="0" w:sz="0" w:val="nil"/>
-                <w:bottom w:space="0" w:sz="0" w:val="nil"/>
-                <w:right w:space="0" w:sz="0" w:val="nil"/>
-                <w:between w:space="0" w:sz="0" w:val="nil"/>
+                <w:top w:val="nil"/>
+                <w:left w:val="nil"/>
+                <w:bottom w:val="nil"/>
+                <w:right w:val="nil"/>
+                <w:between w:val="nil"/>
               </w:pBdr>
-              <w:shd w:fill="auto" w:val="clear"/>
-              <w:spacing w:after="0" w:before="0" w:line="240" w:lineRule="auto"/>
-              <w:ind w:left="0" w:right="0" w:firstLine="0"/>
-              <w:jc w:val="left"/>
-              <w:rPr>
-                <w:rFonts w:ascii="Times New Roman" w:cs="Times New Roman" w:eastAsia="Times New Roman" w:hAnsi="Times New Roman"/>
-                <w:b w:val="1"/>
-                <w:bCs w:val="1"/>
+              <w:spacing w:after="0" w:line="240" w:lineRule="auto"/>
+              <w:rPr>
+                <w:rFonts w:ascii="Times New Roman" w:eastAsia="Times New Roman" w:hAnsi="Times New Roman" w:cs="Times New Roman"/>
+                <w:b/>
+                <w:bCs/>
               </w:rPr>
             </w:pPr>
             <w:r>
               <w:rPr>
-                <w:rFonts w:ascii="Times New Roman" w:cs="Times New Roman" w:eastAsia="Times New Roman" w:hAnsi="Times New Roman"/>
-                <w:b w:val="1"/>
-                <w:bCs w:val="1"/>
-                <w:rtl w:val="0"/>
+                <w:rFonts w:ascii="Times New Roman" w:eastAsia="Times New Roman" w:hAnsi="Times New Roman" w:cs="Times New Roman"/>
+                <w:b/>
+                <w:bCs/>
               </w:rPr>
               <w:t xml:space="preserve">Descripción del Escenario </w:t>
             </w:r>
@@ -784,44 +612,37 @@
         </w:tc>
         <w:tc>
           <w:tcPr>
-            <w:shd w:fill="cccccc" w:val="clear"/>
+            <w:tcW w:w="3060" w:type="dxa"/>
+            <w:shd w:val="clear" w:color="auto" w:fill="CCCCCC"/>
             <w:tcMar>
-              <w:top w:w="100.0" w:type="dxa"/>
-              <w:left w:w="100.0" w:type="dxa"/>
-              <w:bottom w:w="100.0" w:type="dxa"/>
-              <w:right w:w="100.0" w:type="dxa"/>
+              <w:top w:w="100" w:type="dxa"/>
+              <w:left w:w="100" w:type="dxa"/>
+              <w:bottom w:w="100" w:type="dxa"/>
+              <w:right w:w="100" w:type="dxa"/>
             </w:tcMar>
-            <w:vAlign w:val="top"/>
           </w:tcPr>
           <w:p>
             <w:pPr>
-              <w:keepNext w:val="0"/>
-              <w:keepLines w:val="0"/>
-              <w:pageBreakBefore w:val="0"/>
               <w:widowControl w:val="0"/>
               <w:pBdr>
-                <w:top w:space="0" w:sz="0" w:val="nil"/>
-                <w:left w:space="0" w:sz="0" w:val="nil"/>
-                <w:bottom w:space="0" w:sz="0" w:val="nil"/>
-                <w:right w:space="0" w:sz="0" w:val="nil"/>
-                <w:between w:space="0" w:sz="0" w:val="nil"/>
+                <w:top w:val="nil"/>
+                <w:left w:val="nil"/>
+                <w:bottom w:val="nil"/>
+                <w:right w:val="nil"/>
+                <w:between w:val="nil"/>
               </w:pBdr>
-              <w:shd w:fill="auto" w:val="clear"/>
-              <w:spacing w:after="0" w:before="0" w:line="240" w:lineRule="auto"/>
-              <w:ind w:left="0" w:right="0" w:firstLine="0"/>
-              <w:jc w:val="left"/>
-              <w:rPr>
-                <w:rFonts w:ascii="Times New Roman" w:cs="Times New Roman" w:eastAsia="Times New Roman" w:hAnsi="Times New Roman"/>
-                <w:b w:val="1"/>
-                <w:bCs w:val="1"/>
+              <w:spacing w:after="0" w:line="240" w:lineRule="auto"/>
+              <w:rPr>
+                <w:rFonts w:ascii="Times New Roman" w:eastAsia="Times New Roman" w:hAnsi="Times New Roman" w:cs="Times New Roman"/>
+                <w:b/>
+                <w:bCs/>
               </w:rPr>
             </w:pPr>
             <w:r>
               <w:rPr>
-                <w:rFonts w:ascii="Times New Roman" w:cs="Times New Roman" w:eastAsia="Times New Roman" w:hAnsi="Times New Roman"/>
-                <w:b w:val="1"/>
-                <w:bCs w:val="1"/>
-                <w:rtl w:val="0"/>
+                <w:rFonts w:ascii="Times New Roman" w:eastAsia="Times New Roman" w:hAnsi="Times New Roman" w:cs="Times New Roman"/>
+                <w:b/>
+                <w:bCs/>
               </w:rPr>
               <w:t xml:space="preserve">Acción de Mitigación / Resolución </w:t>
             </w:r>
@@ -829,50 +650,38 @@
         </w:tc>
       </w:tr>
       <w:tr>
-        <w:trPr>
-          <w:cantSplit w:val="0"/>
-          <w:tblHeader w:val="0"/>
-        </w:trPr>
         <w:tc>
           <w:tcPr>
-            <w:shd w:fill="auto" w:val="clear"/>
+            <w:tcW w:w="2790" w:type="dxa"/>
             <w:tcMar>
-              <w:top w:w="100.0" w:type="dxa"/>
-              <w:left w:w="100.0" w:type="dxa"/>
-              <w:bottom w:w="100.0" w:type="dxa"/>
-              <w:right w:w="100.0" w:type="dxa"/>
+              <w:top w:w="100" w:type="dxa"/>
+              <w:left w:w="100" w:type="dxa"/>
+              <w:bottom w:w="100" w:type="dxa"/>
+              <w:right w:w="100" w:type="dxa"/>
             </w:tcMar>
-            <w:vAlign w:val="top"/>
           </w:tcPr>
           <w:p>
             <w:pPr>
-              <w:keepNext w:val="0"/>
-              <w:keepLines w:val="0"/>
-              <w:pageBreakBefore w:val="0"/>
               <w:widowControl w:val="0"/>
               <w:pBdr>
-                <w:top w:space="0" w:sz="0" w:val="nil"/>
-                <w:left w:space="0" w:sz="0" w:val="nil"/>
-                <w:bottom w:space="0" w:sz="0" w:val="nil"/>
-                <w:right w:space="0" w:sz="0" w:val="nil"/>
-                <w:between w:space="0" w:sz="0" w:val="nil"/>
+                <w:top w:val="nil"/>
+                <w:left w:val="nil"/>
+                <w:bottom w:val="nil"/>
+                <w:right w:val="nil"/>
+                <w:between w:val="nil"/>
               </w:pBdr>
-              <w:shd w:fill="auto" w:val="clear"/>
-              <w:spacing w:after="0" w:before="0" w:line="240" w:lineRule="auto"/>
-              <w:ind w:left="0" w:right="0" w:firstLine="0"/>
-              <w:jc w:val="left"/>
-              <w:rPr>
-                <w:rFonts w:ascii="Times New Roman" w:cs="Times New Roman" w:eastAsia="Times New Roman" w:hAnsi="Times New Roman"/>
+              <w:spacing w:after="0" w:line="240" w:lineRule="auto"/>
+              <w:rPr>
+                <w:rFonts w:ascii="Times New Roman" w:eastAsia="Times New Roman" w:hAnsi="Times New Roman" w:cs="Times New Roman"/>
                 <w:sz w:val="22"/>
                 <w:szCs w:val="22"/>
               </w:rPr>
             </w:pPr>
             <w:r>
               <w:rPr>
-                <w:rFonts w:ascii="Times New Roman" w:cs="Times New Roman" w:eastAsia="Times New Roman" w:hAnsi="Times New Roman"/>
+                <w:rFonts w:ascii="Times New Roman" w:eastAsia="Times New Roman" w:hAnsi="Times New Roman" w:cs="Times New Roman"/>
                 <w:sz w:val="22"/>
                 <w:szCs w:val="22"/>
-                <w:rtl w:val="0"/>
               </w:rPr>
               <w:t xml:space="preserve">Atraso en entregables técnicos </w:t>
             </w:r>
@@ -880,44 +689,36 @@
         </w:tc>
         <w:tc>
           <w:tcPr>
-            <w:shd w:fill="auto" w:val="clear"/>
+            <w:tcW w:w="3345" w:type="dxa"/>
             <w:tcMar>
-              <w:top w:w="100.0" w:type="dxa"/>
-              <w:left w:w="100.0" w:type="dxa"/>
-              <w:bottom w:w="100.0" w:type="dxa"/>
-              <w:right w:w="100.0" w:type="dxa"/>
+              <w:top w:w="100" w:type="dxa"/>
+              <w:left w:w="100" w:type="dxa"/>
+              <w:bottom w:w="100" w:type="dxa"/>
+              <w:right w:w="100" w:type="dxa"/>
             </w:tcMar>
-            <w:vAlign w:val="top"/>
           </w:tcPr>
           <w:p>
             <w:pPr>
-              <w:keepNext w:val="0"/>
-              <w:keepLines w:val="0"/>
-              <w:pageBreakBefore w:val="0"/>
               <w:widowControl w:val="0"/>
               <w:pBdr>
-                <w:top w:space="0" w:sz="0" w:val="nil"/>
-                <w:left w:space="0" w:sz="0" w:val="nil"/>
-                <w:bottom w:space="0" w:sz="0" w:val="nil"/>
-                <w:right w:space="0" w:sz="0" w:val="nil"/>
-                <w:between w:space="0" w:sz="0" w:val="nil"/>
+                <w:top w:val="nil"/>
+                <w:left w:val="nil"/>
+                <w:bottom w:val="nil"/>
+                <w:right w:val="nil"/>
+                <w:between w:val="nil"/>
               </w:pBdr>
-              <w:shd w:fill="auto" w:val="clear"/>
-              <w:spacing w:after="0" w:before="0" w:line="240" w:lineRule="auto"/>
-              <w:ind w:left="0" w:right="0" w:firstLine="0"/>
-              <w:jc w:val="left"/>
-              <w:rPr>
-                <w:rFonts w:ascii="Times New Roman" w:cs="Times New Roman" w:eastAsia="Times New Roman" w:hAnsi="Times New Roman"/>
+              <w:spacing w:after="0" w:line="240" w:lineRule="auto"/>
+              <w:rPr>
+                <w:rFonts w:ascii="Times New Roman" w:eastAsia="Times New Roman" w:hAnsi="Times New Roman" w:cs="Times New Roman"/>
                 <w:sz w:val="22"/>
                 <w:szCs w:val="22"/>
               </w:rPr>
             </w:pPr>
             <w:r>
               <w:rPr>
-                <w:rFonts w:ascii="Times New Roman" w:cs="Times New Roman" w:eastAsia="Times New Roman" w:hAnsi="Times New Roman"/>
+                <w:rFonts w:ascii="Times New Roman" w:eastAsia="Times New Roman" w:hAnsi="Times New Roman" w:cs="Times New Roman"/>
                 <w:sz w:val="22"/>
                 <w:szCs w:val="22"/>
-                <w:rtl w:val="0"/>
               </w:rPr>
               <w:t xml:space="preserve">Un desarrollador no alcanza a terminar su Historia de Usuario a tiempo para el cierre del incremento. </w:t>
             </w:r>
@@ -925,113 +726,75 @@
         </w:tc>
         <w:tc>
           <w:tcPr>
-            <w:shd w:fill="auto" w:val="clear"/>
+            <w:tcW w:w="3060" w:type="dxa"/>
             <w:tcMar>
-              <w:top w:w="100.0" w:type="dxa"/>
-              <w:left w:w="100.0" w:type="dxa"/>
-              <w:bottom w:w="100.0" w:type="dxa"/>
-              <w:right w:w="100.0" w:type="dxa"/>
+              <w:top w:w="100" w:type="dxa"/>
+              <w:left w:w="100" w:type="dxa"/>
+              <w:bottom w:w="100" w:type="dxa"/>
+              <w:right w:w="100" w:type="dxa"/>
             </w:tcMar>
-            <w:vAlign w:val="top"/>
           </w:tcPr>
           <w:p>
             <w:pPr>
-              <w:keepNext w:val="0"/>
-              <w:keepLines w:val="0"/>
-              <w:pageBreakBefore w:val="0"/>
               <w:widowControl w:val="0"/>
               <w:pBdr>
-                <w:top w:space="0" w:sz="0" w:val="nil"/>
-                <w:left w:space="0" w:sz="0" w:val="nil"/>
-                <w:bottom w:space="0" w:sz="0" w:val="nil"/>
-                <w:right w:space="0" w:sz="0" w:val="nil"/>
-                <w:between w:space="0" w:sz="0" w:val="nil"/>
+                <w:top w:val="nil"/>
+                <w:left w:val="nil"/>
+                <w:bottom w:val="nil"/>
+                <w:right w:val="nil"/>
+                <w:between w:val="nil"/>
               </w:pBdr>
-              <w:shd w:fill="auto" w:val="clear"/>
-              <w:spacing w:after="0" w:before="0" w:line="240" w:lineRule="auto"/>
-              <w:ind w:left="0" w:right="0" w:firstLine="0"/>
-              <w:jc w:val="left"/>
-              <w:rPr>
-                <w:rFonts w:ascii="Times New Roman" w:cs="Times New Roman" w:eastAsia="Times New Roman" w:hAnsi="Times New Roman"/>
+              <w:spacing w:after="0" w:line="240" w:lineRule="auto"/>
+              <w:rPr>
+                <w:rFonts w:ascii="Times New Roman" w:eastAsia="Times New Roman" w:hAnsi="Times New Roman" w:cs="Times New Roman"/>
                 <w:sz w:val="22"/>
                 <w:szCs w:val="22"/>
               </w:rPr>
             </w:pPr>
             <w:r>
               <w:rPr>
-                <w:rFonts w:ascii="Times New Roman" w:cs="Times New Roman" w:eastAsia="Times New Roman" w:hAnsi="Times New Roman"/>
+                <w:rFonts w:ascii="Times New Roman" w:eastAsia="Times New Roman" w:hAnsi="Times New Roman" w:cs="Times New Roman"/>
                 <w:sz w:val="22"/>
                 <w:szCs w:val="22"/>
-                <w:rtl w:val="0"/>
-              </w:rPr>
-              <w:t xml:space="preserve">Se debe notificar con 48 hrs de anticipación. El Jefe de Proyecto redistribuye la carga temporalmente, apoyándose en el Desarrollador </w:t>
-            </w:r>
-            <w:r>
-              <w:rPr>
-                <w:rFonts w:ascii="Times New Roman" w:cs="Times New Roman" w:eastAsia="Times New Roman" w:hAnsi="Times New Roman"/>
-                <w:sz w:val="22"/>
-                <w:szCs w:val="22"/>
-                <w:rtl w:val="0"/>
-              </w:rPr>
-              <w:t xml:space="preserve">Fullstack</w:t>
-            </w:r>
-            <w:r>
-              <w:rPr>
-                <w:rFonts w:ascii="Times New Roman" w:cs="Times New Roman" w:eastAsia="Times New Roman" w:hAnsi="Times New Roman"/>
-                <w:sz w:val="22"/>
-                <w:szCs w:val="22"/>
-                <w:rtl w:val="0"/>
-              </w:rPr>
-              <w:t xml:space="preserve">, Vicente Carrasco, o se moverá la tarea no crítica a la siguiente iteración. </w:t>
+              </w:rPr>
+              <w:t xml:space="preserve">Se debe notificar con 48 hrs de anticipación. El Jefe de Proyecto redistribuye la carga temporalmente, apoyándose en el Desarrollador Fullstack, Vicente Carrasco, o se moverá la tarea no crítica a la siguiente iteración. </w:t>
             </w:r>
           </w:p>
         </w:tc>
       </w:tr>
       <w:tr>
-        <w:trPr>
-          <w:cantSplit w:val="0"/>
-          <w:tblHeader w:val="0"/>
-        </w:trPr>
         <w:tc>
           <w:tcPr>
-            <w:shd w:fill="auto" w:val="clear"/>
+            <w:tcW w:w="2790" w:type="dxa"/>
             <w:tcMar>
-              <w:top w:w="100.0" w:type="dxa"/>
-              <w:left w:w="100.0" w:type="dxa"/>
-              <w:bottom w:w="100.0" w:type="dxa"/>
-              <w:right w:w="100.0" w:type="dxa"/>
+              <w:top w:w="100" w:type="dxa"/>
+              <w:left w:w="100" w:type="dxa"/>
+              <w:bottom w:w="100" w:type="dxa"/>
+              <w:right w:w="100" w:type="dxa"/>
             </w:tcMar>
-            <w:vAlign w:val="top"/>
           </w:tcPr>
           <w:p>
             <w:pPr>
-              <w:keepNext w:val="0"/>
-              <w:keepLines w:val="0"/>
-              <w:pageBreakBefore w:val="0"/>
               <w:widowControl w:val="0"/>
               <w:pBdr>
-                <w:top w:space="0" w:sz="0" w:val="nil"/>
-                <w:left w:space="0" w:sz="0" w:val="nil"/>
-                <w:bottom w:space="0" w:sz="0" w:val="nil"/>
-                <w:right w:space="0" w:sz="0" w:val="nil"/>
-                <w:between w:space="0" w:sz="0" w:val="nil"/>
+                <w:top w:val="nil"/>
+                <w:left w:val="nil"/>
+                <w:bottom w:val="nil"/>
+                <w:right w:val="nil"/>
+                <w:between w:val="nil"/>
               </w:pBdr>
-              <w:shd w:fill="auto" w:val="clear"/>
-              <w:spacing w:after="0" w:before="0" w:line="240" w:lineRule="auto"/>
-              <w:ind w:left="0" w:right="0" w:firstLine="0"/>
-              <w:jc w:val="left"/>
-              <w:rPr>
-                <w:rFonts w:ascii="Times New Roman" w:cs="Times New Roman" w:eastAsia="Times New Roman" w:hAnsi="Times New Roman"/>
+              <w:spacing w:after="0" w:line="240" w:lineRule="auto"/>
+              <w:rPr>
+                <w:rFonts w:ascii="Times New Roman" w:eastAsia="Times New Roman" w:hAnsi="Times New Roman" w:cs="Times New Roman"/>
                 <w:sz w:val="22"/>
                 <w:szCs w:val="22"/>
               </w:rPr>
             </w:pPr>
             <w:r>
               <w:rPr>
-                <w:rFonts w:ascii="Times New Roman" w:cs="Times New Roman" w:eastAsia="Times New Roman" w:hAnsi="Times New Roman"/>
+                <w:rFonts w:ascii="Times New Roman" w:eastAsia="Times New Roman" w:hAnsi="Times New Roman" w:cs="Times New Roman"/>
                 <w:sz w:val="22"/>
                 <w:szCs w:val="22"/>
-                <w:rtl w:val="0"/>
               </w:rPr>
               <w:t xml:space="preserve">Inasistencia a reuniones </w:t>
             </w:r>
@@ -1039,64 +802,54 @@
         </w:tc>
         <w:tc>
           <w:tcPr>
-            <w:shd w:fill="auto" w:val="clear"/>
+            <w:tcW w:w="3345" w:type="dxa"/>
             <w:tcMar>
-              <w:top w:w="100.0" w:type="dxa"/>
-              <w:left w:w="100.0" w:type="dxa"/>
-              <w:bottom w:w="100.0" w:type="dxa"/>
-              <w:right w:w="100.0" w:type="dxa"/>
+              <w:top w:w="100" w:type="dxa"/>
+              <w:left w:w="100" w:type="dxa"/>
+              <w:bottom w:w="100" w:type="dxa"/>
+              <w:right w:w="100" w:type="dxa"/>
             </w:tcMar>
-            <w:vAlign w:val="top"/>
           </w:tcPr>
           <w:p>
             <w:pPr>
-              <w:keepNext w:val="0"/>
-              <w:keepLines w:val="0"/>
-              <w:pageBreakBefore w:val="0"/>
               <w:widowControl w:val="0"/>
               <w:pBdr>
-                <w:top w:space="0" w:sz="0" w:val="nil"/>
-                <w:left w:space="0" w:sz="0" w:val="nil"/>
-                <w:bottom w:space="0" w:sz="0" w:val="nil"/>
-                <w:right w:space="0" w:sz="0" w:val="nil"/>
-                <w:between w:space="0" w:sz="0" w:val="nil"/>
+                <w:top w:val="nil"/>
+                <w:left w:val="nil"/>
+                <w:bottom w:val="nil"/>
+                <w:right w:val="nil"/>
+                <w:between w:val="nil"/>
               </w:pBdr>
-              <w:shd w:fill="auto" w:val="clear"/>
-              <w:spacing w:after="0" w:before="0" w:line="240" w:lineRule="auto"/>
-              <w:ind w:left="0" w:right="0" w:firstLine="0"/>
-              <w:jc w:val="left"/>
-              <w:rPr>
-                <w:rFonts w:ascii="Times New Roman" w:cs="Times New Roman" w:eastAsia="Times New Roman" w:hAnsi="Times New Roman"/>
+              <w:spacing w:after="0" w:line="240" w:lineRule="auto"/>
+              <w:rPr>
+                <w:rFonts w:ascii="Times New Roman" w:eastAsia="Times New Roman" w:hAnsi="Times New Roman" w:cs="Times New Roman"/>
                 <w:sz w:val="22"/>
                 <w:szCs w:val="22"/>
               </w:rPr>
             </w:pPr>
             <w:r>
               <w:rPr>
-                <w:rFonts w:ascii="Times New Roman" w:cs="Times New Roman" w:eastAsia="Times New Roman" w:hAnsi="Times New Roman"/>
+                <w:rFonts w:ascii="Times New Roman" w:eastAsia="Times New Roman" w:hAnsi="Times New Roman" w:cs="Times New Roman"/>
                 <w:sz w:val="22"/>
                 <w:szCs w:val="22"/>
-                <w:rtl w:val="0"/>
               </w:rPr>
               <w:t xml:space="preserve">Un miembro falta de manera injustificada a la </w:t>
             </w:r>
             <w:r>
               <w:rPr>
-                <w:rFonts w:ascii="Times New Roman" w:cs="Times New Roman" w:eastAsia="Times New Roman" w:hAnsi="Times New Roman"/>
-                <w:i w:val="1"/>
-                <w:iCs w:val="1"/>
+                <w:rFonts w:ascii="Times New Roman" w:eastAsia="Times New Roman" w:hAnsi="Times New Roman" w:cs="Times New Roman"/>
+                <w:i/>
+                <w:iCs/>
                 <w:sz w:val="22"/>
                 <w:szCs w:val="22"/>
-                <w:rtl w:val="0"/>
-              </w:rPr>
-              <w:t xml:space="preserve">Status Meeting</w:t>
+              </w:rPr>
+              <w:t>Status Meeting</w:t>
             </w:r>
             <w:r>
               <w:rPr>
-                <w:rFonts w:ascii="Times New Roman" w:cs="Times New Roman" w:eastAsia="Times New Roman" w:hAnsi="Times New Roman"/>
+                <w:rFonts w:ascii="Times New Roman" w:eastAsia="Times New Roman" w:hAnsi="Times New Roman" w:cs="Times New Roman"/>
                 <w:sz w:val="22"/>
                 <w:szCs w:val="22"/>
-                <w:rtl w:val="0"/>
               </w:rPr>
               <w:t xml:space="preserve"> de los martes a las 14:30 hrs. </w:t>
             </w:r>
@@ -1104,44 +857,36 @@
         </w:tc>
         <w:tc>
           <w:tcPr>
-            <w:shd w:fill="auto" w:val="clear"/>
+            <w:tcW w:w="3060" w:type="dxa"/>
             <w:tcMar>
-              <w:top w:w="100.0" w:type="dxa"/>
-              <w:left w:w="100.0" w:type="dxa"/>
-              <w:bottom w:w="100.0" w:type="dxa"/>
-              <w:right w:w="100.0" w:type="dxa"/>
+              <w:top w:w="100" w:type="dxa"/>
+              <w:left w:w="100" w:type="dxa"/>
+              <w:bottom w:w="100" w:type="dxa"/>
+              <w:right w:w="100" w:type="dxa"/>
             </w:tcMar>
-            <w:vAlign w:val="top"/>
           </w:tcPr>
           <w:p>
             <w:pPr>
-              <w:keepNext w:val="0"/>
-              <w:keepLines w:val="0"/>
-              <w:pageBreakBefore w:val="0"/>
               <w:widowControl w:val="0"/>
               <w:pBdr>
-                <w:top w:space="0" w:sz="0" w:val="nil"/>
-                <w:left w:space="0" w:sz="0" w:val="nil"/>
-                <w:bottom w:space="0" w:sz="0" w:val="nil"/>
-                <w:right w:space="0" w:sz="0" w:val="nil"/>
-                <w:between w:space="0" w:sz="0" w:val="nil"/>
+                <w:top w:val="nil"/>
+                <w:left w:val="nil"/>
+                <w:bottom w:val="nil"/>
+                <w:right w:val="nil"/>
+                <w:between w:val="nil"/>
               </w:pBdr>
-              <w:shd w:fill="auto" w:val="clear"/>
-              <w:spacing w:after="0" w:before="0" w:line="240" w:lineRule="auto"/>
-              <w:ind w:left="0" w:right="0" w:firstLine="0"/>
-              <w:jc w:val="left"/>
-              <w:rPr>
-                <w:rFonts w:ascii="Times New Roman" w:cs="Times New Roman" w:eastAsia="Times New Roman" w:hAnsi="Times New Roman"/>
+              <w:spacing w:after="0" w:line="240" w:lineRule="auto"/>
+              <w:rPr>
+                <w:rFonts w:ascii="Times New Roman" w:eastAsia="Times New Roman" w:hAnsi="Times New Roman" w:cs="Times New Roman"/>
                 <w:sz w:val="22"/>
                 <w:szCs w:val="22"/>
               </w:rPr>
             </w:pPr>
             <w:r>
               <w:rPr>
-                <w:rFonts w:ascii="Times New Roman" w:cs="Times New Roman" w:eastAsia="Times New Roman" w:hAnsi="Times New Roman"/>
+                <w:rFonts w:ascii="Times New Roman" w:eastAsia="Times New Roman" w:hAnsi="Times New Roman" w:cs="Times New Roman"/>
                 <w:sz w:val="22"/>
                 <w:szCs w:val="22"/>
-                <w:rtl w:val="0"/>
               </w:rPr>
               <w:t xml:space="preserve">Se dejará registro de la inasistencia en la bitácora. El miembro ausente tiene la obligación de leer los acuerdos tomados en Discord y ponerse al día con sus tareas en menos de 24 horas </w:t>
             </w:r>
@@ -1149,50 +894,38 @@
         </w:tc>
       </w:tr>
       <w:tr>
-        <w:trPr>
-          <w:cantSplit w:val="0"/>
-          <w:tblHeader w:val="0"/>
-        </w:trPr>
         <w:tc>
           <w:tcPr>
-            <w:shd w:fill="auto" w:val="clear"/>
+            <w:tcW w:w="2790" w:type="dxa"/>
             <w:tcMar>
-              <w:top w:w="100.0" w:type="dxa"/>
-              <w:left w:w="100.0" w:type="dxa"/>
-              <w:bottom w:w="100.0" w:type="dxa"/>
-              <w:right w:w="100.0" w:type="dxa"/>
+              <w:top w:w="100" w:type="dxa"/>
+              <w:left w:w="100" w:type="dxa"/>
+              <w:bottom w:w="100" w:type="dxa"/>
+              <w:right w:w="100" w:type="dxa"/>
             </w:tcMar>
-            <w:vAlign w:val="top"/>
           </w:tcPr>
           <w:p>
             <w:pPr>
-              <w:keepNext w:val="0"/>
-              <w:keepLines w:val="0"/>
-              <w:pageBreakBefore w:val="0"/>
               <w:widowControl w:val="0"/>
               <w:pBdr>
-                <w:top w:space="0" w:sz="0" w:val="nil"/>
-                <w:left w:space="0" w:sz="0" w:val="nil"/>
-                <w:bottom w:space="0" w:sz="0" w:val="nil"/>
-                <w:right w:space="0" w:sz="0" w:val="nil"/>
-                <w:between w:space="0" w:sz="0" w:val="nil"/>
+                <w:top w:val="nil"/>
+                <w:left w:val="nil"/>
+                <w:bottom w:val="nil"/>
+                <w:right w:val="nil"/>
+                <w:between w:val="nil"/>
               </w:pBdr>
-              <w:shd w:fill="auto" w:val="clear"/>
-              <w:spacing w:after="0" w:before="0" w:line="240" w:lineRule="auto"/>
-              <w:ind w:left="0" w:right="0" w:firstLine="0"/>
-              <w:jc w:val="left"/>
-              <w:rPr>
-                <w:rFonts w:ascii="Times New Roman" w:cs="Times New Roman" w:eastAsia="Times New Roman" w:hAnsi="Times New Roman"/>
+              <w:spacing w:after="0" w:line="240" w:lineRule="auto"/>
+              <w:rPr>
+                <w:rFonts w:ascii="Times New Roman" w:eastAsia="Times New Roman" w:hAnsi="Times New Roman" w:cs="Times New Roman"/>
                 <w:sz w:val="22"/>
                 <w:szCs w:val="22"/>
               </w:rPr>
             </w:pPr>
             <w:r>
               <w:rPr>
-                <w:rFonts w:ascii="Times New Roman" w:cs="Times New Roman" w:eastAsia="Times New Roman" w:hAnsi="Times New Roman"/>
+                <w:rFonts w:ascii="Times New Roman" w:eastAsia="Times New Roman" w:hAnsi="Times New Roman" w:cs="Times New Roman"/>
                 <w:sz w:val="22"/>
                 <w:szCs w:val="22"/>
-                <w:rtl w:val="0"/>
               </w:rPr>
               <w:t xml:space="preserve">Desacuerdo en el Alcance (Scope Creep) </w:t>
             </w:r>
@@ -1200,44 +933,36 @@
         </w:tc>
         <w:tc>
           <w:tcPr>
-            <w:shd w:fill="auto" w:val="clear"/>
+            <w:tcW w:w="3345" w:type="dxa"/>
             <w:tcMar>
-              <w:top w:w="100.0" w:type="dxa"/>
-              <w:left w:w="100.0" w:type="dxa"/>
-              <w:bottom w:w="100.0" w:type="dxa"/>
-              <w:right w:w="100.0" w:type="dxa"/>
+              <w:top w:w="100" w:type="dxa"/>
+              <w:left w:w="100" w:type="dxa"/>
+              <w:bottom w:w="100" w:type="dxa"/>
+              <w:right w:w="100" w:type="dxa"/>
             </w:tcMar>
-            <w:vAlign w:val="top"/>
           </w:tcPr>
           <w:p>
             <w:pPr>
-              <w:keepNext w:val="0"/>
-              <w:keepLines w:val="0"/>
-              <w:pageBreakBefore w:val="0"/>
               <w:widowControl w:val="0"/>
               <w:pBdr>
-                <w:top w:space="0" w:sz="0" w:val="nil"/>
-                <w:left w:space="0" w:sz="0" w:val="nil"/>
-                <w:bottom w:space="0" w:sz="0" w:val="nil"/>
-                <w:right w:space="0" w:sz="0" w:val="nil"/>
-                <w:between w:space="0" w:sz="0" w:val="nil"/>
+                <w:top w:val="nil"/>
+                <w:left w:val="nil"/>
+                <w:bottom w:val="nil"/>
+                <w:right w:val="nil"/>
+                <w:between w:val="nil"/>
               </w:pBdr>
-              <w:shd w:fill="auto" w:val="clear"/>
-              <w:spacing w:after="0" w:before="0" w:line="240" w:lineRule="auto"/>
-              <w:ind w:left="0" w:right="0" w:firstLine="0"/>
-              <w:jc w:val="left"/>
-              <w:rPr>
-                <w:rFonts w:ascii="Times New Roman" w:cs="Times New Roman" w:eastAsia="Times New Roman" w:hAnsi="Times New Roman"/>
+              <w:spacing w:after="0" w:line="240" w:lineRule="auto"/>
+              <w:rPr>
+                <w:rFonts w:ascii="Times New Roman" w:eastAsia="Times New Roman" w:hAnsi="Times New Roman" w:cs="Times New Roman"/>
                 <w:sz w:val="22"/>
                 <w:szCs w:val="22"/>
               </w:rPr>
             </w:pPr>
             <w:r>
               <w:rPr>
-                <w:rFonts w:ascii="Times New Roman" w:cs="Times New Roman" w:eastAsia="Times New Roman" w:hAnsi="Times New Roman"/>
+                <w:rFonts w:ascii="Times New Roman" w:eastAsia="Times New Roman" w:hAnsi="Times New Roman" w:cs="Times New Roman"/>
                 <w:sz w:val="22"/>
                 <w:szCs w:val="22"/>
-                <w:rtl w:val="0"/>
               </w:rPr>
               <w:t xml:space="preserve">Tendencia del cliente o de un miembro del equipo a agregar funcionalidades no pactadas (ej. intentar forzar la generación de exportables en PDF o Excel). </w:t>
             </w:r>
@@ -1245,44 +970,36 @@
         </w:tc>
         <w:tc>
           <w:tcPr>
-            <w:shd w:fill="auto" w:val="clear"/>
+            <w:tcW w:w="3060" w:type="dxa"/>
             <w:tcMar>
-              <w:top w:w="100.0" w:type="dxa"/>
-              <w:left w:w="100.0" w:type="dxa"/>
-              <w:bottom w:w="100.0" w:type="dxa"/>
-              <w:right w:w="100.0" w:type="dxa"/>
+              <w:top w:w="100" w:type="dxa"/>
+              <w:left w:w="100" w:type="dxa"/>
+              <w:bottom w:w="100" w:type="dxa"/>
+              <w:right w:w="100" w:type="dxa"/>
             </w:tcMar>
-            <w:vAlign w:val="top"/>
           </w:tcPr>
           <w:p>
             <w:pPr>
-              <w:keepNext w:val="0"/>
-              <w:keepLines w:val="0"/>
-              <w:pageBreakBefore w:val="0"/>
               <w:widowControl w:val="0"/>
               <w:pBdr>
-                <w:top w:space="0" w:sz="0" w:val="nil"/>
-                <w:left w:space="0" w:sz="0" w:val="nil"/>
-                <w:bottom w:space="0" w:sz="0" w:val="nil"/>
-                <w:right w:space="0" w:sz="0" w:val="nil"/>
-                <w:between w:space="0" w:sz="0" w:val="nil"/>
+                <w:top w:val="nil"/>
+                <w:left w:val="nil"/>
+                <w:bottom w:val="nil"/>
+                <w:right w:val="nil"/>
+                <w:between w:val="nil"/>
               </w:pBdr>
-              <w:shd w:fill="auto" w:val="clear"/>
-              <w:spacing w:after="0" w:before="0" w:line="240" w:lineRule="auto"/>
-              <w:ind w:left="0" w:right="0" w:firstLine="0"/>
-              <w:jc w:val="left"/>
-              <w:rPr>
-                <w:rFonts w:ascii="Times New Roman" w:cs="Times New Roman" w:eastAsia="Times New Roman" w:hAnsi="Times New Roman"/>
+              <w:spacing w:after="0" w:line="240" w:lineRule="auto"/>
+              <w:rPr>
+                <w:rFonts w:ascii="Times New Roman" w:eastAsia="Times New Roman" w:hAnsi="Times New Roman" w:cs="Times New Roman"/>
                 <w:sz w:val="22"/>
                 <w:szCs w:val="22"/>
               </w:rPr>
             </w:pPr>
             <w:r>
               <w:rPr>
-                <w:rFonts w:ascii="Times New Roman" w:cs="Times New Roman" w:eastAsia="Times New Roman" w:hAnsi="Times New Roman"/>
+                <w:rFonts w:ascii="Times New Roman" w:eastAsia="Times New Roman" w:hAnsi="Times New Roman" w:cs="Times New Roman"/>
                 <w:sz w:val="22"/>
                 <w:szCs w:val="22"/>
-                <w:rtl w:val="0"/>
               </w:rPr>
               <w:t xml:space="preserve">El Jefe de Proyecto y la Líder Técnica vetará la funcionalidad de forma inmediata, apegándose estrictamente a las limitaciones definidas en el Requisito SRS y en el Acta de Kick-off original. </w:t>
             </w:r>
@@ -1290,50 +1007,38 @@
         </w:tc>
       </w:tr>
       <w:tr>
-        <w:trPr>
-          <w:cantSplit w:val="0"/>
-          <w:tblHeader w:val="0"/>
-        </w:trPr>
         <w:tc>
           <w:tcPr>
-            <w:shd w:fill="auto" w:val="clear"/>
+            <w:tcW w:w="2790" w:type="dxa"/>
             <w:tcMar>
-              <w:top w:w="100.0" w:type="dxa"/>
-              <w:left w:w="100.0" w:type="dxa"/>
-              <w:bottom w:w="100.0" w:type="dxa"/>
-              <w:right w:w="100.0" w:type="dxa"/>
+              <w:top w:w="100" w:type="dxa"/>
+              <w:left w:w="100" w:type="dxa"/>
+              <w:bottom w:w="100" w:type="dxa"/>
+              <w:right w:w="100" w:type="dxa"/>
             </w:tcMar>
-            <w:vAlign w:val="top"/>
           </w:tcPr>
           <w:p>
             <w:pPr>
-              <w:keepNext w:val="0"/>
-              <w:keepLines w:val="0"/>
-              <w:pageBreakBefore w:val="0"/>
               <w:widowControl w:val="0"/>
               <w:pBdr>
-                <w:top w:space="0" w:sz="0" w:val="nil"/>
-                <w:left w:space="0" w:sz="0" w:val="nil"/>
-                <w:bottom w:space="0" w:sz="0" w:val="nil"/>
-                <w:right w:space="0" w:sz="0" w:val="nil"/>
-                <w:between w:space="0" w:sz="0" w:val="nil"/>
+                <w:top w:val="nil"/>
+                <w:left w:val="nil"/>
+                <w:bottom w:val="nil"/>
+                <w:right w:val="nil"/>
+                <w:between w:val="nil"/>
               </w:pBdr>
-              <w:shd w:fill="auto" w:val="clear"/>
-              <w:spacing w:after="0" w:before="0" w:line="240" w:lineRule="auto"/>
-              <w:ind w:left="0" w:right="0" w:firstLine="0"/>
-              <w:jc w:val="left"/>
-              <w:rPr>
-                <w:rFonts w:ascii="Times New Roman" w:cs="Times New Roman" w:eastAsia="Times New Roman" w:hAnsi="Times New Roman"/>
+              <w:spacing w:after="0" w:line="240" w:lineRule="auto"/>
+              <w:rPr>
+                <w:rFonts w:ascii="Times New Roman" w:eastAsia="Times New Roman" w:hAnsi="Times New Roman" w:cs="Times New Roman"/>
                 <w:sz w:val="22"/>
                 <w:szCs w:val="22"/>
               </w:rPr>
             </w:pPr>
             <w:r>
               <w:rPr>
-                <w:rFonts w:ascii="Times New Roman" w:cs="Times New Roman" w:eastAsia="Times New Roman" w:hAnsi="Times New Roman"/>
+                <w:rFonts w:ascii="Times New Roman" w:eastAsia="Times New Roman" w:hAnsi="Times New Roman" w:cs="Times New Roman"/>
                 <w:sz w:val="22"/>
                 <w:szCs w:val="22"/>
-                <w:rtl w:val="0"/>
               </w:rPr>
               <w:t xml:space="preserve">Fallas en integraciones (Bugs de unión) </w:t>
             </w:r>
@@ -1341,44 +1046,36 @@
         </w:tc>
         <w:tc>
           <w:tcPr>
-            <w:shd w:fill="auto" w:val="clear"/>
+            <w:tcW w:w="3345" w:type="dxa"/>
             <w:tcMar>
-              <w:top w:w="100.0" w:type="dxa"/>
-              <w:left w:w="100.0" w:type="dxa"/>
-              <w:bottom w:w="100.0" w:type="dxa"/>
-              <w:right w:w="100.0" w:type="dxa"/>
+              <w:top w:w="100" w:type="dxa"/>
+              <w:left w:w="100" w:type="dxa"/>
+              <w:bottom w:w="100" w:type="dxa"/>
+              <w:right w:w="100" w:type="dxa"/>
             </w:tcMar>
-            <w:vAlign w:val="top"/>
           </w:tcPr>
           <w:p>
             <w:pPr>
-              <w:keepNext w:val="0"/>
-              <w:keepLines w:val="0"/>
-              <w:pageBreakBefore w:val="0"/>
               <w:widowControl w:val="0"/>
               <w:pBdr>
-                <w:top w:space="0" w:sz="0" w:val="nil"/>
-                <w:left w:space="0" w:sz="0" w:val="nil"/>
-                <w:bottom w:space="0" w:sz="0" w:val="nil"/>
-                <w:right w:space="0" w:sz="0" w:val="nil"/>
-                <w:between w:space="0" w:sz="0" w:val="nil"/>
+                <w:top w:val="nil"/>
+                <w:left w:val="nil"/>
+                <w:bottom w:val="nil"/>
+                <w:right w:val="nil"/>
+                <w:between w:val="nil"/>
               </w:pBdr>
-              <w:shd w:fill="auto" w:val="clear"/>
-              <w:spacing w:after="0" w:before="0" w:line="240" w:lineRule="auto"/>
-              <w:ind w:left="0" w:right="0" w:firstLine="0"/>
-              <w:jc w:val="left"/>
-              <w:rPr>
-                <w:rFonts w:ascii="Times New Roman" w:cs="Times New Roman" w:eastAsia="Times New Roman" w:hAnsi="Times New Roman"/>
+              <w:spacing w:after="0" w:line="240" w:lineRule="auto"/>
+              <w:rPr>
+                <w:rFonts w:ascii="Times New Roman" w:eastAsia="Times New Roman" w:hAnsi="Times New Roman" w:cs="Times New Roman"/>
                 <w:sz w:val="22"/>
                 <w:szCs w:val="22"/>
               </w:rPr>
             </w:pPr>
             <w:r>
               <w:rPr>
-                <w:rFonts w:ascii="Times New Roman" w:cs="Times New Roman" w:eastAsia="Times New Roman" w:hAnsi="Times New Roman"/>
+                <w:rFonts w:ascii="Times New Roman" w:eastAsia="Times New Roman" w:hAnsi="Times New Roman" w:cs="Times New Roman"/>
                 <w:sz w:val="22"/>
                 <w:szCs w:val="22"/>
-                <w:rtl w:val="0"/>
               </w:rPr>
               <w:t xml:space="preserve">Discrepancias funcionales entre el código del Frontend y el Backend al unir el trabajo en la rama principal. </w:t>
             </w:r>
@@ -1386,64 +1083,54 @@
         </w:tc>
         <w:tc>
           <w:tcPr>
-            <w:shd w:fill="auto" w:val="clear"/>
+            <w:tcW w:w="3060" w:type="dxa"/>
             <w:tcMar>
-              <w:top w:w="100.0" w:type="dxa"/>
-              <w:left w:w="100.0" w:type="dxa"/>
-              <w:bottom w:w="100.0" w:type="dxa"/>
-              <w:right w:w="100.0" w:type="dxa"/>
+              <w:top w:w="100" w:type="dxa"/>
+              <w:left w:w="100" w:type="dxa"/>
+              <w:bottom w:w="100" w:type="dxa"/>
+              <w:right w:w="100" w:type="dxa"/>
             </w:tcMar>
-            <w:vAlign w:val="top"/>
           </w:tcPr>
           <w:p>
             <w:pPr>
-              <w:keepNext w:val="0"/>
-              <w:keepLines w:val="0"/>
-              <w:pageBreakBefore w:val="0"/>
               <w:widowControl w:val="0"/>
               <w:pBdr>
-                <w:top w:space="0" w:sz="0" w:val="nil"/>
-                <w:left w:space="0" w:sz="0" w:val="nil"/>
-                <w:bottom w:space="0" w:sz="0" w:val="nil"/>
-                <w:right w:space="0" w:sz="0" w:val="nil"/>
-                <w:between w:space="0" w:sz="0" w:val="nil"/>
+                <w:top w:val="nil"/>
+                <w:left w:val="nil"/>
+                <w:bottom w:val="nil"/>
+                <w:right w:val="nil"/>
+                <w:between w:val="nil"/>
               </w:pBdr>
-              <w:shd w:fill="auto" w:val="clear"/>
-              <w:spacing w:after="0" w:before="0" w:line="240" w:lineRule="auto"/>
-              <w:ind w:left="0" w:right="0" w:firstLine="0"/>
-              <w:jc w:val="left"/>
-              <w:rPr>
-                <w:rFonts w:ascii="Times New Roman" w:cs="Times New Roman" w:eastAsia="Times New Roman" w:hAnsi="Times New Roman"/>
+              <w:spacing w:after="0" w:line="240" w:lineRule="auto"/>
+              <w:rPr>
+                <w:rFonts w:ascii="Times New Roman" w:eastAsia="Times New Roman" w:hAnsi="Times New Roman" w:cs="Times New Roman"/>
                 <w:sz w:val="22"/>
                 <w:szCs w:val="22"/>
               </w:rPr>
             </w:pPr>
             <w:r>
               <w:rPr>
-                <w:rFonts w:ascii="Times New Roman" w:cs="Times New Roman" w:eastAsia="Times New Roman" w:hAnsi="Times New Roman"/>
+                <w:rFonts w:ascii="Times New Roman" w:eastAsia="Times New Roman" w:hAnsi="Times New Roman" w:cs="Times New Roman"/>
                 <w:sz w:val="22"/>
                 <w:szCs w:val="22"/>
-                <w:rtl w:val="0"/>
               </w:rPr>
               <w:t xml:space="preserve">La Líder Técnica detendrá los pases a producción, revisará el repositorio en GitHub y coordinará una sesión de </w:t>
             </w:r>
             <w:r>
               <w:rPr>
-                <w:rFonts w:ascii="Times New Roman" w:cs="Times New Roman" w:eastAsia="Times New Roman" w:hAnsi="Times New Roman"/>
-                <w:i w:val="1"/>
-                <w:iCs w:val="1"/>
+                <w:rFonts w:ascii="Times New Roman" w:eastAsia="Times New Roman" w:hAnsi="Times New Roman" w:cs="Times New Roman"/>
+                <w:i/>
+                <w:iCs/>
                 <w:sz w:val="22"/>
                 <w:szCs w:val="22"/>
-                <w:rtl w:val="0"/>
-              </w:rPr>
-              <w:t xml:space="preserve">Pair Programming</w:t>
+              </w:rPr>
+              <w:t>Pair Programming</w:t>
             </w:r>
             <w:r>
               <w:rPr>
-                <w:rFonts w:ascii="Times New Roman" w:cs="Times New Roman" w:eastAsia="Times New Roman" w:hAnsi="Times New Roman"/>
+                <w:rFonts w:ascii="Times New Roman" w:eastAsia="Times New Roman" w:hAnsi="Times New Roman" w:cs="Times New Roman"/>
                 <w:sz w:val="22"/>
                 <w:szCs w:val="22"/>
-                <w:rtl w:val="0"/>
               </w:rPr>
               <w:t xml:space="preserve"> (programación en parejas) para resolver el bug antes de la evaluación del profesor. </w:t>
             </w:r>
@@ -1453,40 +1140,368 @@
     </w:tbl>
     <w:p>
       <w:pPr>
-        <w:rPr>
-          <w:rFonts w:ascii="Times New Roman" w:cs="Times New Roman" w:eastAsia="Times New Roman" w:hAnsi="Times New Roman"/>
-        </w:rPr>
-      </w:pPr>
-      <w:r>
-        <w:rPr>
-          <w:rtl w:val="0"/>
-        </w:rPr>
-      </w:r>
+        <w:pStyle w:val="Ttulo1"/>
+        <w:rPr>
+          <w:rFonts w:ascii="Times New Roman" w:eastAsia="Times New Roman" w:hAnsi="Times New Roman" w:cs="Times New Roman"/>
+          <w:sz w:val="26"/>
+          <w:szCs w:val="26"/>
+        </w:rPr>
+      </w:pPr>
+      <w:r>
+        <w:rPr>
+          <w:rFonts w:ascii="Times New Roman" w:eastAsia="Times New Roman" w:hAnsi="Times New Roman" w:cs="Times New Roman"/>
+          <w:sz w:val="26"/>
+          <w:szCs w:val="26"/>
+        </w:rPr>
+        <w:t>5. Registro de conflictos de la Fase 2</w:t>
+      </w:r>
+    </w:p>
+    <w:p>
+      <w:pPr>
+        <w:rPr>
+          <w:rFonts w:ascii="Times New Roman" w:eastAsia="Times New Roman" w:hAnsi="Times New Roman" w:cs="Times New Roman"/>
+        </w:rPr>
+      </w:pPr>
+      <w:r>
+        <w:rPr>
+          <w:rFonts w:ascii="Times New Roman" w:eastAsia="Times New Roman" w:hAnsi="Times New Roman" w:cs="Times New Roman"/>
+          <w:b/>
+        </w:rPr>
+        <w:t>Cambio de alcance (16-10-2026).</w:t>
+      </w:r>
+      <w:r>
+        <w:rPr>
+          <w:rFonts w:ascii="Times New Roman" w:eastAsia="Times New Roman" w:hAnsi="Times New Roman" w:cs="Times New Roman"/>
+        </w:rPr>
+        <w:t xml:space="preserve"> Situación: el cliente pidió priorizar la gestión interna y la agenda, y retirar el dashboard de Power BI. Qué se hizo: se trató como «Desacuerdo en el alcance» de la matriz del punto 4; el Jefe de Proyecto y la Líder Técnica evaluaron el cambio con el cliente, quedó registrado en el Acta de Reunión N° 01 y se actualizaron la Especificación de Requisitos (control de cambios) y la carta Gantt. Resultado: acordado con el cliente.</w:t>
+      </w:r>
+    </w:p>
+    <w:p>
+      <w:pPr>
+        <w:rPr>
+          <w:rFonts w:ascii="Times New Roman" w:eastAsia="Times New Roman" w:hAnsi="Times New Roman" w:cs="Times New Roman"/>
+        </w:rPr>
+      </w:pPr>
+      <w:r>
+        <w:rPr>
+          <w:rFonts w:ascii="Times New Roman" w:eastAsia="Times New Roman" w:hAnsi="Times New Roman" w:cs="Times New Roman"/>
+          <w:b/>
+        </w:rPr>
+        <w:t>Poco tiempo por las prácticas profesionales (septiembre y octubre).</w:t>
+      </w:r>
+      <w:r>
+        <w:rPr>
+          <w:rFonts w:ascii="Times New Roman" w:eastAsia="Times New Roman" w:hAnsi="Times New Roman" w:cs="Times New Roman"/>
+        </w:rPr>
+        <w:t xml:space="preserve"> Situación: los tres integrantes hacen su práctica en jornada completa (diarios de reflexión 2.1). Qué se hizo: se aplicó el Nivel 1 (resolución directa): bloques fijos de trabajo en las tardes y los fines de semana, y avisar con anticipación cuando la práctica no deje avanzar. Resultado: el motor de reservas terminó dos días después de lo planificado. [confirmar con el equipo]</w:t>
+      </w:r>
+    </w:p>
+    <w:p>
+      <w:pPr>
+        <w:rPr>
+          <w:rFonts w:ascii="Times New Roman" w:eastAsia="Times New Roman" w:hAnsi="Times New Roman" w:cs="Times New Roman"/>
+        </w:rPr>
+      </w:pPr>
+      <w:r>
+        <w:rPr>
+          <w:rFonts w:ascii="Times New Roman" w:eastAsia="Times New Roman" w:hAnsi="Times New Roman" w:cs="Times New Roman"/>
+          <w:b/>
+        </w:rPr>
+        <w:t>Información pendiente del cliente (octubre).</w:t>
+      </w:r>
+      <w:r>
+        <w:rPr>
+          <w:rFonts w:ascii="Times New Roman" w:eastAsia="Times New Roman" w:hAnsi="Times New Roman" w:cs="Times New Roman"/>
+        </w:rPr>
+        <w:t xml:space="preserve"> Situación: el cliente todavía no entrega las fotos de sus productos ni confirma su horario de atención. Qué se hizo: se avanzó con imágenes y horarios de ejemplo para no atrasar el cronograma; el administrador puede cambiarlos desde el sistema sin programar. Resultado: sin atraso.</w:t>
+      </w:r>
+    </w:p>
+    <w:p>
+      <w:pPr>
+        <w:rPr>
+          <w:rFonts w:ascii="Times New Roman" w:eastAsia="Times New Roman" w:hAnsi="Times New Roman" w:cs="Times New Roman"/>
+        </w:rPr>
+      </w:pPr>
+      <w:r>
+        <w:rPr>
+          <w:rFonts w:ascii="Times New Roman" w:eastAsia="Times New Roman" w:hAnsi="Times New Roman" w:cs="Times New Roman"/>
+          <w:b/>
+        </w:rPr>
+        <w:t>Documentos que se contradecían (28-10-2026).</w:t>
+      </w:r>
+      <w:r>
+        <w:rPr>
+          <w:rFonts w:ascii="Times New Roman" w:eastAsia="Times New Roman" w:hAnsi="Times New Roman" w:cs="Times New Roman"/>
+        </w:rPr>
+        <w:t xml:space="preserve"> Situación: en el repositorio había documentos con datos distintos (MongoDB en uno y PostgreSQL en los demás, Power BI todavía en el alcance y distinto estado del chatbot). Qué se hizo: se corrigieron los documentos de la Fase 2, con un respaldo y la comparación de cada cambio, y se agregaron las reglas del punto 6. Resultado: documentos alineados.</w:t>
+      </w:r>
+    </w:p>
+    <w:p>
+      <w:pPr>
+        <w:pStyle w:val="Ttulo1"/>
+        <w:rPr>
+          <w:rFonts w:ascii="Times New Roman" w:eastAsia="Times New Roman" w:hAnsi="Times New Roman" w:cs="Times New Roman"/>
+          <w:sz w:val="26"/>
+          <w:szCs w:val="26"/>
+        </w:rPr>
+      </w:pPr>
+      <w:r>
+        <w:rPr>
+          <w:rFonts w:ascii="Times New Roman" w:eastAsia="Times New Roman" w:hAnsi="Times New Roman" w:cs="Times New Roman"/>
+          <w:sz w:val="26"/>
+          <w:szCs w:val="26"/>
+        </w:rPr>
+        <w:t>6. Coordinación del repositorio</w:t>
+      </w:r>
+    </w:p>
+    <w:p>
+      <w:pPr>
+        <w:rPr>
+          <w:rFonts w:ascii="Times New Roman" w:eastAsia="Times New Roman" w:hAnsi="Times New Roman" w:cs="Times New Roman"/>
+        </w:rPr>
+      </w:pPr>
+      <w:r>
+        <w:rPr>
+          <w:rFonts w:ascii="Times New Roman" w:eastAsia="Times New Roman" w:hAnsi="Times New Roman" w:cs="Times New Roman"/>
+        </w:rPr>
+        <w:t>Reglas propuestas el 28-10-2026 para que el trabajo de un integrante no pise el de otro [confirmar con el equipo]:</w:t>
+      </w:r>
+    </w:p>
+    <w:p>
+      <w:pPr>
+        <w:rPr>
+          <w:rFonts w:ascii="Times New Roman" w:eastAsia="Times New Roman" w:hAnsi="Times New Roman" w:cs="Times New Roman"/>
+        </w:rPr>
+      </w:pPr>
+      <w:r>
+        <w:rPr>
+          <w:rFonts w:ascii="Times New Roman" w:eastAsia="Times New Roman" w:hAnsi="Times New Roman" w:cs="Times New Roman"/>
+          <w:b/>
+        </w:rPr>
+        <w:t>Un responsable por documento:</w:t>
+      </w:r>
+      <w:r>
+        <w:rPr>
+          <w:rFonts w:ascii="Times New Roman" w:eastAsia="Times New Roman" w:hAnsi="Times New Roman" w:cs="Times New Roman"/>
+        </w:rPr>
+        <w:t xml:space="preserve"> quien lo edita es su responsable; los demás comentan o proponen cambios.</w:t>
+      </w:r>
+    </w:p>
+    <w:p>
+      <w:pPr>
+        <w:rPr>
+          <w:rFonts w:ascii="Times New Roman" w:eastAsia="Times New Roman" w:hAnsi="Times New Roman" w:cs="Times New Roman"/>
+        </w:rPr>
+      </w:pPr>
+      <w:r>
+        <w:rPr>
+          <w:rFonts w:ascii="Times New Roman" w:eastAsia="Times New Roman" w:hAnsi="Times New Roman" w:cs="Times New Roman"/>
+          <w:b/>
+        </w:rPr>
+        <w:t>Última versión antes de subir:</w:t>
+      </w:r>
+      <w:r>
+        <w:rPr>
+          <w:rFonts w:ascii="Times New Roman" w:eastAsia="Times New Roman" w:hAnsi="Times New Roman" w:cs="Times New Roman"/>
+        </w:rPr>
+        <w:t xml:space="preserve"> se descarga lo que hay en el repositorio antes de subir un archivo, para no reemplazar el trabajo de otro.</w:t>
+      </w:r>
+    </w:p>
+    <w:p>
+      <w:pPr>
+        <w:rPr>
+          <w:rFonts w:ascii="Times New Roman" w:eastAsia="Times New Roman" w:hAnsi="Times New Roman" w:cs="Times New Roman"/>
+        </w:rPr>
+      </w:pPr>
+      <w:r>
+        <w:rPr>
+          <w:rFonts w:ascii="Times New Roman" w:eastAsia="Times New Roman" w:hAnsi="Times New Roman" w:cs="Times New Roman"/>
+          <w:b/>
+        </w:rPr>
+        <w:t>Cambios con mensaje:</w:t>
+      </w:r>
+      <w:r>
+        <w:rPr>
+          <w:rFonts w:ascii="Times New Roman" w:eastAsia="Times New Roman" w:hAnsi="Times New Roman" w:cs="Times New Roman"/>
+        </w:rPr>
+        <w:t xml:space="preserve"> cada subida dice qué cambió; no se suben archivos de prueba ni copias duplicadas.</w:t>
+      </w:r>
+    </w:p>
+    <w:p>
+      <w:pPr>
+        <w:rPr>
+          <w:rFonts w:ascii="Times New Roman" w:eastAsia="Times New Roman" w:hAnsi="Times New Roman" w:cs="Times New Roman"/>
+        </w:rPr>
+      </w:pPr>
+      <w:r>
+        <w:rPr>
+          <w:rFonts w:ascii="Times New Roman" w:eastAsia="Times New Roman" w:hAnsi="Times New Roman" w:cs="Times New Roman"/>
+          <w:b/>
+        </w:rPr>
+        <w:t>Una sola fuente:</w:t>
+      </w:r>
+      <w:r>
+        <w:rPr>
+          <w:rFonts w:ascii="Times New Roman" w:eastAsia="Times New Roman" w:hAnsi="Times New Roman" w:cs="Times New Roman"/>
+        </w:rPr>
+        <w:t xml:space="preserve"> los datos que aparecen en varios documentos (base de datos, alcance, estado de cada módulo) se toman de la Especificación de Requisitos, que manda sobre los demás.</w:t>
+      </w:r>
+    </w:p>
+    <w:p>
+      <w:pPr>
+        <w:rPr>
+          <w:rFonts w:ascii="Times New Roman" w:eastAsia="Times New Roman" w:hAnsi="Times New Roman" w:cs="Times New Roman"/>
+        </w:rPr>
+      </w:pPr>
+      <w:r>
+        <w:rPr>
+          <w:rFonts w:ascii="Times New Roman" w:eastAsia="Times New Roman" w:hAnsi="Times New Roman" w:cs="Times New Roman"/>
+          <w:b/>
+        </w:rPr>
+        <w:t>Revisión antes de entregar:</w:t>
+      </w:r>
+      <w:r>
+        <w:rPr>
+          <w:rFonts w:ascii="Times New Roman" w:eastAsia="Times New Roman" w:hAnsi="Times New Roman" w:cs="Times New Roman"/>
+        </w:rPr>
+        <w:t xml:space="preserve"> la Líder Técnica revisa la carpeta de la fase antes de cada entrega.</w:t>
+      </w:r>
+    </w:p>
+    <w:p>
+      <w:pPr>
+        <w:pStyle w:val="Ttulo1"/>
+        <w:rPr>
+          <w:rFonts w:ascii="Times New Roman" w:eastAsia="Times New Roman" w:hAnsi="Times New Roman" w:cs="Times New Roman"/>
+          <w:sz w:val="26"/>
+          <w:szCs w:val="26"/>
+        </w:rPr>
+      </w:pPr>
+      <w:r>
+        <w:rPr>
+          <w:rFonts w:ascii="Times New Roman" w:eastAsia="Times New Roman" w:hAnsi="Times New Roman" w:cs="Times New Roman"/>
+          <w:sz w:val="26"/>
+          <w:szCs w:val="26"/>
+        </w:rPr>
+        <w:t>7. Historial de versiones</w:t>
+      </w:r>
+    </w:p>
+    <w:p>
+      <w:pPr>
+        <w:rPr>
+          <w:rFonts w:ascii="Times New Roman" w:eastAsia="Times New Roman" w:hAnsi="Times New Roman" w:cs="Times New Roman"/>
+        </w:rPr>
+      </w:pPr>
+      <w:r>
+        <w:rPr>
+          <w:rFonts w:ascii="Times New Roman" w:eastAsia="Times New Roman" w:hAnsi="Times New Roman" w:cs="Times New Roman"/>
+          <w:b/>
+        </w:rPr>
+        <w:t>Versión 1.0 (Fase 1):</w:t>
+      </w:r>
+      <w:r>
+        <w:rPr>
+          <w:rFonts w:ascii="Times New Roman" w:eastAsia="Times New Roman" w:hAnsi="Times New Roman" w:cs="Times New Roman"/>
+        </w:rPr>
+        <w:t xml:space="preserve"> protocolo inicial (puntos 1 a 4).</w:t>
+      </w:r>
+    </w:p>
+    <w:p>
+      <w:pPr>
+        <w:rPr>
+          <w:rFonts w:ascii="Times New Roman" w:eastAsia="Times New Roman" w:hAnsi="Times New Roman" w:cs="Times New Roman"/>
+        </w:rPr>
+      </w:pPr>
+      <w:r>
+        <w:rPr>
+          <w:rFonts w:ascii="Times New Roman" w:eastAsia="Times New Roman" w:hAnsi="Times New Roman" w:cs="Times New Roman"/>
+          <w:b/>
+        </w:rPr>
+        <w:t>Versión 2.0 (28-10-2026):</w:t>
+      </w:r>
+      <w:r>
+        <w:rPr>
+          <w:rFonts w:ascii="Times New Roman" w:eastAsia="Times New Roman" w:hAnsi="Times New Roman" w:cs="Times New Roman"/>
+        </w:rPr>
+        <w:t xml:space="preserve"> se agregan el registro de conflictos de la Fase 2 (punto 5) y la coordinación del repositorio (punto 6).</w:t>
+      </w:r>
+    </w:p>
+    <w:p>
+      <w:pPr>
+        <w:rPr>
+          <w:rFonts w:ascii="Times New Roman" w:eastAsia="Times New Roman" w:hAnsi="Times New Roman" w:cs="Times New Roman"/>
+        </w:rPr>
+      </w:pPr>
     </w:p>
     <w:sectPr>
-      <w:headerReference r:id="rId6" w:type="default"/>
-      <w:pgSz w:h="16834" w:w="11909" w:orient="portrait"/>
-      <w:pgMar w:bottom="1440" w:top="1440" w:left="1440" w:right="1440" w:header="720" w:footer="720"/>
+      <w:headerReference w:type="default" r:id="rId7"/>
+      <w:pgSz w:w="11909" w:h="16834"/>
+      <w:pgMar w:top="1440" w:right="1440" w:bottom="1440" w:left="1440" w:header="720" w:footer="720" w:gutter="0"/>
       <w:pgNumType w:start="1"/>
+      <w:cols w:space="720"/>
     </w:sectPr>
   </w:body>
 </w:document>
 </file>
 
+<file path=word/endnotes.xml><?xml version="1.0" encoding="utf-8"?>
+<w:endnotes xmlns:wpc="http://schemas.microsoft.com/office/word/2010/wordprocessingCanvas" xmlns:cx="http://schemas.microsoft.com/office/drawing/2014/chartex" xmlns:cx1="http://schemas.microsoft.com/office/drawing/2015/9/8/chartex" xmlns:cx2="http://schemas.microsoft.com/office/drawing/2015/10/21/chartex" xmlns:cx3="http://schemas.microsoft.com/office/drawing/2016/5/9/chartex" xmlns:cx4="http://schemas.microsoft.com/office/drawing/2016/5/10/chartex" xmlns:cx5="http://schemas.microsoft.com/office/drawing/2016/5/11/chartex" xmlns:cx6="http://schemas.microsoft.com/office/drawing/2016/5/12/chartex" xmlns:cx7="http://schemas.microsoft.com/office/drawing/2016/5/13/chartex" xmlns:cx8="http://schemas.microsoft.com/office/drawing/2016/5/14/chartex" xmlns:mc="http://schemas.openxmlformats.org/markup-compatibility/2006" xmlns:aink="http://schemas.microsoft.com/office/drawing/2016/ink" xmlns:am3d="http://schemas.microsoft.com/office/drawing/2017/model3d" xmlns:o="urn:schemas-microsoft-com:office:office" xmlns:oel="http://schemas.microsoft.com/office/2019/extlst" xmlns:r="http://schemas.openxmlformats.org/officeDocument/2006/relationships" xmlns:m="http://schemas.openxmlformats.org/officeDocument/2006/math" xmlns:v="urn:schemas-microsoft-com:vml" xmlns:wp14="http://schemas.microsoft.com/office/word/2010/wordprocessingDrawing" xmlns:wp="http://schemas.openxmlformats.org/drawingml/2006/wordprocessingDrawing" xmlns:w10="urn:schemas-microsoft-com:office:word" xmlns:w="http://schemas.openxmlformats.org/wordprocessingml/2006/main" xmlns:w14="http://schemas.microsoft.com/office/word/2010/wordml" xmlns:w15="http://schemas.microsoft.com/office/word/2012/wordml" xmlns:w16cex="http://schemas.microsoft.com/office/word/2018/wordml/cex" xmlns:w16cid="http://schemas.microsoft.com/office/word/2016/wordml/cid" xmlns:w16="http://schemas.microsoft.com/office/word/2018/wordml" xmlns:w16du="http://schemas.microsoft.com/office/word/2023/wordml/word16du" xmlns:w16sdtdh="http://schemas.microsoft.com/office/word/2020/wordml/sdtdatahash" xmlns:w16sdtfl="http://schemas.microsoft.com/office/word/2024/wordml/sdtformatlock" xmlns:w16se="http://schemas.microsoft.com/office/word/2015/wordml/symex" xmlns:wpg="http://schemas.microsoft.com/office/word/2010/wordprocessingGroup" xmlns:wpi="http://schemas.microsoft.com/office/word/2010/wordprocessingInk" xmlns:wne="http://schemas.microsoft.com/office/word/2006/wordml" xmlns:wps="http://schemas.microsoft.com/office/word/2010/wordprocessingShape" mc:Ignorable="w14 w15 w16se w16cid w16 w16cex w16sdtdh w16sdtfl w16du wp14">
+  <w:endnote w:type="separator" w:id="-1">
+    <w:p>
+      <w:pPr>
+        <w:spacing w:after="0" w:line="240" w:lineRule="auto"/>
+      </w:pPr>
+      <w:r>
+        <w:separator/>
+      </w:r>
+    </w:p>
+  </w:endnote>
+  <w:endnote w:type="continuationSeparator" w:id="0">
+    <w:p>
+      <w:pPr>
+        <w:spacing w:after="0" w:line="240" w:lineRule="auto"/>
+      </w:pPr>
+      <w:r>
+        <w:continuationSeparator/>
+      </w:r>
+    </w:p>
+  </w:endnote>
+</w:endnotes>
+</file>
+
+<file path=word/footnotes.xml><?xml version="1.0" encoding="utf-8"?>
+<w:footnotes xmlns:wpc="http://schemas.microsoft.com/office/word/2010/wordprocessingCanvas" xmlns:cx="http://schemas.microsoft.com/office/drawing/2014/chartex" xmlns:cx1="http://schemas.microsoft.com/office/drawing/2015/9/8/chartex" xmlns:cx2="http://schemas.microsoft.com/office/drawing/2015/10/21/chartex" xmlns:cx3="http://schemas.microsoft.com/office/drawing/2016/5/9/chartex" xmlns:cx4="http://schemas.microsoft.com/office/drawing/2016/5/10/chartex" xmlns:cx5="http://schemas.microsoft.com/office/drawing/2016/5/11/chartex" xmlns:cx6="http://schemas.microsoft.com/office/drawing/2016/5/12/chartex" xmlns:cx7="http://schemas.microsoft.com/office/drawing/2016/5/13/chartex" xmlns:cx8="http://schemas.microsoft.com/office/drawing/2016/5/14/chartex" xmlns:mc="http://schemas.openxmlformats.org/markup-compatibility/2006" xmlns:aink="http://schemas.microsoft.com/office/drawing/2016/ink" xmlns:am3d="http://schemas.microsoft.com/office/drawing/2017/model3d" xmlns:o="urn:schemas-microsoft-com:office:office" xmlns:oel="http://schemas.microsoft.com/office/2019/extlst" xmlns:r="http://schemas.openxmlformats.org/officeDocument/2006/relationships" xmlns:m="http://schemas.openxmlformats.org/officeDocument/2006/math" xmlns:v="urn:schemas-microsoft-com:vml" xmlns:wp14="http://schemas.microsoft.com/office/word/2010/wordprocessingDrawing" xmlns:wp="http://schemas.openxmlformats.org/drawingml/2006/wordprocessingDrawing" xmlns:w10="urn:schemas-microsoft-com:office:word" xmlns:w="http://schemas.openxmlformats.org/wordprocessingml/2006/main" xmlns:w14="http://schemas.microsoft.com/office/word/2010/wordml" xmlns:w15="http://schemas.microsoft.com/office/word/2012/wordml" xmlns:w16cex="http://schemas.microsoft.com/office/word/2018/wordml/cex" xmlns:w16cid="http://schemas.microsoft.com/office/word/2016/wordml/cid" xmlns:w16="http://schemas.microsoft.com/office/word/2018/wordml" xmlns:w16du="http://schemas.microsoft.com/office/word/2023/wordml/word16du" xmlns:w16sdtdh="http://schemas.microsoft.com/office/word/2020/wordml/sdtdatahash" xmlns:w16sdtfl="http://schemas.microsoft.com/office/word/2024/wordml/sdtformatlock" xmlns:w16se="http://schemas.microsoft.com/office/word/2015/wordml/symex" xmlns:wpg="http://schemas.microsoft.com/office/word/2010/wordprocessingGroup" xmlns:wpi="http://schemas.microsoft.com/office/word/2010/wordprocessingInk" xmlns:wne="http://schemas.microsoft.com/office/word/2006/wordml" xmlns:wps="http://schemas.microsoft.com/office/word/2010/wordprocessingShape" mc:Ignorable="w14 w15 w16se w16cid w16 w16cex w16sdtdh w16sdtfl w16du wp14">
+  <w:footnote w:type="separator" w:id="-1">
+    <w:p>
+      <w:pPr>
+        <w:spacing w:after="0" w:line="240" w:lineRule="auto"/>
+      </w:pPr>
+      <w:r>
+        <w:separator/>
+      </w:r>
+    </w:p>
+  </w:footnote>
+  <w:footnote w:type="continuationSeparator" w:id="0">
+    <w:p>
+      <w:pPr>
+        <w:spacing w:after="0" w:line="240" w:lineRule="auto"/>
+      </w:pPr>
+      <w:r>
+        <w:continuationSeparator/>
+      </w:r>
+    </w:p>
+  </w:footnote>
+</w:footnotes>
+</file>
+
 <file path=word/header1.xml><?xml version="1.0" encoding="utf-8"?>
-<w:hdr xmlns:mc="http://schemas.openxmlformats.org/markup-compatibility/2006" xmlns:o="urn:schemas-microsoft-com:office:office" xmlns:r="http://schemas.openxmlformats.org/officeDocument/2006/relationships" xmlns:m="http://schemas.openxmlformats.org/officeDocument/2006/math" xmlns:v="urn:schemas-microsoft-com:vml" xmlns:wp="http://schemas.openxmlformats.org/drawingml/2006/wordprocessingDrawing" xmlns:w10="urn:schemas-microsoft-com:office:word" xmlns:w="http://schemas.openxmlformats.org/wordprocessingml/2006/main" xmlns:wne="http://schemas.microsoft.com/office/word/2006/wordml" xmlns:sl="http://schemas.openxmlformats.org/schemaLibrary/2006/main" xmlns:a="http://schemas.openxmlformats.org/drawingml/2006/main" xmlns:pic="http://schemas.openxmlformats.org/drawingml/2006/picture" xmlns:c="http://schemas.openxmlformats.org/drawingml/2006/chart" xmlns:lc="http://schemas.openxmlformats.org/drawingml/2006/lockedCanvas" xmlns:dgm="http://schemas.openxmlformats.org/drawingml/2006/diagram" xmlns:wps="http://schemas.microsoft.com/office/word/2010/wordprocessingShape" xmlns:wpg="http://schemas.microsoft.com/office/word/2010/wordprocessingGroup" xmlns:w14="http://schemas.microsoft.com/office/word/2010/wordml" xmlns:w15="http://schemas.microsoft.com/office/word/2012/wordml" xmlns:w16="http://schemas.microsoft.com/office/word/2018/wordml" xmlns:w16cex="http://schemas.microsoft.com/office/word/2018/wordml/cex" xmlns:w16cid="http://schemas.microsoft.com/office/word/2016/wordml/cid" xmlns="http://schemas.microsoft.com/office/tasks/2019/documenttasks" xmlns:cr="http://schemas.microsoft.com/office/comments/2020/reactions">
+<w:hdr xmlns:wpc="http://schemas.microsoft.com/office/word/2010/wordprocessingCanvas" xmlns:cx="http://schemas.microsoft.com/office/drawing/2014/chartex" xmlns:cx1="http://schemas.microsoft.com/office/drawing/2015/9/8/chartex" xmlns:cx2="http://schemas.microsoft.com/office/drawing/2015/10/21/chartex" xmlns:cx3="http://schemas.microsoft.com/office/drawing/2016/5/9/chartex" xmlns:cx4="http://schemas.microsoft.com/office/drawing/2016/5/10/chartex" xmlns:cx5="http://schemas.microsoft.com/office/drawing/2016/5/11/chartex" xmlns:cx6="http://schemas.microsoft.com/office/drawing/2016/5/12/chartex" xmlns:cx7="http://schemas.microsoft.com/office/drawing/2016/5/13/chartex" xmlns:cx8="http://schemas.microsoft.com/office/drawing/2016/5/14/chartex" xmlns:mc="http://schemas.openxmlformats.org/markup-compatibility/2006" xmlns:aink="http://schemas.microsoft.com/office/drawing/2016/ink" xmlns:am3d="http://schemas.microsoft.com/office/drawing/2017/model3d" xmlns:o="urn:schemas-microsoft-com:office:office" xmlns:oel="http://schemas.microsoft.com/office/2019/extlst" xmlns:r="http://schemas.openxmlformats.org/officeDocument/2006/relationships" xmlns:m="http://schemas.openxmlformats.org/officeDocument/2006/math" xmlns:v="urn:schemas-microsoft-com:vml" xmlns:wp14="http://schemas.microsoft.com/office/word/2010/wordprocessingDrawing" xmlns:wp="http://schemas.openxmlformats.org/drawingml/2006/wordprocessingDrawing" xmlns:w10="urn:schemas-microsoft-com:office:word" xmlns:w="http://schemas.openxmlformats.org/wordprocessingml/2006/main" xmlns:w14="http://schemas.microsoft.com/office/word/2010/wordml" xmlns:w15="http://schemas.microsoft.com/office/word/2012/wordml" xmlns:w16cex="http://schemas.microsoft.com/office/word/2018/wordml/cex" xmlns:w16cid="http://schemas.microsoft.com/office/word/2016/wordml/cid" xmlns:w16="http://schemas.microsoft.com/office/word/2018/wordml" xmlns:w16du="http://schemas.microsoft.com/office/word/2023/wordml/word16du" xmlns:w16sdtdh="http://schemas.microsoft.com/office/word/2020/wordml/sdtdatahash" xmlns:w16sdtfl="http://schemas.microsoft.com/office/word/2024/wordml/sdtformatlock" xmlns:w16se="http://schemas.microsoft.com/office/word/2015/wordml/symex" xmlns:wpg="http://schemas.microsoft.com/office/word/2010/wordprocessingGroup" xmlns:wpi="http://schemas.microsoft.com/office/word/2010/wordprocessingInk" xmlns:wne="http://schemas.microsoft.com/office/word/2006/wordml" xmlns:wps="http://schemas.microsoft.com/office/word/2010/wordprocessingShape" mc:Ignorable="w14 w15 w16se w16cid w16 w16cex w16sdtdh w16sdtfl w16du wp14">
   <w:p>
-    <w:pPr>
-      <w:rPr/>
-    </w:pPr>
     <w:r>
       <w:rPr>
-        <w:rtl w:val="0"/>
+        <w:noProof/>
       </w:rPr>
-    </w:r>
-    <w:r>
       <w:drawing>
-        <wp:anchor allowOverlap="1" behindDoc="0" distB="0" distT="0" distL="114300" distR="114300" hidden="0" layoutInCell="1" locked="0" relativeHeight="0" simplePos="0">
+        <wp:anchor distT="0" distB="0" distL="114300" distR="114300" simplePos="0" relativeHeight="251658240" behindDoc="0" locked="0" layoutInCell="1" hidden="0" allowOverlap="1" wp14:anchorId="65F5111A" wp14:editId="059DF907">
           <wp:simplePos x="0" y="0"/>
           <wp:positionH relativeFrom="column">
             <wp:posOffset>114300</wp:posOffset>
@@ -1495,19 +1510,20 @@
             <wp:posOffset>0</wp:posOffset>
           </wp:positionV>
           <wp:extent cx="2995613" cy="500070"/>
-          <wp:effectExtent b="0" l="0" r="0" t="0"/>
-          <wp:wrapSquare wrapText="bothSides" distB="0" distT="0" distL="114300" distR="114300"/>
+          <wp:effectExtent l="0" t="0" r="0" b="0"/>
+          <wp:wrapSquare wrapText="bothSides" distT="0" distB="0" distL="114300" distR="114300"/>
           <wp:docPr id="1" name="image1.jpg"/>
-          <a:graphic>
+          <wp:cNvGraphicFramePr/>
+          <a:graphic xmlns:a="http://schemas.openxmlformats.org/drawingml/2006/main">
             <a:graphicData uri="http://schemas.openxmlformats.org/drawingml/2006/picture">
-              <pic:pic>
+              <pic:pic xmlns:pic="http://schemas.openxmlformats.org/drawingml/2006/picture">
                 <pic:nvPicPr>
                   <pic:cNvPr id="0" name="image1.jpg"/>
                   <pic:cNvPicPr preferRelativeResize="0"/>
                 </pic:nvPicPr>
                 <pic:blipFill>
                   <a:blip r:embed="rId1"/>
-                  <a:srcRect b="0" l="0" r="0" t="0"/>
+                  <a:srcRect/>
                   <a:stretch>
                     <a:fillRect/>
                   </a:stretch>
@@ -1517,7 +1533,9 @@
                     <a:off x="0" y="0"/>
                     <a:ext cx="2995613" cy="500070"/>
                   </a:xfrm>
-                  <a:prstGeom prst="rect"/>
+                  <a:prstGeom prst="rect">
+                    <a:avLst/>
+                  </a:prstGeom>
                   <a:ln/>
                 </pic:spPr>
               </pic:pic>
@@ -1531,8 +1549,11 @@
 </file>
 
 <file path=word/numbering.xml><?xml version="1.0" encoding="utf-8"?>
-<w:numbering xmlns:mc="http://schemas.openxmlformats.org/markup-compatibility/2006" xmlns:o="urn:schemas-microsoft-com:office:office" xmlns:r="http://schemas.openxmlformats.org/officeDocument/2006/relationships" xmlns:m="http://schemas.openxmlformats.org/officeDocument/2006/math" xmlns:v="urn:schemas-microsoft-com:vml" xmlns:wp="http://schemas.openxmlformats.org/drawingml/2006/wordprocessingDrawing" xmlns:w10="urn:schemas-microsoft-com:office:word" xmlns:w="http://schemas.openxmlformats.org/wordprocessingml/2006/main" xmlns:wne="http://schemas.microsoft.com/office/word/2006/wordml" xmlns:sl="http://schemas.openxmlformats.org/schemaLibrary/2006/main" xmlns:a="http://schemas.openxmlformats.org/drawingml/2006/main" xmlns:pic="http://schemas.openxmlformats.org/drawingml/2006/picture" xmlns:c="http://schemas.openxmlformats.org/drawingml/2006/chart" xmlns:lc="http://schemas.openxmlformats.org/drawingml/2006/lockedCanvas" xmlns:dgm="http://schemas.openxmlformats.org/drawingml/2006/diagram" xmlns:wps="http://schemas.microsoft.com/office/word/2010/wordprocessingShape" xmlns:wpg="http://schemas.microsoft.com/office/word/2010/wordprocessingGroup" xmlns:w14="http://schemas.microsoft.com/office/word/2010/wordml" xmlns:w15="http://schemas.microsoft.com/office/word/2012/wordml" xmlns:w16="http://schemas.microsoft.com/office/word/2018/wordml" xmlns:w16cex="http://schemas.microsoft.com/office/word/2018/wordml/cex" xmlns:w16cid="http://schemas.microsoft.com/office/word/2016/wordml/cid" xmlns="http://schemas.microsoft.com/office/tasks/2019/documenttasks" xmlns:cr="http://schemas.microsoft.com/office/comments/2020/reactions">
-  <w:abstractNum w:abstractNumId="1">
+<w:numbering xmlns:wpc="http://schemas.microsoft.com/office/word/2010/wordprocessingCanvas" xmlns:cx="http://schemas.microsoft.com/office/drawing/2014/chartex" xmlns:cx1="http://schemas.microsoft.com/office/drawing/2015/9/8/chartex" xmlns:cx2="http://schemas.microsoft.com/office/drawing/2015/10/21/chartex" xmlns:cx3="http://schemas.microsoft.com/office/drawing/2016/5/9/chartex" xmlns:cx4="http://schemas.microsoft.com/office/drawing/2016/5/10/chartex" xmlns:cx5="http://schemas.microsoft.com/office/drawing/2016/5/11/chartex" xmlns:cx6="http://schemas.microsoft.com/office/drawing/2016/5/12/chartex" xmlns:cx7="http://schemas.microsoft.com/office/drawing/2016/5/13/chartex" xmlns:cx8="http://schemas.microsoft.com/office/drawing/2016/5/14/chartex" xmlns:mc="http://schemas.openxmlformats.org/markup-compatibility/2006" xmlns:aink="http://schemas.microsoft.com/office/drawing/2016/ink" xmlns:am3d="http://schemas.microsoft.com/office/drawing/2017/model3d" xmlns:o="urn:schemas-microsoft-com:office:office" xmlns:oel="http://schemas.microsoft.com/office/2019/extlst" xmlns:r="http://schemas.openxmlformats.org/officeDocument/2006/relationships" xmlns:m="http://schemas.openxmlformats.org/officeDocument/2006/math" xmlns:v="urn:schemas-microsoft-com:vml" xmlns:wp14="http://schemas.microsoft.com/office/word/2010/wordprocessingDrawing" xmlns:wp="http://schemas.openxmlformats.org/drawingml/2006/wordprocessingDrawing" xmlns:w10="urn:schemas-microsoft-com:office:word" xmlns:w="http://schemas.openxmlformats.org/wordprocessingml/2006/main" xmlns:w14="http://schemas.microsoft.com/office/word/2010/wordml" xmlns:w15="http://schemas.microsoft.com/office/word/2012/wordml" xmlns:w16cex="http://schemas.microsoft.com/office/word/2018/wordml/cex" xmlns:w16cid="http://schemas.microsoft.com/office/word/2016/wordml/cid" xmlns:w16="http://schemas.microsoft.com/office/word/2018/wordml" xmlns:w16du="http://schemas.microsoft.com/office/word/2023/wordml/word16du" xmlns:w16sdtdh="http://schemas.microsoft.com/office/word/2020/wordml/sdtdatahash" xmlns:w16sdtfl="http://schemas.microsoft.com/office/word/2024/wordml/sdtformatlock" xmlns:w16se="http://schemas.microsoft.com/office/word/2015/wordml/symex" xmlns:wpg="http://schemas.microsoft.com/office/word/2010/wordprocessingGroup" xmlns:wpi="http://schemas.microsoft.com/office/word/2010/wordprocessingInk" xmlns:wne="http://schemas.microsoft.com/office/word/2006/wordml" xmlns:wps="http://schemas.microsoft.com/office/word/2010/wordprocessingShape" mc:Ignorable="w14 w15 w16se w16cid w16 w16cex w16sdtdh w16sdtfl w16du wp14">
+  <w:abstractNum w:abstractNumId="0" w15:restartNumberingAfterBreak="0">
+    <w:nsid w:val="4BBF18BC"/>
+    <w:multiLevelType w:val="multilevel"/>
+    <w:tmpl w:val="5712D620"/>
     <w:lvl w:ilvl="0">
       <w:start w:val="1"/>
       <w:numFmt w:val="bullet"/>
@@ -1542,7 +1563,7 @@
         <w:ind w:left="720" w:hanging="360"/>
       </w:pPr>
       <w:rPr>
-        <w:rFonts w:ascii="Arial" w:cs="Arial" w:eastAsia="Arial" w:hAnsi="Arial"/>
+        <w:rFonts w:ascii="Arial" w:eastAsia="Arial" w:hAnsi="Arial" w:cs="Arial"/>
         <w:u w:val="none"/>
       </w:rPr>
     </w:lvl>
@@ -1643,7 +1664,10 @@
       </w:rPr>
     </w:lvl>
   </w:abstractNum>
-  <w:abstractNum w:abstractNumId="2">
+  <w:abstractNum w:abstractNumId="1" w15:restartNumberingAfterBreak="0">
+    <w:nsid w:val="60A3150F"/>
+    <w:multiLevelType w:val="multilevel"/>
+    <w:tmpl w:val="11A0673A"/>
     <w:lvl w:ilvl="0">
       <w:start w:val="1"/>
       <w:numFmt w:val="bullet"/>
@@ -1653,7 +1677,7 @@
         <w:ind w:left="720" w:hanging="360"/>
       </w:pPr>
       <w:rPr>
-        <w:rFonts w:ascii="Arial" w:cs="Arial" w:eastAsia="Arial" w:hAnsi="Arial"/>
+        <w:rFonts w:ascii="Arial" w:eastAsia="Arial" w:hAnsi="Arial" w:cs="Arial"/>
         <w:u w:val="none"/>
       </w:rPr>
     </w:lvl>
@@ -1754,24 +1778,24 @@
       </w:rPr>
     </w:lvl>
   </w:abstractNum>
-  <w:num w:numId="1">
+  <w:num w:numId="1" w16cid:durableId="605238398">
     <w:abstractNumId w:val="1"/>
   </w:num>
-  <w:num w:numId="2">
-    <w:abstractNumId w:val="2"/>
+  <w:num w:numId="2" w16cid:durableId="1562255175">
+    <w:abstractNumId w:val="0"/>
   </w:num>
 </w:numbering>
 </file>
 
 <file path=word/styles.xml><?xml version="1.0" encoding="utf-8"?>
-<w:styles xmlns:mc="http://schemas.openxmlformats.org/markup-compatibility/2006" xmlns:o="urn:schemas-microsoft-com:office:office" xmlns:r="http://schemas.openxmlformats.org/officeDocument/2006/relationships" xmlns:m="http://schemas.openxmlformats.org/officeDocument/2006/math" xmlns:v="urn:schemas-microsoft-com:vml" xmlns:wp="http://schemas.openxmlformats.org/drawingml/2006/wordprocessingDrawing" xmlns:w10="urn:schemas-microsoft-com:office:word" xmlns:w="http://schemas.openxmlformats.org/wordprocessingml/2006/main" xmlns:wne="http://schemas.microsoft.com/office/word/2006/wordml" xmlns:sl="http://schemas.openxmlformats.org/schemaLibrary/2006/main" xmlns:a="http://schemas.openxmlformats.org/drawingml/2006/main" xmlns:pic="http://schemas.openxmlformats.org/drawingml/2006/picture" xmlns:c="http://schemas.openxmlformats.org/drawingml/2006/chart" xmlns:lc="http://schemas.openxmlformats.org/drawingml/2006/lockedCanvas" xmlns:dgm="http://schemas.openxmlformats.org/drawingml/2006/diagram" xmlns:wps="http://schemas.microsoft.com/office/word/2010/wordprocessingShape" xmlns:wpg="http://schemas.microsoft.com/office/word/2010/wordprocessingGroup" xmlns:w14="http://schemas.microsoft.com/office/word/2010/wordml" xmlns:w15="http://schemas.microsoft.com/office/word/2012/wordml" xmlns:w16="http://schemas.microsoft.com/office/word/2018/wordml" xmlns:w16cex="http://schemas.microsoft.com/office/word/2018/wordml/cex" xmlns:w16cid="http://schemas.microsoft.com/office/word/2016/wordml/cid" xmlns="http://schemas.microsoft.com/office/tasks/2019/documenttasks" xmlns:cr="http://schemas.microsoft.com/office/comments/2020/reactions">
+<w:styles xmlns:mc="http://schemas.openxmlformats.org/markup-compatibility/2006" xmlns:r="http://schemas.openxmlformats.org/officeDocument/2006/relationships" xmlns:w="http://schemas.openxmlformats.org/wordprocessingml/2006/main" xmlns:w14="http://schemas.microsoft.com/office/word/2010/wordml" xmlns:w15="http://schemas.microsoft.com/office/word/2012/wordml" xmlns:w16cex="http://schemas.microsoft.com/office/word/2018/wordml/cex" xmlns:w16cid="http://schemas.microsoft.com/office/word/2016/wordml/cid" xmlns:w16="http://schemas.microsoft.com/office/word/2018/wordml" xmlns:w16du="http://schemas.microsoft.com/office/word/2023/wordml/word16du" xmlns:w16sdtdh="http://schemas.microsoft.com/office/word/2020/wordml/sdtdatahash" xmlns:w16sdtfl="http://schemas.microsoft.com/office/word/2024/wordml/sdtformatlock" xmlns:w16se="http://schemas.microsoft.com/office/word/2015/wordml/symex" mc:Ignorable="w14 w15 w16se w16cid w16 w16cex w16sdtdh w16sdtfl w16du">
   <w:docDefaults>
     <w:rPrDefault>
       <w:rPr>
-        <w:rFonts w:ascii="Arial" w:cs="Arial" w:eastAsia="Arial" w:hAnsi="Arial"/>
+        <w:rFonts w:ascii="Arial" w:eastAsia="Arial" w:hAnsi="Arial" w:cs="Arial"/>
         <w:sz w:val="24"/>
         <w:szCs w:val="24"/>
-        <w:lang w:val="es"/>
+        <w:lang w:val="es" w:eastAsia="es-CL" w:bidi="ar-SA"/>
       </w:rPr>
     </w:rPrDefault>
     <w:pPrDefault>
@@ -1780,159 +1804,587 @@
       </w:pPr>
     </w:pPrDefault>
   </w:docDefaults>
-  <w:style w:type="table" w:styleId="TableNormal" w:default="1">
-    <w:name w:val="TableNormal"/>
-    <w:tblPr>
-      <w:tblCellMar>
-        <w:top w:w="100.0" w:type="dxa"/>
-        <w:left w:w="100.0" w:type="dxa"/>
-        <w:bottom w:w="100.0" w:type="dxa"/>
-        <w:right w:w="100.0" w:type="dxa"/>
-      </w:tblCellMar>
-    </w:tblPr>
+  <w:latentStyles w:defLockedState="0" w:defUIPriority="99" w:defSemiHidden="0" w:defUnhideWhenUsed="0" w:defQFormat="0" w:count="376">
+    <w:lsdException w:name="Normal" w:uiPriority="0" w:qFormat="1"/>
+    <w:lsdException w:name="heading 1" w:uiPriority="9" w:qFormat="1"/>
+    <w:lsdException w:name="heading 2" w:semiHidden="1" w:uiPriority="9" w:unhideWhenUsed="1" w:qFormat="1"/>
+    <w:lsdException w:name="heading 3" w:semiHidden="1" w:uiPriority="9" w:unhideWhenUsed="1" w:qFormat="1"/>
+    <w:lsdException w:name="heading 4" w:semiHidden="1" w:uiPriority="9" w:unhideWhenUsed="1" w:qFormat="1"/>
+    <w:lsdException w:name="heading 5" w:semiHidden="1" w:uiPriority="9" w:unhideWhenUsed="1" w:qFormat="1"/>
+    <w:lsdException w:name="heading 6" w:semiHidden="1" w:uiPriority="9" w:unhideWhenUsed="1" w:qFormat="1"/>
+    <w:lsdException w:name="heading 7" w:semiHidden="1" w:uiPriority="9" w:unhideWhenUsed="1" w:qFormat="1"/>
+    <w:lsdException w:name="heading 8" w:semiHidden="1" w:uiPriority="9" w:unhideWhenUsed="1" w:qFormat="1"/>
+    <w:lsdException w:name="heading 9" w:semiHidden="1" w:uiPriority="9" w:unhideWhenUsed="1" w:qFormat="1"/>
+    <w:lsdException w:name="index 1" w:semiHidden="1" w:unhideWhenUsed="1"/>
+    <w:lsdException w:name="index 2" w:semiHidden="1" w:unhideWhenUsed="1"/>
+    <w:lsdException w:name="index 3" w:semiHidden="1" w:unhideWhenUsed="1"/>
+    <w:lsdException w:name="index 4" w:semiHidden="1" w:unhideWhenUsed="1"/>
+    <w:lsdException w:name="index 5" w:semiHidden="1" w:unhideWhenUsed="1"/>
+    <w:lsdException w:name="index 6" w:semiHidden="1" w:unhideWhenUsed="1"/>
+    <w:lsdException w:name="index 7" w:semiHidden="1" w:unhideWhenUsed="1"/>
+    <w:lsdException w:name="index 8" w:semiHidden="1" w:unhideWhenUsed="1"/>
+    <w:lsdException w:name="index 9" w:semiHidden="1" w:unhideWhenUsed="1"/>
+    <w:lsdException w:name="toc 1" w:semiHidden="1" w:uiPriority="39" w:unhideWhenUsed="1"/>
+    <w:lsdException w:name="toc 2" w:semiHidden="1" w:uiPriority="39" w:unhideWhenUsed="1"/>
+    <w:lsdException w:name="toc 3" w:semiHidden="1" w:uiPriority="39" w:unhideWhenUsed="1"/>
+    <w:lsdException w:name="toc 4" w:semiHidden="1" w:uiPriority="39" w:unhideWhenUsed="1"/>
+    <w:lsdException w:name="toc 5" w:semiHidden="1" w:uiPriority="39" w:unhideWhenUsed="1"/>
+    <w:lsdException w:name="toc 6" w:semiHidden="1" w:uiPriority="39" w:unhideWhenUsed="1"/>
+    <w:lsdException w:name="toc 7" w:semiHidden="1" w:uiPriority="39" w:unhideWhenUsed="1"/>
+    <w:lsdException w:name="toc 8" w:semiHidden="1" w:uiPriority="39" w:unhideWhenUsed="1"/>
+    <w:lsdException w:name="toc 9" w:semiHidden="1" w:uiPriority="39" w:unhideWhenUsed="1"/>
+    <w:lsdException w:name="Normal Indent" w:semiHidden="1" w:unhideWhenUsed="1"/>
+    <w:lsdException w:name="footnote text" w:semiHidden="1" w:unhideWhenUsed="1"/>
+    <w:lsdException w:name="annotation text" w:semiHidden="1" w:unhideWhenUsed="1"/>
+    <w:lsdException w:name="header" w:semiHidden="1" w:unhideWhenUsed="1"/>
+    <w:lsdException w:name="footer" w:semiHidden="1" w:unhideWhenUsed="1"/>
+    <w:lsdException w:name="index heading" w:semiHidden="1" w:unhideWhenUsed="1"/>
+    <w:lsdException w:name="caption" w:semiHidden="1" w:uiPriority="35" w:unhideWhenUsed="1" w:qFormat="1"/>
+    <w:lsdException w:name="table of figures" w:semiHidden="1" w:unhideWhenUsed="1"/>
+    <w:lsdException w:name="envelope address" w:semiHidden="1" w:unhideWhenUsed="1"/>
+    <w:lsdException w:name="envelope return" w:semiHidden="1" w:unhideWhenUsed="1"/>
+    <w:lsdException w:name="footnote reference" w:semiHidden="1" w:unhideWhenUsed="1"/>
+    <w:lsdException w:name="annotation reference" w:semiHidden="1" w:unhideWhenUsed="1"/>
+    <w:lsdException w:name="line number" w:semiHidden="1" w:unhideWhenUsed="1"/>
+    <w:lsdException w:name="page number" w:semiHidden="1" w:unhideWhenUsed="1"/>
+    <w:lsdException w:name="endnote reference" w:semiHidden="1" w:unhideWhenUsed="1"/>
+    <w:lsdException w:name="endnote text" w:semiHidden="1" w:unhideWhenUsed="1"/>
+    <w:lsdException w:name="table of authorities" w:semiHidden="1" w:unhideWhenUsed="1"/>
+    <w:lsdException w:name="macro" w:semiHidden="1" w:unhideWhenUsed="1"/>
+    <w:lsdException w:name="toa heading" w:semiHidden="1" w:unhideWhenUsed="1"/>
+    <w:lsdException w:name="List" w:semiHidden="1" w:unhideWhenUsed="1"/>
+    <w:lsdException w:name="List Bullet" w:semiHidden="1" w:unhideWhenUsed="1"/>
+    <w:lsdException w:name="List Number" w:semiHidden="1" w:unhideWhenUsed="1"/>
+    <w:lsdException w:name="List 2" w:semiHidden="1" w:unhideWhenUsed="1"/>
+    <w:lsdException w:name="List 3" w:semiHidden="1" w:unhideWhenUsed="1"/>
+    <w:lsdException w:name="List 4" w:semiHidden="1" w:unhideWhenUsed="1"/>
+    <w:lsdException w:name="List 5" w:semiHidden="1" w:unhideWhenUsed="1"/>
+    <w:lsdException w:name="List Bullet 2" w:semiHidden="1" w:unhideWhenUsed="1"/>
+    <w:lsdException w:name="List Bullet 3" w:semiHidden="1" w:unhideWhenUsed="1"/>
+    <w:lsdException w:name="List Bullet 4" w:semiHidden="1" w:unhideWhenUsed="1"/>
+    <w:lsdException w:name="List Bullet 5" w:semiHidden="1" w:unhideWhenUsed="1"/>
+    <w:lsdException w:name="List Number 2" w:semiHidden="1" w:unhideWhenUsed="1"/>
+    <w:lsdException w:name="List Number 3" w:semiHidden="1" w:unhideWhenUsed="1"/>
+    <w:lsdException w:name="List Number 4" w:semiHidden="1" w:unhideWhenUsed="1"/>
+    <w:lsdException w:name="List Number 5" w:semiHidden="1" w:unhideWhenUsed="1"/>
+    <w:lsdException w:name="Title" w:uiPriority="10" w:qFormat="1"/>
+    <w:lsdException w:name="Closing" w:semiHidden="1" w:unhideWhenUsed="1"/>
+    <w:lsdException w:name="Signature" w:semiHidden="1" w:unhideWhenUsed="1"/>
+    <w:lsdException w:name="Default Paragraph Font" w:semiHidden="1" w:uiPriority="1" w:unhideWhenUsed="1"/>
+    <w:lsdException w:name="Body Text" w:semiHidden="1" w:unhideWhenUsed="1"/>
+    <w:lsdException w:name="Body Text Indent" w:semiHidden="1" w:unhideWhenUsed="1"/>
+    <w:lsdException w:name="List Continue" w:semiHidden="1" w:unhideWhenUsed="1"/>
+    <w:lsdException w:name="List Continue 2" w:semiHidden="1" w:unhideWhenUsed="1"/>
+    <w:lsdException w:name="List Continue 3" w:semiHidden="1" w:unhideWhenUsed="1"/>
+    <w:lsdException w:name="List Continue 4" w:semiHidden="1" w:unhideWhenUsed="1"/>
+    <w:lsdException w:name="List Continue 5" w:semiHidden="1" w:unhideWhenUsed="1"/>
+    <w:lsdException w:name="Message Header" w:semiHidden="1" w:unhideWhenUsed="1"/>
+    <w:lsdException w:name="Subtitle" w:uiPriority="11" w:qFormat="1"/>
+    <w:lsdException w:name="Salutation" w:semiHidden="1" w:unhideWhenUsed="1"/>
+    <w:lsdException w:name="Date" w:semiHidden="1" w:unhideWhenUsed="1"/>
+    <w:lsdException w:name="Body Text First Indent" w:semiHidden="1" w:unhideWhenUsed="1"/>
+    <w:lsdException w:name="Body Text First Indent 2" w:semiHidden="1" w:unhideWhenUsed="1"/>
+    <w:lsdException w:name="Note Heading" w:semiHidden="1" w:unhideWhenUsed="1"/>
+    <w:lsdException w:name="Body Text 2" w:semiHidden="1" w:unhideWhenUsed="1"/>
+    <w:lsdException w:name="Body Text 3" w:semiHidden="1" w:unhideWhenUsed="1"/>
+    <w:lsdException w:name="Body Text Indent 2" w:semiHidden="1" w:unhideWhenUsed="1"/>
+    <w:lsdException w:name="Body Text Indent 3" w:semiHidden="1" w:unhideWhenUsed="1"/>
+    <w:lsdException w:name="Block Text" w:semiHidden="1" w:unhideWhenUsed="1"/>
+    <w:lsdException w:name="Hyperlink" w:semiHidden="1" w:unhideWhenUsed="1"/>
+    <w:lsdException w:name="FollowedHyperlink" w:semiHidden="1" w:unhideWhenUsed="1"/>
+    <w:lsdException w:name="Strong" w:uiPriority="22" w:qFormat="1"/>
+    <w:lsdException w:name="Emphasis" w:uiPriority="20" w:qFormat="1"/>
+    <w:lsdException w:name="Document Map" w:semiHidden="1" w:unhideWhenUsed="1"/>
+    <w:lsdException w:name="Plain Text" w:semiHidden="1" w:unhideWhenUsed="1"/>
+    <w:lsdException w:name="E-mail Signature" w:semiHidden="1" w:unhideWhenUsed="1"/>
+    <w:lsdException w:name="HTML Top of Form" w:semiHidden="1" w:unhideWhenUsed="1"/>
+    <w:lsdException w:name="HTML Bottom of Form" w:semiHidden="1" w:unhideWhenUsed="1"/>
+    <w:lsdException w:name="Normal (Web)" w:semiHidden="1" w:unhideWhenUsed="1"/>
+    <w:lsdException w:name="HTML Acronym" w:semiHidden="1" w:unhideWhenUsed="1"/>
+    <w:lsdException w:name="HTML Address" w:semiHidden="1" w:unhideWhenUsed="1"/>
+    <w:lsdException w:name="HTML Cite" w:semiHidden="1" w:unhideWhenUsed="1"/>
+    <w:lsdException w:name="HTML Code" w:semiHidden="1" w:unhideWhenUsed="1"/>
+    <w:lsdException w:name="HTML Definition" w:semiHidden="1" w:unhideWhenUsed="1"/>
+    <w:lsdException w:name="HTML Keyboard" w:semiHidden="1" w:unhideWhenUsed="1"/>
+    <w:lsdException w:name="HTML Preformatted" w:semiHidden="1" w:unhideWhenUsed="1"/>
+    <w:lsdException w:name="HTML Sample" w:semiHidden="1" w:unhideWhenUsed="1"/>
+    <w:lsdException w:name="HTML Typewriter" w:semiHidden="1" w:unhideWhenUsed="1"/>
+    <w:lsdException w:name="HTML Variable" w:semiHidden="1" w:unhideWhenUsed="1"/>
+    <w:lsdException w:name="Normal Table" w:semiHidden="1" w:unhideWhenUsed="1"/>
+    <w:lsdException w:name="annotation subject" w:semiHidden="1" w:unhideWhenUsed="1"/>
+    <w:lsdException w:name="No List" w:semiHidden="1" w:unhideWhenUsed="1"/>
+    <w:lsdException w:name="Outline List 1" w:semiHidden="1" w:unhideWhenUsed="1"/>
+    <w:lsdException w:name="Outline List 2" w:semiHidden="1" w:unhideWhenUsed="1"/>
+    <w:lsdException w:name="Outline List 3" w:semiHidden="1" w:unhideWhenUsed="1"/>
+    <w:lsdException w:name="Table Simple 1" w:semiHidden="1" w:unhideWhenUsed="1"/>
+    <w:lsdException w:name="Table Simple 2" w:semiHidden="1" w:unhideWhenUsed="1"/>
+    <w:lsdException w:name="Table Simple 3" w:semiHidden="1" w:unhideWhenUsed="1"/>
+    <w:lsdException w:name="Table Classic 1" w:semiHidden="1" w:unhideWhenUsed="1"/>
+    <w:lsdException w:name="Table Classic 2" w:semiHidden="1" w:unhideWhenUsed="1"/>
+    <w:lsdException w:name="Table Classic 3" w:semiHidden="1" w:unhideWhenUsed="1"/>
+    <w:lsdException w:name="Table Classic 4" w:semiHidden="1" w:unhideWhenUsed="1"/>
+    <w:lsdException w:name="Table Colorful 1" w:semiHidden="1" w:unhideWhenUsed="1"/>
+    <w:lsdException w:name="Table Colorful 2" w:semiHidden="1" w:unhideWhenUsed="1"/>
+    <w:lsdException w:name="Table Colorful 3" w:semiHidden="1" w:unhideWhenUsed="1"/>
+    <w:lsdException w:name="Table Columns 1" w:semiHidden="1" w:unhideWhenUsed="1"/>
+    <w:lsdException w:name="Table Columns 2" w:semiHidden="1" w:unhideWhenUsed="1"/>
+    <w:lsdException w:name="Table Columns 3" w:semiHidden="1" w:unhideWhenUsed="1"/>
+    <w:lsdException w:name="Table Columns 4" w:semiHidden="1" w:unhideWhenUsed="1"/>
+    <w:lsdException w:name="Table Columns 5" w:semiHidden="1" w:unhideWhenUsed="1"/>
+    <w:lsdException w:name="Table Grid 1" w:semiHidden="1" w:unhideWhenUsed="1"/>
+    <w:lsdException w:name="Table Grid 2" w:semiHidden="1" w:unhideWhenUsed="1"/>
+    <w:lsdException w:name="Table Grid 3" w:semiHidden="1" w:unhideWhenUsed="1"/>
+    <w:lsdException w:name="Table Grid 4" w:semiHidden="1" w:unhideWhenUsed="1"/>
+    <w:lsdException w:name="Table Grid 5" w:semiHidden="1" w:unhideWhenUsed="1"/>
+    <w:lsdException w:name="Table Grid 6" w:semiHidden="1" w:unhideWhenUsed="1"/>
+    <w:lsdException w:name="Table Grid 7" w:semiHidden="1" w:unhideWhenUsed="1"/>
+    <w:lsdException w:name="Table Grid 8" w:semiHidden="1" w:unhideWhenUsed="1"/>
+    <w:lsdException w:name="Table List 1" w:semiHidden="1" w:unhideWhenUsed="1"/>
+    <w:lsdException w:name="Table List 2" w:semiHidden="1" w:unhideWhenUsed="1"/>
+    <w:lsdException w:name="Table List 3" w:semiHidden="1" w:unhideWhenUsed="1"/>
+    <w:lsdException w:name="Table List 4" w:semiHidden="1" w:unhideWhenUsed="1"/>
+    <w:lsdException w:name="Table List 5" w:semiHidden="1" w:unhideWhenUsed="1"/>
+    <w:lsdException w:name="Table List 6" w:semiHidden="1" w:unhideWhenUsed="1"/>
+    <w:lsdException w:name="Table List 7" w:semiHidden="1" w:unhideWhenUsed="1"/>
+    <w:lsdException w:name="Table List 8" w:semiHidden="1" w:unhideWhenUsed="1"/>
+    <w:lsdException w:name="Table 3D effects 1" w:semiHidden="1" w:unhideWhenUsed="1"/>
+    <w:lsdException w:name="Table 3D effects 2" w:semiHidden="1" w:unhideWhenUsed="1"/>
+    <w:lsdException w:name="Table 3D effects 3" w:semiHidden="1" w:unhideWhenUsed="1"/>
+    <w:lsdException w:name="Table Contemporary" w:semiHidden="1" w:unhideWhenUsed="1"/>
+    <w:lsdException w:name="Table Elegant" w:semiHidden="1" w:unhideWhenUsed="1"/>
+    <w:lsdException w:name="Table Professional" w:semiHidden="1" w:unhideWhenUsed="1"/>
+    <w:lsdException w:name="Table Subtle 1" w:semiHidden="1" w:unhideWhenUsed="1"/>
+    <w:lsdException w:name="Table Subtle 2" w:semiHidden="1" w:unhideWhenUsed="1"/>
+    <w:lsdException w:name="Table Web 1" w:semiHidden="1" w:unhideWhenUsed="1"/>
+    <w:lsdException w:name="Table Web 2" w:semiHidden="1" w:unhideWhenUsed="1"/>
+    <w:lsdException w:name="Table Web 3" w:semiHidden="1" w:unhideWhenUsed="1"/>
+    <w:lsdException w:name="Balloon Text" w:semiHidden="1" w:unhideWhenUsed="1"/>
+    <w:lsdException w:name="Table Grid" w:uiPriority="39"/>
+    <w:lsdException w:name="Table Theme" w:semiHidden="1" w:unhideWhenUsed="1"/>
+    <w:lsdException w:name="Placeholder Text" w:semiHidden="1"/>
+    <w:lsdException w:name="No Spacing" w:uiPriority="1" w:qFormat="1"/>
+    <w:lsdException w:name="Light Shading" w:uiPriority="60"/>
+    <w:lsdException w:name="Light List" w:uiPriority="61"/>
+    <w:lsdException w:name="Light Grid" w:uiPriority="62"/>
+    <w:lsdException w:name="Medium Shading 1" w:uiPriority="63"/>
+    <w:lsdException w:name="Medium Shading 2" w:uiPriority="64"/>
+    <w:lsdException w:name="Medium List 1" w:uiPriority="65"/>
+    <w:lsdException w:name="Medium List 2" w:uiPriority="66"/>
+    <w:lsdException w:name="Medium Grid 1" w:uiPriority="67"/>
+    <w:lsdException w:name="Medium Grid 2" w:uiPriority="68"/>
+    <w:lsdException w:name="Medium Grid 3" w:uiPriority="69"/>
+    <w:lsdException w:name="Dark List" w:uiPriority="70"/>
+    <w:lsdException w:name="Colorful Shading" w:uiPriority="71"/>
+    <w:lsdException w:name="Colorful List" w:uiPriority="72"/>
+    <w:lsdException w:name="Colorful Grid" w:uiPriority="73"/>
+    <w:lsdException w:name="Light Shading Accent 1" w:uiPriority="60"/>
+    <w:lsdException w:name="Light List Accent 1" w:uiPriority="61"/>
+    <w:lsdException w:name="Light Grid Accent 1" w:uiPriority="62"/>
+    <w:lsdException w:name="Medium Shading 1 Accent 1" w:uiPriority="63"/>
+    <w:lsdException w:name="Medium Shading 2 Accent 1" w:uiPriority="64"/>
+    <w:lsdException w:name="Medium List 1 Accent 1" w:uiPriority="65"/>
+    <w:lsdException w:name="Revision" w:semiHidden="1"/>
+    <w:lsdException w:name="List Paragraph" w:uiPriority="34" w:qFormat="1"/>
+    <w:lsdException w:name="Quote" w:uiPriority="29" w:qFormat="1"/>
+    <w:lsdException w:name="Intense Quote" w:uiPriority="30" w:qFormat="1"/>
+    <w:lsdException w:name="Medium List 2 Accent 1" w:uiPriority="66"/>
+    <w:lsdException w:name="Medium Grid 1 Accent 1" w:uiPriority="67"/>
+    <w:lsdException w:name="Medium Grid 2 Accent 1" w:uiPriority="68"/>
+    <w:lsdException w:name="Medium Grid 3 Accent 1" w:uiPriority="69"/>
+    <w:lsdException w:name="Dark List Accent 1" w:uiPriority="70"/>
+    <w:lsdException w:name="Colorful Shading Accent 1" w:uiPriority="71"/>
+    <w:lsdException w:name="Colorful List Accent 1" w:uiPriority="72"/>
+    <w:lsdException w:name="Colorful Grid Accent 1" w:uiPriority="73"/>
+    <w:lsdException w:name="Light Shading Accent 2" w:uiPriority="60"/>
+    <w:lsdException w:name="Light List Accent 2" w:uiPriority="61"/>
+    <w:lsdException w:name="Light Grid Accent 2" w:uiPriority="62"/>
+    <w:lsdException w:name="Medium Shading 1 Accent 2" w:uiPriority="63"/>
+    <w:lsdException w:name="Medium Shading 2 Accent 2" w:uiPriority="64"/>
+    <w:lsdException w:name="Medium List 1 Accent 2" w:uiPriority="65"/>
+    <w:lsdException w:name="Medium List 2 Accent 2" w:uiPriority="66"/>
+    <w:lsdException w:name="Medium Grid 1 Accent 2" w:uiPriority="67"/>
+    <w:lsdException w:name="Medium Grid 2 Accent 2" w:uiPriority="68"/>
+    <w:lsdException w:name="Medium Grid 3 Accent 2" w:uiPriority="69"/>
+    <w:lsdException w:name="Dark List Accent 2" w:uiPriority="70"/>
+    <w:lsdException w:name="Colorful Shading Accent 2" w:uiPriority="71"/>
+    <w:lsdException w:name="Colorful List Accent 2" w:uiPriority="72"/>
+    <w:lsdException w:name="Colorful Grid Accent 2" w:uiPriority="73"/>
+    <w:lsdException w:name="Light Shading Accent 3" w:uiPriority="60"/>
+    <w:lsdException w:name="Light List Accent 3" w:uiPriority="61"/>
+    <w:lsdException w:name="Light Grid Accent 3" w:uiPriority="62"/>
+    <w:lsdException w:name="Medium Shading 1 Accent 3" w:uiPriority="63"/>
+    <w:lsdException w:name="Medium Shading 2 Accent 3" w:uiPriority="64"/>
+    <w:lsdException w:name="Medium List 1 Accent 3" w:uiPriority="65"/>
+    <w:lsdException w:name="Medium List 2 Accent 3" w:uiPriority="66"/>
+    <w:lsdException w:name="Medium Grid 1 Accent 3" w:uiPriority="67"/>
+    <w:lsdException w:name="Medium Grid 2 Accent 3" w:uiPriority="68"/>
+    <w:lsdException w:name="Medium Grid 3 Accent 3" w:uiPriority="69"/>
+    <w:lsdException w:name="Dark List Accent 3" w:uiPriority="70"/>
+    <w:lsdException w:name="Colorful Shading Accent 3" w:uiPriority="71"/>
+    <w:lsdException w:name="Colorful List Accent 3" w:uiPriority="72"/>
+    <w:lsdException w:name="Colorful Grid Accent 3" w:uiPriority="73"/>
+    <w:lsdException w:name="Light Shading Accent 4" w:uiPriority="60"/>
+    <w:lsdException w:name="Light List Accent 4" w:uiPriority="61"/>
+    <w:lsdException w:name="Light Grid Accent 4" w:uiPriority="62"/>
+    <w:lsdException w:name="Medium Shading 1 Accent 4" w:uiPriority="63"/>
+    <w:lsdException w:name="Medium Shading 2 Accent 4" w:uiPriority="64"/>
+    <w:lsdException w:name="Medium List 1 Accent 4" w:uiPriority="65"/>
+    <w:lsdException w:name="Medium List 2 Accent 4" w:uiPriority="66"/>
+    <w:lsdException w:name="Medium Grid 1 Accent 4" w:uiPriority="67"/>
+    <w:lsdException w:name="Medium Grid 2 Accent 4" w:uiPriority="68"/>
+    <w:lsdException w:name="Medium Grid 3 Accent 4" w:uiPriority="69"/>
+    <w:lsdException w:name="Dark List Accent 4" w:uiPriority="70"/>
+    <w:lsdException w:name="Colorful Shading Accent 4" w:uiPriority="71"/>
+    <w:lsdException w:name="Colorful List Accent 4" w:uiPriority="72"/>
+    <w:lsdException w:name="Colorful Grid Accent 4" w:uiPriority="73"/>
+    <w:lsdException w:name="Light Shading Accent 5" w:uiPriority="60"/>
+    <w:lsdException w:name="Light List Accent 5" w:uiPriority="61"/>
+    <w:lsdException w:name="Light Grid Accent 5" w:uiPriority="62"/>
+    <w:lsdException w:name="Medium Shading 1 Accent 5" w:uiPriority="63"/>
+    <w:lsdException w:name="Medium Shading 2 Accent 5" w:uiPriority="64"/>
+    <w:lsdException w:name="Medium List 1 Accent 5" w:uiPriority="65"/>
+    <w:lsdException w:name="Medium List 2 Accent 5" w:uiPriority="66"/>
+    <w:lsdException w:name="Medium Grid 1 Accent 5" w:uiPriority="67"/>
+    <w:lsdException w:name="Medium Grid 2 Accent 5" w:uiPriority="68"/>
+    <w:lsdException w:name="Medium Grid 3 Accent 5" w:uiPriority="69"/>
+    <w:lsdException w:name="Dark List Accent 5" w:uiPriority="70"/>
+    <w:lsdException w:name="Colorful Shading Accent 5" w:uiPriority="71"/>
+    <w:lsdException w:name="Colorful List Accent 5" w:uiPriority="72"/>
+    <w:lsdException w:name="Colorful Grid Accent 5" w:uiPriority="73"/>
+    <w:lsdException w:name="Light Shading Accent 6" w:uiPriority="60"/>
+    <w:lsdException w:name="Light List Accent 6" w:uiPriority="61"/>
+    <w:lsdException w:name="Light Grid Accent 6" w:uiPriority="62"/>
+    <w:lsdException w:name="Medium Shading 1 Accent 6" w:uiPriority="63"/>
+    <w:lsdException w:name="Medium Shading 2 Accent 6" w:uiPriority="64"/>
+    <w:lsdException w:name="Medium List 1 Accent 6" w:uiPriority="65"/>
+    <w:lsdException w:name="Medium List 2 Accent 6" w:uiPriority="66"/>
+    <w:lsdException w:name="Medium Grid 1 Accent 6" w:uiPriority="67"/>
+    <w:lsdException w:name="Medium Grid 2 Accent 6" w:uiPriority="68"/>
+    <w:lsdException w:name="Medium Grid 3 Accent 6" w:uiPriority="69"/>
+    <w:lsdException w:name="Dark List Accent 6" w:uiPriority="70"/>
+    <w:lsdException w:name="Colorful Shading Accent 6" w:uiPriority="71"/>
+    <w:lsdException w:name="Colorful List Accent 6" w:uiPriority="72"/>
+    <w:lsdException w:name="Colorful Grid Accent 6" w:uiPriority="73"/>
+    <w:lsdException w:name="Subtle Emphasis" w:uiPriority="19" w:qFormat="1"/>
+    <w:lsdException w:name="Intense Emphasis" w:uiPriority="21" w:qFormat="1"/>
+    <w:lsdException w:name="Subtle Reference" w:uiPriority="31" w:qFormat="1"/>
+    <w:lsdException w:name="Intense Reference" w:uiPriority="32" w:qFormat="1"/>
+    <w:lsdException w:name="Book Title" w:uiPriority="33" w:qFormat="1"/>
+    <w:lsdException w:name="Bibliography" w:semiHidden="1" w:uiPriority="37" w:unhideWhenUsed="1"/>
+    <w:lsdException w:name="TOC Heading" w:semiHidden="1" w:uiPriority="39" w:unhideWhenUsed="1" w:qFormat="1"/>
+    <w:lsdException w:name="Plain Table 1" w:uiPriority="41"/>
+    <w:lsdException w:name="Plain Table 2" w:uiPriority="42"/>
+    <w:lsdException w:name="Plain Table 3" w:uiPriority="43"/>
+    <w:lsdException w:name="Plain Table 4" w:uiPriority="44"/>
+    <w:lsdException w:name="Plain Table 5" w:uiPriority="45"/>
+    <w:lsdException w:name="Grid Table Light" w:uiPriority="40"/>
+    <w:lsdException w:name="Grid Table 1 Light" w:uiPriority="46"/>
+    <w:lsdException w:name="Grid Table 2" w:uiPriority="47"/>
+    <w:lsdException w:name="Grid Table 3" w:uiPriority="48"/>
+    <w:lsdException w:name="Grid Table 4" w:uiPriority="49"/>
+    <w:lsdException w:name="Grid Table 5 Dark" w:uiPriority="50"/>
+    <w:lsdException w:name="Grid Table 6 Colorful" w:uiPriority="51"/>
+    <w:lsdException w:name="Grid Table 7 Colorful" w:uiPriority="52"/>
+    <w:lsdException w:name="Grid Table 1 Light Accent 1" w:uiPriority="46"/>
+    <w:lsdException w:name="Grid Table 2 Accent 1" w:uiPriority="47"/>
+    <w:lsdException w:name="Grid Table 3 Accent 1" w:uiPriority="48"/>
+    <w:lsdException w:name="Grid Table 4 Accent 1" w:uiPriority="49"/>
+    <w:lsdException w:name="Grid Table 5 Dark Accent 1" w:uiPriority="50"/>
+    <w:lsdException w:name="Grid Table 6 Colorful Accent 1" w:uiPriority="51"/>
+    <w:lsdException w:name="Grid Table 7 Colorful Accent 1" w:uiPriority="52"/>
+    <w:lsdException w:name="Grid Table 1 Light Accent 2" w:uiPriority="46"/>
+    <w:lsdException w:name="Grid Table 2 Accent 2" w:uiPriority="47"/>
+    <w:lsdException w:name="Grid Table 3 Accent 2" w:uiPriority="48"/>
+    <w:lsdException w:name="Grid Table 4 Accent 2" w:uiPriority="49"/>
+    <w:lsdException w:name="Grid Table 5 Dark Accent 2" w:uiPriority="50"/>
+    <w:lsdException w:name="Grid Table 6 Colorful Accent 2" w:uiPriority="51"/>
+    <w:lsdException w:name="Grid Table 7 Colorful Accent 2" w:uiPriority="52"/>
+    <w:lsdException w:name="Grid Table 1 Light Accent 3" w:uiPriority="46"/>
+    <w:lsdException w:name="Grid Table 2 Accent 3" w:uiPriority="47"/>
+    <w:lsdException w:name="Grid Table 3 Accent 3" w:uiPriority="48"/>
+    <w:lsdException w:name="Grid Table 4 Accent 3" w:uiPriority="49"/>
+    <w:lsdException w:name="Grid Table 5 Dark Accent 3" w:uiPriority="50"/>
+    <w:lsdException w:name="Grid Table 6 Colorful Accent 3" w:uiPriority="51"/>
+    <w:lsdException w:name="Grid Table 7 Colorful Accent 3" w:uiPriority="52"/>
+    <w:lsdException w:name="Grid Table 1 Light Accent 4" w:uiPriority="46"/>
+    <w:lsdException w:name="Grid Table 2 Accent 4" w:uiPriority="47"/>
+    <w:lsdException w:name="Grid Table 3 Accent 4" w:uiPriority="48"/>
+    <w:lsdException w:name="Grid Table 4 Accent 4" w:uiPriority="49"/>
+    <w:lsdException w:name="Grid Table 5 Dark Accent 4" w:uiPriority="50"/>
+    <w:lsdException w:name="Grid Table 6 Colorful Accent 4" w:uiPriority="51"/>
+    <w:lsdException w:name="Grid Table 7 Colorful Accent 4" w:uiPriority="52"/>
+    <w:lsdException w:name="Grid Table 1 Light Accent 5" w:uiPriority="46"/>
+    <w:lsdException w:name="Grid Table 2 Accent 5" w:uiPriority="47"/>
+    <w:lsdException w:name="Grid Table 3 Accent 5" w:uiPriority="48"/>
+    <w:lsdException w:name="Grid Table 4 Accent 5" w:uiPriority="49"/>
+    <w:lsdException w:name="Grid Table 5 Dark Accent 5" w:uiPriority="50"/>
+    <w:lsdException w:name="Grid Table 6 Colorful Accent 5" w:uiPriority="51"/>
+    <w:lsdException w:name="Grid Table 7 Colorful Accent 5" w:uiPriority="52"/>
+    <w:lsdException w:name="Grid Table 1 Light Accent 6" w:uiPriority="46"/>
+    <w:lsdException w:name="Grid Table 2 Accent 6" w:uiPriority="47"/>
+    <w:lsdException w:name="Grid Table 3 Accent 6" w:uiPriority="48"/>
+    <w:lsdException w:name="Grid Table 4 Accent 6" w:uiPriority="49"/>
+    <w:lsdException w:name="Grid Table 5 Dark Accent 6" w:uiPriority="50"/>
+    <w:lsdException w:name="Grid Table 6 Colorful Accent 6" w:uiPriority="51"/>
+    <w:lsdException w:name="Grid Table 7 Colorful Accent 6" w:uiPriority="52"/>
+    <w:lsdException w:name="List Table 1 Light" w:uiPriority="46"/>
+    <w:lsdException w:name="List Table 2" w:uiPriority="47"/>
+    <w:lsdException w:name="List Table 3" w:uiPriority="48"/>
+    <w:lsdException w:name="List Table 4" w:uiPriority="49"/>
+    <w:lsdException w:name="List Table 5 Dark" w:uiPriority="50"/>
+    <w:lsdException w:name="List Table 6 Colorful" w:uiPriority="51"/>
+    <w:lsdException w:name="List Table 7 Colorful" w:uiPriority="52"/>
+    <w:lsdException w:name="List Table 1 Light Accent 1" w:uiPriority="46"/>
+    <w:lsdException w:name="List Table 2 Accent 1" w:uiPriority="47"/>
+    <w:lsdException w:name="List Table 3 Accent 1" w:uiPriority="48"/>
+    <w:lsdException w:name="List Table 4 Accent 1" w:uiPriority="49"/>
+    <w:lsdException w:name="List Table 5 Dark Accent 1" w:uiPriority="50"/>
+    <w:lsdException w:name="List Table 6 Colorful Accent 1" w:uiPriority="51"/>
+    <w:lsdException w:name="List Table 7 Colorful Accent 1" w:uiPriority="52"/>
+    <w:lsdException w:name="List Table 1 Light Accent 2" w:uiPriority="46"/>
+    <w:lsdException w:name="List Table 2 Accent 2" w:uiPriority="47"/>
+    <w:lsdException w:name="List Table 3 Accent 2" w:uiPriority="48"/>
+    <w:lsdException w:name="List Table 4 Accent 2" w:uiPriority="49"/>
+    <w:lsdException w:name="List Table 5 Dark Accent 2" w:uiPriority="50"/>
+    <w:lsdException w:name="List Table 6 Colorful Accent 2" w:uiPriority="51"/>
+    <w:lsdException w:name="List Table 7 Colorful Accent 2" w:uiPriority="52"/>
+    <w:lsdException w:name="List Table 1 Light Accent 3" w:uiPriority="46"/>
+    <w:lsdException w:name="List Table 2 Accent 3" w:uiPriority="47"/>
+    <w:lsdException w:name="List Table 3 Accent 3" w:uiPriority="48"/>
+    <w:lsdException w:name="List Table 4 Accent 3" w:uiPriority="49"/>
+    <w:lsdException w:name="List Table 5 Dark Accent 3" w:uiPriority="50"/>
+    <w:lsdException w:name="List Table 6 Colorful Accent 3" w:uiPriority="51"/>
+    <w:lsdException w:name="List Table 7 Colorful Accent 3" w:uiPriority="52"/>
+    <w:lsdException w:name="List Table 1 Light Accent 4" w:uiPriority="46"/>
+    <w:lsdException w:name="List Table 2 Accent 4" w:uiPriority="47"/>
+    <w:lsdException w:name="List Table 3 Accent 4" w:uiPriority="48"/>
+    <w:lsdException w:name="List Table 4 Accent 4" w:uiPriority="49"/>
+    <w:lsdException w:name="List Table 5 Dark Accent 4" w:uiPriority="50"/>
+    <w:lsdException w:name="List Table 6 Colorful Accent 4" w:uiPriority="51"/>
+    <w:lsdException w:name="List Table 7 Colorful Accent 4" w:uiPriority="52"/>
+    <w:lsdException w:name="List Table 1 Light Accent 5" w:uiPriority="46"/>
+    <w:lsdException w:name="List Table 2 Accent 5" w:uiPriority="47"/>
+    <w:lsdException w:name="List Table 3 Accent 5" w:uiPriority="48"/>
+    <w:lsdException w:name="List Table 4 Accent 5" w:uiPriority="49"/>
+    <w:lsdException w:name="List Table 5 Dark Accent 5" w:uiPriority="50"/>
+    <w:lsdException w:name="List Table 6 Colorful Accent 5" w:uiPriority="51"/>
+    <w:lsdException w:name="List Table 7 Colorful Accent 5" w:uiPriority="52"/>
+    <w:lsdException w:name="List Table 1 Light Accent 6" w:uiPriority="46"/>
+    <w:lsdException w:name="List Table 2 Accent 6" w:uiPriority="47"/>
+    <w:lsdException w:name="List Table 3 Accent 6" w:uiPriority="48"/>
+    <w:lsdException w:name="List Table 4 Accent 6" w:uiPriority="49"/>
+    <w:lsdException w:name="List Table 5 Dark Accent 6" w:uiPriority="50"/>
+    <w:lsdException w:name="List Table 6 Colorful Accent 6" w:uiPriority="51"/>
+    <w:lsdException w:name="List Table 7 Colorful Accent 6" w:uiPriority="52"/>
+    <w:lsdException w:name="Mention" w:semiHidden="1" w:unhideWhenUsed="1"/>
+    <w:lsdException w:name="Smart Hyperlink" w:semiHidden="1" w:unhideWhenUsed="1"/>
+    <w:lsdException w:name="Hashtag" w:semiHidden="1" w:unhideWhenUsed="1"/>
+    <w:lsdException w:name="Unresolved Mention" w:semiHidden="1" w:unhideWhenUsed="1"/>
+    <w:lsdException w:name="Smart Link" w:semiHidden="1" w:unhideWhenUsed="1"/>
+  </w:latentStyles>
+  <w:style w:type="paragraph" w:default="1" w:styleId="Normal">
+    <w:name w:val="Normal"/>
+    <w:qFormat/>
   </w:style>
-  <w:style w:type="paragraph" w:styleId="Normal" w:default="1">
-    <w:name w:val="normal"/>
-  </w:style>
-  <w:style w:type="paragraph" w:styleId="Heading1">
+  <w:style w:type="paragraph" w:styleId="Ttulo1">
     <w:name w:val="heading 1"/>
     <w:basedOn w:val="Normal"/>
     <w:next w:val="Normal"/>
+    <w:uiPriority w:val="9"/>
+    <w:qFormat/>
     <w:pPr>
-      <w:keepNext w:val="1"/>
-      <w:keepLines w:val="1"/>
-      <w:pageBreakBefore w:val="0"/>
-      <w:spacing w:after="120" w:before="480" w:lineRule="auto"/>
+      <w:keepNext/>
+      <w:keepLines/>
+      <w:spacing w:before="480" w:after="120"/>
+      <w:outlineLvl w:val="0"/>
     </w:pPr>
     <w:rPr>
-      <w:b w:val="1"/>
-      <w:bCs w:val="1"/>
+      <w:b/>
+      <w:bCs/>
       <w:sz w:val="48"/>
       <w:szCs w:val="48"/>
     </w:rPr>
   </w:style>
-  <w:style w:type="paragraph" w:styleId="Heading2">
+  <w:style w:type="paragraph" w:styleId="Ttulo2">
     <w:name w:val="heading 2"/>
     <w:basedOn w:val="Normal"/>
     <w:next w:val="Normal"/>
+    <w:uiPriority w:val="9"/>
+    <w:semiHidden/>
+    <w:unhideWhenUsed/>
+    <w:qFormat/>
     <w:pPr>
-      <w:keepNext w:val="1"/>
-      <w:keepLines w:val="1"/>
-      <w:pageBreakBefore w:val="0"/>
-      <w:spacing w:after="80" w:before="360" w:lineRule="auto"/>
+      <w:keepNext/>
+      <w:keepLines/>
+      <w:spacing w:before="360" w:after="80"/>
+      <w:outlineLvl w:val="1"/>
     </w:pPr>
     <w:rPr>
-      <w:b w:val="1"/>
-      <w:bCs w:val="1"/>
+      <w:b/>
+      <w:bCs/>
       <w:sz w:val="36"/>
       <w:szCs w:val="36"/>
     </w:rPr>
   </w:style>
-  <w:style w:type="paragraph" w:styleId="Heading3">
+  <w:style w:type="paragraph" w:styleId="Ttulo3">
     <w:name w:val="heading 3"/>
     <w:basedOn w:val="Normal"/>
     <w:next w:val="Normal"/>
+    <w:uiPriority w:val="9"/>
+    <w:semiHidden/>
+    <w:unhideWhenUsed/>
+    <w:qFormat/>
     <w:pPr>
-      <w:keepNext w:val="1"/>
-      <w:keepLines w:val="1"/>
-      <w:pageBreakBefore w:val="0"/>
-      <w:spacing w:after="80" w:before="280" w:lineRule="auto"/>
+      <w:keepNext/>
+      <w:keepLines/>
+      <w:spacing w:before="280" w:after="80"/>
+      <w:outlineLvl w:val="2"/>
     </w:pPr>
     <w:rPr>
-      <w:b w:val="1"/>
-      <w:bCs w:val="1"/>
+      <w:b/>
+      <w:bCs/>
       <w:sz w:val="28"/>
       <w:szCs w:val="28"/>
     </w:rPr>
   </w:style>
-  <w:style w:type="paragraph" w:styleId="Heading4">
+  <w:style w:type="paragraph" w:styleId="Ttulo4">
     <w:name w:val="heading 4"/>
     <w:basedOn w:val="Normal"/>
     <w:next w:val="Normal"/>
+    <w:uiPriority w:val="9"/>
+    <w:semiHidden/>
+    <w:unhideWhenUsed/>
+    <w:qFormat/>
     <w:pPr>
-      <w:keepNext w:val="1"/>
-      <w:keepLines w:val="1"/>
-      <w:pageBreakBefore w:val="0"/>
-      <w:spacing w:after="40" w:before="240" w:lineRule="auto"/>
+      <w:keepNext/>
+      <w:keepLines/>
+      <w:spacing w:before="240" w:after="40"/>
+      <w:outlineLvl w:val="3"/>
     </w:pPr>
     <w:rPr>
-      <w:b w:val="1"/>
-      <w:bCs w:val="1"/>
-      <w:sz w:val="24"/>
-      <w:szCs w:val="24"/>
+      <w:b/>
+      <w:bCs/>
     </w:rPr>
   </w:style>
-  <w:style w:type="paragraph" w:styleId="Heading5">
+  <w:style w:type="paragraph" w:styleId="Ttulo5">
     <w:name w:val="heading 5"/>
     <w:basedOn w:val="Normal"/>
     <w:next w:val="Normal"/>
+    <w:uiPriority w:val="9"/>
+    <w:semiHidden/>
+    <w:unhideWhenUsed/>
+    <w:qFormat/>
     <w:pPr>
-      <w:keepNext w:val="1"/>
-      <w:keepLines w:val="1"/>
-      <w:pageBreakBefore w:val="0"/>
-      <w:spacing w:after="40" w:before="220" w:lineRule="auto"/>
+      <w:keepNext/>
+      <w:keepLines/>
+      <w:spacing w:before="220" w:after="40"/>
+      <w:outlineLvl w:val="4"/>
     </w:pPr>
     <w:rPr>
-      <w:b w:val="1"/>
-      <w:bCs w:val="1"/>
+      <w:b/>
+      <w:bCs/>
       <w:sz w:val="22"/>
       <w:szCs w:val="22"/>
     </w:rPr>
   </w:style>
-  <w:style w:type="paragraph" w:styleId="Heading6">
+  <w:style w:type="paragraph" w:styleId="Ttulo6">
     <w:name w:val="heading 6"/>
     <w:basedOn w:val="Normal"/>
     <w:next w:val="Normal"/>
+    <w:uiPriority w:val="9"/>
+    <w:semiHidden/>
+    <w:unhideWhenUsed/>
+    <w:qFormat/>
     <w:pPr>
-      <w:keepNext w:val="1"/>
-      <w:keepLines w:val="1"/>
-      <w:pageBreakBefore w:val="0"/>
-      <w:spacing w:after="40" w:before="200" w:lineRule="auto"/>
+      <w:keepNext/>
+      <w:keepLines/>
+      <w:spacing w:before="200" w:after="40"/>
+      <w:outlineLvl w:val="5"/>
     </w:pPr>
     <w:rPr>
-      <w:b w:val="1"/>
-      <w:bCs w:val="1"/>
+      <w:b/>
+      <w:bCs/>
       <w:sz w:val="20"/>
       <w:szCs w:val="20"/>
     </w:rPr>
   </w:style>
-  <w:style w:type="paragraph" w:styleId="Title">
+  <w:style w:type="character" w:default="1" w:styleId="Fuentedeprrafopredeter">
+    <w:name w:val="Default Paragraph Font"/>
+    <w:uiPriority w:val="1"/>
+    <w:semiHidden/>
+    <w:unhideWhenUsed/>
+  </w:style>
+  <w:style w:type="table" w:default="1" w:styleId="Tablanormal">
+    <w:name w:val="Normal Table"/>
+    <w:uiPriority w:val="99"/>
+    <w:semiHidden/>
+    <w:unhideWhenUsed/>
+    <w:tblPr>
+      <w:tblInd w:w="0" w:type="dxa"/>
+      <w:tblCellMar>
+        <w:top w:w="0" w:type="dxa"/>
+        <w:left w:w="108" w:type="dxa"/>
+        <w:bottom w:w="0" w:type="dxa"/>
+        <w:right w:w="108" w:type="dxa"/>
+      </w:tblCellMar>
+    </w:tblPr>
+  </w:style>
+  <w:style w:type="numbering" w:default="1" w:styleId="Sinlista">
+    <w:name w:val="No List"/>
+    <w:uiPriority w:val="99"/>
+    <w:semiHidden/>
+    <w:unhideWhenUsed/>
+  </w:style>
+  <w:style w:type="table" w:customStyle="1" w:styleId="TableNormal">
+    <w:name w:val="TableNormal"/>
+    <w:tblPr>
+      <w:tblCellMar>
+        <w:top w:w="100" w:type="dxa"/>
+        <w:left w:w="100" w:type="dxa"/>
+        <w:bottom w:w="100" w:type="dxa"/>
+        <w:right w:w="100" w:type="dxa"/>
+      </w:tblCellMar>
+    </w:tblPr>
+  </w:style>
+  <w:style w:type="paragraph" w:styleId="Ttulo">
     <w:name w:val="Title"/>
     <w:basedOn w:val="Normal"/>
     <w:next w:val="Normal"/>
+    <w:uiPriority w:val="10"/>
+    <w:qFormat/>
     <w:pPr>
-      <w:keepNext w:val="1"/>
-      <w:keepLines w:val="1"/>
-      <w:pageBreakBefore w:val="0"/>
-      <w:spacing w:after="120" w:before="480" w:lineRule="auto"/>
+      <w:keepNext/>
+      <w:keepLines/>
+      <w:spacing w:before="480" w:after="120"/>
     </w:pPr>
     <w:rPr>
-      <w:b w:val="1"/>
-      <w:bCs w:val="1"/>
+      <w:b/>
+      <w:bCs/>
       <w:sz w:val="72"/>
       <w:szCs w:val="72"/>
     </w:rPr>
   </w:style>
-  <w:style w:type="paragraph" w:styleId="Subtitle">
+  <w:style w:type="paragraph" w:styleId="Subttulo">
     <w:name w:val="Subtitle"/>
     <w:basedOn w:val="Normal"/>
     <w:next w:val="Normal"/>
+    <w:uiPriority w:val="11"/>
+    <w:qFormat/>
     <w:pPr>
-      <w:keepNext w:val="1"/>
-      <w:keepLines w:val="1"/>
-      <w:pageBreakBefore w:val="0"/>
-      <w:spacing w:after="80" w:before="360" w:lineRule="auto"/>
+      <w:keepNext/>
+      <w:keepLines/>
+      <w:spacing w:before="360" w:after="80"/>
     </w:pPr>
     <w:rPr>
-      <w:rFonts w:ascii="Georgia" w:cs="Georgia" w:eastAsia="Georgia" w:hAnsi="Georgia"/>
-      <w:i w:val="1"/>
-      <w:iCs w:val="1"/>
+      <w:rFonts w:ascii="Georgia" w:eastAsia="Georgia" w:hAnsi="Georgia" w:cs="Georgia"/>
+      <w:i/>
+      <w:iCs/>
       <w:color w:val="666666"/>
       <w:sz w:val="48"/>
       <w:szCs w:val="48"/>
     </w:rPr>
   </w:style>
-  <w:style w:type="table" w:styleId="Table1">
+  <w:style w:type="table" w:customStyle="1" w:styleId="a">
     <w:basedOn w:val="TableNormal"/>
     <w:tblPr>
       <w:tblStyleRowBandSize w:val="1"/>

--- a/Fase 2/Evidencias Proyecto/Evidencias de documentación/Gestión/Resolución de conflictos.docx
+++ b/Fase 2/Evidencias Proyecto/Evidencias de documentación/Gestión/Resolución de conflictos.docx
@@ -474,7 +474,14 @@
         <w:rPr>
           <w:rFonts w:ascii="Times New Roman" w:eastAsia="Times New Roman" w:hAnsi="Times New Roman" w:cs="Times New Roman"/>
         </w:rPr>
-        <w:t xml:space="preserve"> Si un integrante incumple reiteradamente sus responsabilidades, no asiste a las reuniones de estado o abandona sus tareas afectando el código de producción y la nota grupal, el Jefe de Proyecto informará formalmente al Profesor Guía de la asignatura Capstone para aplicar las sanciones académicas correspondientes.</w:t>
+        <w:t xml:space="preserve"> Si un integrante incumple reiteradamente sus responsabilidades, no asiste a las reuniones de estado o abandona sus tareas afectando el código de producción y la nota grupal, el Jefe de Proyecto </w:t>
+      </w:r>
+      <w:r>
+        <w:rPr>
+          <w:rFonts w:ascii="Times New Roman" w:eastAsia="Times New Roman" w:hAnsi="Times New Roman" w:cs="Times New Roman"/>
+        </w:rPr>
+        <w:lastRenderedPageBreak/>
+        <w:t>informará formalmente al Profesor Guía de la asignatura Capstone para aplicar las sanciones académicas correspondientes.</w:t>
       </w:r>
     </w:p>
     <w:p>
@@ -1173,7 +1180,14 @@
         <w:rPr>
           <w:rFonts w:ascii="Times New Roman" w:eastAsia="Times New Roman" w:hAnsi="Times New Roman" w:cs="Times New Roman"/>
         </w:rPr>
-        <w:t xml:space="preserve"> Situación: el cliente pidió priorizar la gestión interna y la agenda, y retirar el dashboard de Power BI. Qué se hizo: se trató como «Desacuerdo en el alcance» de la matriz del punto 4; el Jefe de Proyecto y la Líder Técnica evaluaron el cambio con el cliente, quedó registrado en el Acta de Reunión N° 01 y se actualizaron la Especificación de Requisitos (control de cambios) y la carta Gantt. Resultado: acordado con el cliente.</w:t>
+        <w:t xml:space="preserve"> Situación: el cliente pidió priorizar la gestión interna y la agenda, y retirar el dashboard de Power BI. Qué se hizo: se trató como «Desacuerdo en el alcance» de la matriz del punto 4; el Jefe de Proyecto y la Líder Técnica evaluaron el cambio con el cliente, quedó registrado en el Acta de Reunión N° 01 y se actualizaron la </w:t>
+      </w:r>
+      <w:r>
+        <w:rPr>
+          <w:rFonts w:ascii="Times New Roman" w:eastAsia="Times New Roman" w:hAnsi="Times New Roman" w:cs="Times New Roman"/>
+        </w:rPr>
+        <w:lastRenderedPageBreak/>
+        <w:t>Especificación de Requisitos (control de cambios) y la carta Gantt. Resultado: acordado con el cliente.</w:t>
       </w:r>
     </w:p>
     <w:p>
@@ -1193,7 +1207,13 @@
         <w:rPr>
           <w:rFonts w:ascii="Times New Roman" w:eastAsia="Times New Roman" w:hAnsi="Times New Roman" w:cs="Times New Roman"/>
         </w:rPr>
-        <w:t xml:space="preserve"> Situación: los tres integrantes hacen su práctica en jornada completa (diarios de reflexión 2.1). Qué se hizo: se aplicó el Nivel 1 (resolución directa): bloques fijos de trabajo en las tardes y los fines de semana, y avisar con anticipación cuando la práctica no deje avanzar. Resultado: el motor de reservas terminó dos días después de lo planificado. [confirmar con el equipo]</w:t>
+        <w:t xml:space="preserve"> Situación: los tres integrantes hacen su práctica en jornada completa (diarios de reflexión 2.1). Qué se hizo: se aplicó el Nivel 1 (resolución directa): bloques fijos de trabajo en las tardes y los fines de semana, y avisar con anticipación cuando la práctica no deje avanzar. Resultado: el motor de reservas terminó </w:t>
+      </w:r>
+      <w:r>
+        <w:rPr>
+          <w:rFonts w:ascii="Times New Roman" w:eastAsia="Times New Roman" w:hAnsi="Times New Roman" w:cs="Times New Roman"/>
+        </w:rPr>
+        <w:t>dos días después de lo planificado.</w:t>
       </w:r>
     </w:p>
     <w:p>
@@ -1264,7 +1284,7 @@
         <w:rPr>
           <w:rFonts w:ascii="Times New Roman" w:eastAsia="Times New Roman" w:hAnsi="Times New Roman" w:cs="Times New Roman"/>
         </w:rPr>
-        <w:t>Reglas propuestas el 28-10-2026 para que el trabajo de un integrante no pise el de otro [confirmar con el equipo]:</w:t>
+        <w:t>Reglas acordadas por el equipo el 28-10-2026 para que el trabajo de un integrante no pise el de otro:</w:t>
       </w:r>
     </w:p>
     <w:p>
